--- a/data/outputs/v2/Essential_Mathematics/SS1.1_Real_Numbers/Essential_Mathematics_Real_Numbers_CBE_LessonSequence.docx
+++ b/data/outputs/v2/Essential_Mathematics/SS1.1_Real_Numbers/Essential_Mathematics_Real_Numbers_CBE_LessonSequence.docx
@@ -2899,32 +2899,32 @@
         <w:tc>
           <w:tcPr>
             <w:tcW w:type="dxa" w:w="1520"/>
-            <w:shd w:fill="F2F2F2" w:color="auto" w:val="clear"/>
-            <w:tcMar>
-              <w:top w:type="dxa" w:w="60"/>
-              <w:left w:type="dxa" w:w="120"/>
-              <w:bottom w:type="dxa" w:w="60"/>
-              <w:right w:type="dxa" w:w="120"/>
-            </w:tcMar>
-            <w:vAlign w:val="top"/>
-          </w:tcPr>
-          <w:p>
-            <w:pPr>
-              <w:spacing w:after="40" w:before="0"/>
-              <w:jc w:val="left"/>
-            </w:pPr>
-            <w:r>
-              <w:rPr>
-                <w:rFonts w:ascii="Arial" w:cs="Arial" w:eastAsia="Arial" w:hAnsi="Arial"/>
-                <w:b/>
-                <w:bCs/>
-                <w:i w:val="false"/>
-                <w:iCs w:val="false"/>
-                <w:color w:val="000000"/>
-                <w:sz w:val="18"/>
-                <w:szCs w:val="18"/>
-              </w:rPr>
-              <w:t xml:space="preserve">1 — Predict</w:t>
+            <w:shd w:fill="EAD1F5" w:color="auto" w:val="clear"/>
+            <w:tcMar>
+              <w:top w:type="dxa" w:w="60"/>
+              <w:left w:type="dxa" w:w="120"/>
+              <w:bottom w:type="dxa" w:w="60"/>
+              <w:right w:type="dxa" w:w="120"/>
+            </w:tcMar>
+            <w:vAlign w:val="top"/>
+          </w:tcPr>
+          <w:p>
+            <w:pPr>
+              <w:spacing w:after="40" w:before="0"/>
+              <w:jc w:val="left"/>
+            </w:pPr>
+            <w:r>
+              <w:rPr>
+                <w:rFonts w:ascii="Arial" w:cs="Arial" w:eastAsia="Arial" w:hAnsi="Arial"/>
+                <w:b/>
+                <w:bCs/>
+                <w:i w:val="false"/>
+                <w:iCs w:val="false"/>
+                <w:color w:val="000000"/>
+                <w:sz w:val="18"/>
+                <w:szCs w:val="18"/>
+              </w:rPr>
+              <w:t xml:space="preserve">Predict Phase</w:t>
             </w:r>
           </w:p>
           <w:p>
@@ -2947,7 +2947,7 @@
             <w:pPr>
               <w:spacing w:after="20" w:before="0"/>
             </w:pPr>
-            <w:hyperlink w:history="1" r:id="rIdyxmkiphjxkuy0qhgbmx_i">
+            <w:hyperlink w:history="1" r:id="rIdx59wzwqrihuawhmmtf3ie">
               <w:r>
                 <w:rPr>
                   <w:rFonts w:ascii="Arial" w:cs="Arial" w:eastAsia="Arial" w:hAnsi="Arial"/>
@@ -2980,7 +2980,7 @@
               <w:spacing w:after="10" w:before="0"/>
               <w:ind w:left="120"/>
             </w:pPr>
-            <w:hyperlink w:history="1" r:id="rIdosfik_p3y7rpskourmx5a">
+            <w:hyperlink w:history="1" r:id="rIds5zfmtslnzimk4oorsje6">
               <w:r>
                 <w:rPr>
                   <w:rFonts w:ascii="Arial" w:cs="Arial" w:eastAsia="Arial" w:hAnsi="Arial"/>
@@ -3025,7 +3025,7 @@
             <w:pPr>
               <w:spacing w:after="20" w:before="0"/>
             </w:pPr>
-            <w:hyperlink w:history="1" r:id="rIdlolcdlwpvt6x-arr8j9hb">
+            <w:hyperlink w:history="1" r:id="rIdzjstje26l3dtbvuldpwqg">
               <w:r>
                 <w:rPr>
                   <w:rFonts w:ascii="Arial" w:cs="Arial" w:eastAsia="Arial" w:hAnsi="Arial"/>
@@ -3058,7 +3058,7 @@
               <w:spacing w:after="10" w:before="0"/>
               <w:ind w:left="120"/>
             </w:pPr>
-            <w:hyperlink w:history="1" r:id="rId-7jeap1q0efzqzi1zctii">
+            <w:hyperlink w:history="1" r:id="rIdm66qgw71vh7xxjjddc4hw">
               <w:r>
                 <w:rPr>
                   <w:rFonts w:ascii="Arial" w:cs="Arial" w:eastAsia="Arial" w:hAnsi="Arial"/>
@@ -3281,32 +3281,32 @@
         <w:tc>
           <w:tcPr>
             <w:tcW w:type="dxa" w:w="1520"/>
-            <w:shd w:fill="F2F2F2" w:color="auto" w:val="clear"/>
-            <w:tcMar>
-              <w:top w:type="dxa" w:w="60"/>
-              <w:left w:type="dxa" w:w="120"/>
-              <w:bottom w:type="dxa" w:w="60"/>
-              <w:right w:type="dxa" w:w="120"/>
-            </w:tcMar>
-            <w:vAlign w:val="top"/>
-          </w:tcPr>
-          <w:p>
-            <w:pPr>
-              <w:spacing w:after="40" w:before="0"/>
-              <w:jc w:val="left"/>
-            </w:pPr>
-            <w:r>
-              <w:rPr>
-                <w:rFonts w:ascii="Arial" w:cs="Arial" w:eastAsia="Arial" w:hAnsi="Arial"/>
-                <w:b/>
-                <w:bCs/>
-                <w:i w:val="false"/>
-                <w:iCs w:val="false"/>
-                <w:color w:val="000000"/>
-                <w:sz w:val="18"/>
-                <w:szCs w:val="18"/>
-              </w:rPr>
-              <w:t xml:space="preserve">2 — Observe</w:t>
+            <w:shd w:fill="D9EEF1" w:color="auto" w:val="clear"/>
+            <w:tcMar>
+              <w:top w:type="dxa" w:w="60"/>
+              <w:left w:type="dxa" w:w="120"/>
+              <w:bottom w:type="dxa" w:w="60"/>
+              <w:right w:type="dxa" w:w="120"/>
+            </w:tcMar>
+            <w:vAlign w:val="top"/>
+          </w:tcPr>
+          <w:p>
+            <w:pPr>
+              <w:spacing w:after="40" w:before="0"/>
+              <w:jc w:val="left"/>
+            </w:pPr>
+            <w:r>
+              <w:rPr>
+                <w:rFonts w:ascii="Arial" w:cs="Arial" w:eastAsia="Arial" w:hAnsi="Arial"/>
+                <w:b/>
+                <w:bCs/>
+                <w:i w:val="false"/>
+                <w:iCs w:val="false"/>
+                <w:color w:val="000000"/>
+                <w:sz w:val="18"/>
+                <w:szCs w:val="18"/>
+              </w:rPr>
+              <w:t xml:space="preserve">Observe Phase</w:t>
             </w:r>
           </w:p>
           <w:p>
@@ -3329,7 +3329,7 @@
             <w:pPr>
               <w:spacing w:after="20" w:before="0"/>
             </w:pPr>
-            <w:hyperlink w:history="1" r:id="rId-ki2ubf7tbkyrjcnurvuj">
+            <w:hyperlink w:history="1" r:id="rIdgzjiktj4w4nl3qdtyljij">
               <w:r>
                 <w:rPr>
                   <w:rFonts w:ascii="Arial" w:cs="Arial" w:eastAsia="Arial" w:hAnsi="Arial"/>
@@ -3362,7 +3362,7 @@
               <w:spacing w:after="10" w:before="0"/>
               <w:ind w:left="120"/>
             </w:pPr>
-            <w:hyperlink w:history="1" r:id="rIdsqsnl3y-lazkdf2p5yyzp">
+            <w:hyperlink w:history="1" r:id="rId2j1ktocw1sttiqpvu5gkj">
               <w:r>
                 <w:rPr>
                   <w:rFonts w:ascii="Arial" w:cs="Arial" w:eastAsia="Arial" w:hAnsi="Arial"/>
@@ -3407,7 +3407,7 @@
             <w:pPr>
               <w:spacing w:after="20" w:before="0"/>
             </w:pPr>
-            <w:hyperlink w:history="1" r:id="rIdd0qdphckowcuidv5llwbv">
+            <w:hyperlink w:history="1" r:id="rIdzjrdxbacfytnkdnde78a-">
               <w:r>
                 <w:rPr>
                   <w:rFonts w:ascii="Arial" w:cs="Arial" w:eastAsia="Arial" w:hAnsi="Arial"/>
@@ -3440,7 +3440,7 @@
               <w:spacing w:after="10" w:before="0"/>
               <w:ind w:left="120"/>
             </w:pPr>
-            <w:hyperlink w:history="1" r:id="rIdcfluhjomjuokjnecrqqbv">
+            <w:hyperlink w:history="1" r:id="rIdced0pi-xfsiugtmzdphwn">
               <w:r>
                 <w:rPr>
                   <w:rFonts w:ascii="Arial" w:cs="Arial" w:eastAsia="Arial" w:hAnsi="Arial"/>
@@ -3682,32 +3682,32 @@
         <w:tc>
           <w:tcPr>
             <w:tcW w:type="dxa" w:w="1520"/>
-            <w:shd w:fill="F2F2F2" w:color="auto" w:val="clear"/>
-            <w:tcMar>
-              <w:top w:type="dxa" w:w="60"/>
-              <w:left w:type="dxa" w:w="120"/>
-              <w:bottom w:type="dxa" w:w="60"/>
-              <w:right w:type="dxa" w:w="120"/>
-            </w:tcMar>
-            <w:vAlign w:val="top"/>
-          </w:tcPr>
-          <w:p>
-            <w:pPr>
-              <w:spacing w:after="40" w:before="0"/>
-              <w:jc w:val="left"/>
-            </w:pPr>
-            <w:r>
-              <w:rPr>
-                <w:rFonts w:ascii="Arial" w:cs="Arial" w:eastAsia="Arial" w:hAnsi="Arial"/>
-                <w:b/>
-                <w:bCs/>
-                <w:i w:val="false"/>
-                <w:iCs w:val="false"/>
-                <w:color w:val="000000"/>
-                <w:sz w:val="18"/>
-                <w:szCs w:val="18"/>
-              </w:rPr>
-              <w:t xml:space="preserve">3 — Explain</w:t>
+            <w:shd w:fill="E2EFDA" w:color="auto" w:val="clear"/>
+            <w:tcMar>
+              <w:top w:type="dxa" w:w="60"/>
+              <w:left w:type="dxa" w:w="120"/>
+              <w:bottom w:type="dxa" w:w="60"/>
+              <w:right w:type="dxa" w:w="120"/>
+            </w:tcMar>
+            <w:vAlign w:val="top"/>
+          </w:tcPr>
+          <w:p>
+            <w:pPr>
+              <w:spacing w:after="40" w:before="0"/>
+              <w:jc w:val="left"/>
+            </w:pPr>
+            <w:r>
+              <w:rPr>
+                <w:rFonts w:ascii="Arial" w:cs="Arial" w:eastAsia="Arial" w:hAnsi="Arial"/>
+                <w:b/>
+                <w:bCs/>
+                <w:i w:val="false"/>
+                <w:iCs w:val="false"/>
+                <w:color w:val="000000"/>
+                <w:sz w:val="18"/>
+                <w:szCs w:val="18"/>
+              </w:rPr>
+              <w:t xml:space="preserve">Explain Phase</w:t>
             </w:r>
           </w:p>
           <w:p>
@@ -3730,7 +3730,7 @@
             <w:pPr>
               <w:spacing w:after="20" w:before="0"/>
             </w:pPr>
-            <w:hyperlink w:history="1" r:id="rIdqbiilqzrue6xe39wmy4um">
+            <w:hyperlink w:history="1" r:id="rIdcatcbjq16hmnqiqglq_mb">
               <w:r>
                 <w:rPr>
                   <w:rFonts w:ascii="Arial" w:cs="Arial" w:eastAsia="Arial" w:hAnsi="Arial"/>
@@ -3763,7 +3763,7 @@
               <w:spacing w:after="10" w:before="0"/>
               <w:ind w:left="120"/>
             </w:pPr>
-            <w:hyperlink w:history="1" r:id="rIdodk6husuct43z1ydsht77">
+            <w:hyperlink w:history="1" r:id="rIdjn4fojej0z6zjatypir4m">
               <w:r>
                 <w:rPr>
                   <w:rFonts w:ascii="Arial" w:cs="Arial" w:eastAsia="Arial" w:hAnsi="Arial"/>
@@ -3808,7 +3808,7 @@
             <w:pPr>
               <w:spacing w:after="20" w:before="0"/>
             </w:pPr>
-            <w:hyperlink w:history="1" r:id="rIdgjs2fobrpwgbkkmvzkpux">
+            <w:hyperlink w:history="1" r:id="rIdvoul8ex82lbpgtgcfw-aa">
               <w:r>
                 <w:rPr>
                   <w:rFonts w:ascii="Arial" w:cs="Arial" w:eastAsia="Arial" w:hAnsi="Arial"/>
@@ -3841,7 +3841,7 @@
               <w:spacing w:after="10" w:before="0"/>
               <w:ind w:left="120"/>
             </w:pPr>
-            <w:hyperlink w:history="1" r:id="rIdttoms7y_dslmgeeu5rpuf">
+            <w:hyperlink w:history="1" r:id="rIdw5i5g_xcsnallv2tylakp">
               <w:r>
                 <w:rPr>
                   <w:rFonts w:ascii="Arial" w:cs="Arial" w:eastAsia="Arial" w:hAnsi="Arial"/>
@@ -4102,32 +4102,32 @@
         <w:tc>
           <w:tcPr>
             <w:tcW w:type="dxa" w:w="1520"/>
-            <w:shd w:fill="F2F2F2" w:color="auto" w:val="clear"/>
-            <w:tcMar>
-              <w:top w:type="dxa" w:w="60"/>
-              <w:left w:type="dxa" w:w="120"/>
-              <w:bottom w:type="dxa" w:w="60"/>
-              <w:right w:type="dxa" w:w="120"/>
-            </w:tcMar>
-            <w:vAlign w:val="top"/>
-          </w:tcPr>
-          <w:p>
-            <w:pPr>
-              <w:spacing w:after="40" w:before="0"/>
-              <w:jc w:val="left"/>
-            </w:pPr>
-            <w:r>
-              <w:rPr>
-                <w:rFonts w:ascii="Arial" w:cs="Arial" w:eastAsia="Arial" w:hAnsi="Arial"/>
-                <w:b/>
-                <w:bCs/>
-                <w:i w:val="false"/>
-                <w:iCs w:val="false"/>
-                <w:color w:val="000000"/>
-                <w:sz w:val="18"/>
-                <w:szCs w:val="18"/>
-              </w:rPr>
-              <w:t xml:space="preserve">4 — Driving Question Board (DQB) Creation</w:t>
+            <w:shd w:fill="FCE4D6" w:color="auto" w:val="clear"/>
+            <w:tcMar>
+              <w:top w:type="dxa" w:w="60"/>
+              <w:left w:type="dxa" w:w="120"/>
+              <w:bottom w:type="dxa" w:w="60"/>
+              <w:right w:type="dxa" w:w="120"/>
+            </w:tcMar>
+            <w:vAlign w:val="top"/>
+          </w:tcPr>
+          <w:p>
+            <w:pPr>
+              <w:spacing w:after="40" w:before="0"/>
+              <w:jc w:val="left"/>
+            </w:pPr>
+            <w:r>
+              <w:rPr>
+                <w:rFonts w:ascii="Arial" w:cs="Arial" w:eastAsia="Arial" w:hAnsi="Arial"/>
+                <w:b/>
+                <w:bCs/>
+                <w:i w:val="false"/>
+                <w:iCs w:val="false"/>
+                <w:color w:val="000000"/>
+                <w:sz w:val="18"/>
+                <w:szCs w:val="18"/>
+              </w:rPr>
+              <w:t xml:space="preserve">Driving Question Board (DQB) Creation</w:t>
             </w:r>
           </w:p>
           <w:p>
@@ -4150,7 +4150,7 @@
             <w:pPr>
               <w:spacing w:after="20" w:before="0"/>
             </w:pPr>
-            <w:hyperlink w:history="1" r:id="rIdzwzckanaha8i8qn8zo_r3">
+            <w:hyperlink w:history="1" r:id="rIddw-qoojp5mbb33nesbxsj">
               <w:r>
                 <w:rPr>
                   <w:rFonts w:ascii="Arial" w:cs="Arial" w:eastAsia="Arial" w:hAnsi="Arial"/>
@@ -4183,7 +4183,7 @@
               <w:spacing w:after="10" w:before="0"/>
               <w:ind w:left="120"/>
             </w:pPr>
-            <w:hyperlink w:history="1" r:id="rIds5xgtdafyfrjttrrgs7jq">
+            <w:hyperlink w:history="1" r:id="rIdzw_vc-jj-x0bdfkcdv1a7">
               <w:r>
                 <w:rPr>
                   <w:rFonts w:ascii="Arial" w:cs="Arial" w:eastAsia="Arial" w:hAnsi="Arial"/>
@@ -4228,7 +4228,7 @@
             <w:pPr>
               <w:spacing w:after="20" w:before="0"/>
             </w:pPr>
-            <w:hyperlink w:history="1" r:id="rIdxsbuuj5k4mtwixet2lidu">
+            <w:hyperlink w:history="1" r:id="rIdscut7u34mk_s7wnk6hsh8">
               <w:r>
                 <w:rPr>
                   <w:rFonts w:ascii="Arial" w:cs="Arial" w:eastAsia="Arial" w:hAnsi="Arial"/>
@@ -4261,7 +4261,7 @@
               <w:spacing w:after="10" w:before="0"/>
               <w:ind w:left="120"/>
             </w:pPr>
-            <w:hyperlink w:history="1" r:id="rIdikkv0w5b3vnrukzakw6mk">
+            <w:hyperlink w:history="1" r:id="rIdronry85mg19g6rnv9bdd4">
               <w:r>
                 <w:rPr>
                   <w:rFonts w:ascii="Arial" w:cs="Arial" w:eastAsia="Arial" w:hAnsi="Arial"/>
@@ -4503,32 +4503,32 @@
         <w:tc>
           <w:tcPr>
             <w:tcW w:type="dxa" w:w="1520"/>
-            <w:shd w:fill="F2F2F2" w:color="auto" w:val="clear"/>
-            <w:tcMar>
-              <w:top w:type="dxa" w:w="60"/>
-              <w:left w:type="dxa" w:w="120"/>
-              <w:bottom w:type="dxa" w:w="60"/>
-              <w:right w:type="dxa" w:w="120"/>
-            </w:tcMar>
-            <w:vAlign w:val="top"/>
-          </w:tcPr>
-          <w:p>
-            <w:pPr>
-              <w:spacing w:after="40" w:before="0"/>
-              <w:jc w:val="left"/>
-            </w:pPr>
-            <w:r>
-              <w:rPr>
-                <w:rFonts w:ascii="Arial" w:cs="Arial" w:eastAsia="Arial" w:hAnsi="Arial"/>
-                <w:b/>
-                <w:bCs/>
-                <w:i w:val="false"/>
-                <w:iCs w:val="false"/>
-                <w:color w:val="000000"/>
-                <w:sz w:val="18"/>
-                <w:szCs w:val="18"/>
-              </w:rPr>
-              <w:t xml:space="preserve">5 — Model Building</w:t>
+            <w:shd w:fill="D5E8F0" w:color="auto" w:val="clear"/>
+            <w:tcMar>
+              <w:top w:type="dxa" w:w="60"/>
+              <w:left w:type="dxa" w:w="120"/>
+              <w:bottom w:type="dxa" w:w="60"/>
+              <w:right w:type="dxa" w:w="120"/>
+            </w:tcMar>
+            <w:vAlign w:val="top"/>
+          </w:tcPr>
+          <w:p>
+            <w:pPr>
+              <w:spacing w:after="40" w:before="0"/>
+              <w:jc w:val="left"/>
+            </w:pPr>
+            <w:r>
+              <w:rPr>
+                <w:rFonts w:ascii="Arial" w:cs="Arial" w:eastAsia="Arial" w:hAnsi="Arial"/>
+                <w:b/>
+                <w:bCs/>
+                <w:i w:val="false"/>
+                <w:iCs w:val="false"/>
+                <w:color w:val="000000"/>
+                <w:sz w:val="18"/>
+                <w:szCs w:val="18"/>
+              </w:rPr>
+              <w:t xml:space="preserve">Model Building Phase</w:t>
             </w:r>
           </w:p>
           <w:p>
@@ -4551,7 +4551,7 @@
             <w:pPr>
               <w:spacing w:after="20" w:before="0"/>
             </w:pPr>
-            <w:hyperlink w:history="1" r:id="rIdloifdczbwnyp0jvyku-xk">
+            <w:hyperlink w:history="1" r:id="rIdu3mnmzqw8s4k7b35-z0cl">
               <w:r>
                 <w:rPr>
                   <w:rFonts w:ascii="Arial" w:cs="Arial" w:eastAsia="Arial" w:hAnsi="Arial"/>
@@ -4584,7 +4584,7 @@
               <w:spacing w:after="10" w:before="0"/>
               <w:ind w:left="120"/>
             </w:pPr>
-            <w:hyperlink w:history="1" r:id="rIdejhtamrb0rbqhzziwaugj">
+            <w:hyperlink w:history="1" r:id="rIdbm_hmotnzwha2ijdnsdea">
               <w:r>
                 <w:rPr>
                   <w:rFonts w:ascii="Arial" w:cs="Arial" w:eastAsia="Arial" w:hAnsi="Arial"/>
@@ -4629,7 +4629,7 @@
             <w:pPr>
               <w:spacing w:after="20" w:before="0"/>
             </w:pPr>
-            <w:hyperlink w:history="1" r:id="rIdujfvwqn2664evwrpv-rr8">
+            <w:hyperlink w:history="1" r:id="rIdplvmry9qhrzexc23x5ku0">
               <w:r>
                 <w:rPr>
                   <w:rFonts w:ascii="Arial" w:cs="Arial" w:eastAsia="Arial" w:hAnsi="Arial"/>
@@ -4662,7 +4662,7 @@
               <w:spacing w:after="10" w:before="0"/>
               <w:ind w:left="120"/>
             </w:pPr>
-            <w:hyperlink w:history="1" r:id="rIdiw3hpocmnsv0isuv6f_on">
+            <w:hyperlink w:history="1" r:id="rIdfldffnghsrgox0e5y2zws">
               <w:r>
                 <w:rPr>
                   <w:rFonts w:ascii="Arial" w:cs="Arial" w:eastAsia="Arial" w:hAnsi="Arial"/>
@@ -6196,32 +6196,32 @@
         <w:tc>
           <w:tcPr>
             <w:tcW w:type="dxa" w:w="1520"/>
-            <w:shd w:fill="F2F2F2" w:color="auto" w:val="clear"/>
-            <w:tcMar>
-              <w:top w:type="dxa" w:w="60"/>
-              <w:left w:type="dxa" w:w="120"/>
-              <w:bottom w:type="dxa" w:w="60"/>
-              <w:right w:type="dxa" w:w="120"/>
-            </w:tcMar>
-            <w:vAlign w:val="top"/>
-          </w:tcPr>
-          <w:p>
-            <w:pPr>
-              <w:spacing w:after="40" w:before="0"/>
-              <w:jc w:val="left"/>
-            </w:pPr>
-            <w:r>
-              <w:rPr>
-                <w:rFonts w:ascii="Arial" w:cs="Arial" w:eastAsia="Arial" w:hAnsi="Arial"/>
-                <w:b/>
-                <w:bCs/>
-                <w:i w:val="false"/>
-                <w:iCs w:val="false"/>
-                <w:color w:val="000000"/>
-                <w:sz w:val="18"/>
-                <w:szCs w:val="18"/>
-              </w:rPr>
-              <w:t xml:space="preserve">1 — Predict (Activation &amp; Re-connection to Phenomenon)</w:t>
+            <w:shd w:fill="EAD1F5" w:color="auto" w:val="clear"/>
+            <w:tcMar>
+              <w:top w:type="dxa" w:w="60"/>
+              <w:left w:type="dxa" w:w="120"/>
+              <w:bottom w:type="dxa" w:w="60"/>
+              <w:right w:type="dxa" w:w="120"/>
+            </w:tcMar>
+            <w:vAlign w:val="top"/>
+          </w:tcPr>
+          <w:p>
+            <w:pPr>
+              <w:spacing w:after="40" w:before="0"/>
+              <w:jc w:val="left"/>
+            </w:pPr>
+            <w:r>
+              <w:rPr>
+                <w:rFonts w:ascii="Arial" w:cs="Arial" w:eastAsia="Arial" w:hAnsi="Arial"/>
+                <w:b/>
+                <w:bCs/>
+                <w:i w:val="false"/>
+                <w:iCs w:val="false"/>
+                <w:color w:val="000000"/>
+                <w:sz w:val="18"/>
+                <w:szCs w:val="18"/>
+              </w:rPr>
+              <w:t xml:space="preserve">Predict Phase</w:t>
             </w:r>
           </w:p>
           <w:p>
@@ -6244,7 +6244,7 @@
             <w:pPr>
               <w:spacing w:after="20" w:before="0"/>
             </w:pPr>
-            <w:hyperlink w:history="1" r:id="rIdr_4xjhrvsrog1rfif0gkd">
+            <w:hyperlink w:history="1" r:id="rIdfcq-r80q4a-fe6mmdis8n">
               <w:r>
                 <w:rPr>
                   <w:rFonts w:ascii="Arial" w:cs="Arial" w:eastAsia="Arial" w:hAnsi="Arial"/>
@@ -6277,7 +6277,7 @@
               <w:spacing w:after="10" w:before="0"/>
               <w:ind w:left="120"/>
             </w:pPr>
-            <w:hyperlink w:history="1" r:id="rIdyyvz0jsjduxxvwvvhziyc">
+            <w:hyperlink w:history="1" r:id="rIdkn81dveldrcv7f7en9wem">
               <w:r>
                 <w:rPr>
                   <w:rFonts w:ascii="Arial" w:cs="Arial" w:eastAsia="Arial" w:hAnsi="Arial"/>
@@ -6322,7 +6322,7 @@
             <w:pPr>
               <w:spacing w:after="20" w:before="0"/>
             </w:pPr>
-            <w:hyperlink w:history="1" r:id="rIdghxqvxbfxumvx9tj9ir4w">
+            <w:hyperlink w:history="1" r:id="rId6npah2yihghwnct2_eo4d">
               <w:r>
                 <w:rPr>
                   <w:rFonts w:ascii="Arial" w:cs="Arial" w:eastAsia="Arial" w:hAnsi="Arial"/>
@@ -6355,7 +6355,7 @@
               <w:spacing w:after="10" w:before="0"/>
               <w:ind w:left="120"/>
             </w:pPr>
-            <w:hyperlink w:history="1" r:id="rIdfcg4_a_kgisjn5fcnfzch">
+            <w:hyperlink w:history="1" r:id="rIdyykag-hljyzqjfqknjbyd">
               <w:r>
                 <w:rPr>
                   <w:rFonts w:ascii="Arial" w:cs="Arial" w:eastAsia="Arial" w:hAnsi="Arial"/>
@@ -6502,32 +6502,32 @@
         <w:tc>
           <w:tcPr>
             <w:tcW w:type="dxa" w:w="1520"/>
-            <w:shd w:fill="F2F2F2" w:color="auto" w:val="clear"/>
-            <w:tcMar>
-              <w:top w:type="dxa" w:w="60"/>
-              <w:left w:type="dxa" w:w="120"/>
-              <w:bottom w:type="dxa" w:w="60"/>
-              <w:right w:type="dxa" w:w="120"/>
-            </w:tcMar>
-            <w:vAlign w:val="top"/>
-          </w:tcPr>
-          <w:p>
-            <w:pPr>
-              <w:spacing w:after="40" w:before="0"/>
-              <w:jc w:val="left"/>
-            </w:pPr>
-            <w:r>
-              <w:rPr>
-                <w:rFonts w:ascii="Arial" w:cs="Arial" w:eastAsia="Arial" w:hAnsi="Arial"/>
-                <w:b/>
-                <w:bCs/>
-                <w:i w:val="false"/>
-                <w:iCs w:val="false"/>
-                <w:color w:val="000000"/>
-                <w:sz w:val="18"/>
-                <w:szCs w:val="18"/>
-              </w:rPr>
-              <w:t xml:space="preserve">2 — Observe (Evidence Gathering — The Kenyan Data Card Sort)</w:t>
+            <w:shd w:fill="D9EEF1" w:color="auto" w:val="clear"/>
+            <w:tcMar>
+              <w:top w:type="dxa" w:w="60"/>
+              <w:left w:type="dxa" w:w="120"/>
+              <w:bottom w:type="dxa" w:w="60"/>
+              <w:right w:type="dxa" w:w="120"/>
+            </w:tcMar>
+            <w:vAlign w:val="top"/>
+          </w:tcPr>
+          <w:p>
+            <w:pPr>
+              <w:spacing w:after="40" w:before="0"/>
+              <w:jc w:val="left"/>
+            </w:pPr>
+            <w:r>
+              <w:rPr>
+                <w:rFonts w:ascii="Arial" w:cs="Arial" w:eastAsia="Arial" w:hAnsi="Arial"/>
+                <w:b/>
+                <w:bCs/>
+                <w:i w:val="false"/>
+                <w:iCs w:val="false"/>
+                <w:color w:val="000000"/>
+                <w:sz w:val="18"/>
+                <w:szCs w:val="18"/>
+              </w:rPr>
+              <w:t xml:space="preserve">Observe Phase</w:t>
             </w:r>
           </w:p>
           <w:p>
@@ -6550,7 +6550,7 @@
             <w:pPr>
               <w:spacing w:after="20" w:before="0"/>
             </w:pPr>
-            <w:hyperlink w:history="1" r:id="rId4kulqarkydrihnjogilyn">
+            <w:hyperlink w:history="1" r:id="rIdronuzi-mpb-jc1nu2c6ad">
               <w:r>
                 <w:rPr>
                   <w:rFonts w:ascii="Arial" w:cs="Arial" w:eastAsia="Arial" w:hAnsi="Arial"/>
@@ -6583,7 +6583,7 @@
               <w:spacing w:after="10" w:before="0"/>
               <w:ind w:left="120"/>
             </w:pPr>
-            <w:hyperlink w:history="1" r:id="rId7aeeggorzhnxrc5tbxosl">
+            <w:hyperlink w:history="1" r:id="rIdbsn_84_dfjk7ij0irmmgv">
               <w:r>
                 <w:rPr>
                   <w:rFonts w:ascii="Arial" w:cs="Arial" w:eastAsia="Arial" w:hAnsi="Arial"/>
@@ -6628,7 +6628,7 @@
             <w:pPr>
               <w:spacing w:after="20" w:before="0"/>
             </w:pPr>
-            <w:hyperlink w:history="1" r:id="rIdcbivyuqdjbqjcltf_smnn">
+            <w:hyperlink w:history="1" r:id="rIdlc2tbrnbifoufxzmoaa0c">
               <w:r>
                 <w:rPr>
                   <w:rFonts w:ascii="Arial" w:cs="Arial" w:eastAsia="Arial" w:hAnsi="Arial"/>
@@ -6661,7 +6661,7 @@
               <w:spacing w:after="10" w:before="0"/>
               <w:ind w:left="120"/>
             </w:pPr>
-            <w:hyperlink w:history="1" r:id="rIdrdqrs06_0683_fjjepkl3">
+            <w:hyperlink w:history="1" r:id="rIdymhfkrsfdwszt4qoocnbf">
               <w:r>
                 <w:rPr>
                   <w:rFonts w:ascii="Arial" w:cs="Arial" w:eastAsia="Arial" w:hAnsi="Arial"/>
@@ -7036,32 +7036,32 @@
         <w:tc>
           <w:tcPr>
             <w:tcW w:type="dxa" w:w="1520"/>
-            <w:shd w:fill="F2F2F2" w:color="auto" w:val="clear"/>
-            <w:tcMar>
-              <w:top w:type="dxa" w:w="60"/>
-              <w:left w:type="dxa" w:w="120"/>
-              <w:bottom w:type="dxa" w:w="60"/>
-              <w:right w:type="dxa" w:w="120"/>
-            </w:tcMar>
-            <w:vAlign w:val="top"/>
-          </w:tcPr>
-          <w:p>
-            <w:pPr>
-              <w:spacing w:after="40" w:before="0"/>
-              <w:jc w:val="left"/>
-            </w:pPr>
-            <w:r>
-              <w:rPr>
-                <w:rFonts w:ascii="Arial" w:cs="Arial" w:eastAsia="Arial" w:hAnsi="Arial"/>
-                <w:b/>
-                <w:bCs/>
-                <w:i w:val="false"/>
-                <w:iCs w:val="false"/>
-                <w:color w:val="000000"/>
-                <w:sz w:val="18"/>
-                <w:szCs w:val="18"/>
-              </w:rPr>
-              <w:t xml:space="preserve">3 — Explain (Class Board Sort &amp; Sensemaking Discussion)</w:t>
+            <w:shd w:fill="E2EFDA" w:color="auto" w:val="clear"/>
+            <w:tcMar>
+              <w:top w:type="dxa" w:w="60"/>
+              <w:left w:type="dxa" w:w="120"/>
+              <w:bottom w:type="dxa" w:w="60"/>
+              <w:right w:type="dxa" w:w="120"/>
+            </w:tcMar>
+            <w:vAlign w:val="top"/>
+          </w:tcPr>
+          <w:p>
+            <w:pPr>
+              <w:spacing w:after="40" w:before="0"/>
+              <w:jc w:val="left"/>
+            </w:pPr>
+            <w:r>
+              <w:rPr>
+                <w:rFonts w:ascii="Arial" w:cs="Arial" w:eastAsia="Arial" w:hAnsi="Arial"/>
+                <w:b/>
+                <w:bCs/>
+                <w:i w:val="false"/>
+                <w:iCs w:val="false"/>
+                <w:color w:val="000000"/>
+                <w:sz w:val="18"/>
+                <w:szCs w:val="18"/>
+              </w:rPr>
+              <w:t xml:space="preserve">Explain Phase</w:t>
             </w:r>
           </w:p>
           <w:p>
@@ -7084,7 +7084,7 @@
             <w:pPr>
               <w:spacing w:after="20" w:before="0"/>
             </w:pPr>
-            <w:hyperlink w:history="1" r:id="rIdn272vgr2o-mroanwvx9r5">
+            <w:hyperlink w:history="1" r:id="rIdgtvjgx4iycyml17wwyy62">
               <w:r>
                 <w:rPr>
                   <w:rFonts w:ascii="Arial" w:cs="Arial" w:eastAsia="Arial" w:hAnsi="Arial"/>
@@ -7117,7 +7117,7 @@
               <w:spacing w:after="10" w:before="0"/>
               <w:ind w:left="120"/>
             </w:pPr>
-            <w:hyperlink w:history="1" r:id="rIdhfq8rhkqyrgm4paemj6qe">
+            <w:hyperlink w:history="1" r:id="rIdu6um8e5fqcexhwtvkutkg">
               <w:r>
                 <w:rPr>
                   <w:rFonts w:ascii="Arial" w:cs="Arial" w:eastAsia="Arial" w:hAnsi="Arial"/>
@@ -7162,7 +7162,7 @@
             <w:pPr>
               <w:spacing w:after="20" w:before="0"/>
             </w:pPr>
-            <w:hyperlink w:history="1" r:id="rIdtugtkn27ykdgvmwrkvmkv">
+            <w:hyperlink w:history="1" r:id="rIdjbo1trpqk8i1hou2ghfzz">
               <w:r>
                 <w:rPr>
                   <w:rFonts w:ascii="Arial" w:cs="Arial" w:eastAsia="Arial" w:hAnsi="Arial"/>
@@ -7195,7 +7195,7 @@
               <w:spacing w:after="10" w:before="0"/>
               <w:ind w:left="120"/>
             </w:pPr>
-            <w:hyperlink w:history="1" r:id="rIdkraoptspxm5ojcnvkplip">
+            <w:hyperlink w:history="1" r:id="rIdjag12nnqzzac26nhezs0z">
               <w:r>
                 <w:rPr>
                   <w:rFonts w:ascii="Arial" w:cs="Arial" w:eastAsia="Arial" w:hAnsi="Arial"/>
@@ -7342,32 +7342,32 @@
         <w:tc>
           <w:tcPr>
             <w:tcW w:type="dxa" w:w="1520"/>
-            <w:shd w:fill="F2F2F2" w:color="auto" w:val="clear"/>
-            <w:tcMar>
-              <w:top w:type="dxa" w:w="60"/>
-              <w:left w:type="dxa" w:w="120"/>
-              <w:bottom w:type="dxa" w:w="60"/>
-              <w:right w:type="dxa" w:w="120"/>
-            </w:tcMar>
-            <w:vAlign w:val="top"/>
-          </w:tcPr>
-          <w:p>
-            <w:pPr>
-              <w:spacing w:after="40" w:before="0"/>
-              <w:jc w:val="left"/>
-            </w:pPr>
-            <w:r>
-              <w:rPr>
-                <w:rFonts w:ascii="Arial" w:cs="Arial" w:eastAsia="Arial" w:hAnsi="Arial"/>
-                <w:b/>
-                <w:bCs/>
-                <w:i w:val="false"/>
-                <w:iCs w:val="false"/>
-                <w:color w:val="000000"/>
-                <w:sz w:val="18"/>
-                <w:szCs w:val="18"/>
-              </w:rPr>
-              <w:t xml:space="preserve">4 — Driving Question Board (DQB) Update</w:t>
+            <w:shd w:fill="FCE4D6" w:color="auto" w:val="clear"/>
+            <w:tcMar>
+              <w:top w:type="dxa" w:w="60"/>
+              <w:left w:type="dxa" w:w="120"/>
+              <w:bottom w:type="dxa" w:w="60"/>
+              <w:right w:type="dxa" w:w="120"/>
+            </w:tcMar>
+            <w:vAlign w:val="top"/>
+          </w:tcPr>
+          <w:p>
+            <w:pPr>
+              <w:spacing w:after="40" w:before="0"/>
+              <w:jc w:val="left"/>
+            </w:pPr>
+            <w:r>
+              <w:rPr>
+                <w:rFonts w:ascii="Arial" w:cs="Arial" w:eastAsia="Arial" w:hAnsi="Arial"/>
+                <w:b/>
+                <w:bCs/>
+                <w:i w:val="false"/>
+                <w:iCs w:val="false"/>
+                <w:color w:val="000000"/>
+                <w:sz w:val="18"/>
+                <w:szCs w:val="18"/>
+              </w:rPr>
+              <w:t xml:space="preserve">Driving Question Board (DQB) Creation</w:t>
             </w:r>
           </w:p>
           <w:p>
@@ -7390,7 +7390,7 @@
             <w:pPr>
               <w:spacing w:after="20" w:before="0"/>
             </w:pPr>
-            <w:hyperlink w:history="1" r:id="rIdv76kaxgxqu2ek7weyfbvp">
+            <w:hyperlink w:history="1" r:id="rIdjopefoergixckmwsni9io">
               <w:r>
                 <w:rPr>
                   <w:rFonts w:ascii="Arial" w:cs="Arial" w:eastAsia="Arial" w:hAnsi="Arial"/>
@@ -7423,7 +7423,7 @@
               <w:spacing w:after="10" w:before="0"/>
               <w:ind w:left="120"/>
             </w:pPr>
-            <w:hyperlink w:history="1" r:id="rIdkzfadfxyr5-oqg5cyvseb">
+            <w:hyperlink w:history="1" r:id="rId5xfhaharaavq2_xq_xl4b">
               <w:r>
                 <w:rPr>
                   <w:rFonts w:ascii="Arial" w:cs="Arial" w:eastAsia="Arial" w:hAnsi="Arial"/>
@@ -7468,7 +7468,7 @@
             <w:pPr>
               <w:spacing w:after="20" w:before="0"/>
             </w:pPr>
-            <w:hyperlink w:history="1" r:id="rIdx0jnmtqueoltrzkjctlzt">
+            <w:hyperlink w:history="1" r:id="rIdiobp_wz40otmrqihiyuzs">
               <w:r>
                 <w:rPr>
                   <w:rFonts w:ascii="Arial" w:cs="Arial" w:eastAsia="Arial" w:hAnsi="Arial"/>
@@ -7501,7 +7501,7 @@
               <w:spacing w:after="10" w:before="0"/>
               <w:ind w:left="120"/>
             </w:pPr>
-            <w:hyperlink w:history="1" r:id="rId0__q7vmmuyq9yzf3kc1t8">
+            <w:hyperlink w:history="1" r:id="rIdz42vgs_p8xb0ytrolxavz">
               <w:r>
                 <w:rPr>
                   <w:rFonts w:ascii="Arial" w:cs="Arial" w:eastAsia="Arial" w:hAnsi="Arial"/>
@@ -7648,32 +7648,32 @@
         <w:tc>
           <w:tcPr>
             <w:tcW w:type="dxa" w:w="1520"/>
-            <w:shd w:fill="F2F2F2" w:color="auto" w:val="clear"/>
-            <w:tcMar>
-              <w:top w:type="dxa" w:w="60"/>
-              <w:left w:type="dxa" w:w="120"/>
-              <w:bottom w:type="dxa" w:w="60"/>
-              <w:right w:type="dxa" w:w="120"/>
-            </w:tcMar>
-            <w:vAlign w:val="top"/>
-          </w:tcPr>
-          <w:p>
-            <w:pPr>
-              <w:spacing w:after="40" w:before="0"/>
-              <w:jc w:val="left"/>
-            </w:pPr>
-            <w:r>
-              <w:rPr>
-                <w:rFonts w:ascii="Arial" w:cs="Arial" w:eastAsia="Arial" w:hAnsi="Arial"/>
-                <w:b/>
-                <w:bCs/>
-                <w:i w:val="false"/>
-                <w:iCs w:val="false"/>
-                <w:color w:val="000000"/>
-                <w:sz w:val="18"/>
-                <w:szCs w:val="18"/>
-              </w:rPr>
-              <w:t xml:space="preserve">5 — Model Building (Cumulative Model Revision)</w:t>
+            <w:shd w:fill="D5E8F0" w:color="auto" w:val="clear"/>
+            <w:tcMar>
+              <w:top w:type="dxa" w:w="60"/>
+              <w:left w:type="dxa" w:w="120"/>
+              <w:bottom w:type="dxa" w:w="60"/>
+              <w:right w:type="dxa" w:w="120"/>
+            </w:tcMar>
+            <w:vAlign w:val="top"/>
+          </w:tcPr>
+          <w:p>
+            <w:pPr>
+              <w:spacing w:after="40" w:before="0"/>
+              <w:jc w:val="left"/>
+            </w:pPr>
+            <w:r>
+              <w:rPr>
+                <w:rFonts w:ascii="Arial" w:cs="Arial" w:eastAsia="Arial" w:hAnsi="Arial"/>
+                <w:b/>
+                <w:bCs/>
+                <w:i w:val="false"/>
+                <w:iCs w:val="false"/>
+                <w:color w:val="000000"/>
+                <w:sz w:val="18"/>
+                <w:szCs w:val="18"/>
+              </w:rPr>
+              <w:t xml:space="preserve">Model Building Phase</w:t>
             </w:r>
           </w:p>
           <w:p>
@@ -7696,7 +7696,7 @@
             <w:pPr>
               <w:spacing w:after="20" w:before="0"/>
             </w:pPr>
-            <w:hyperlink w:history="1" r:id="rIdtovz5tbmsdpw1kvvod3cj">
+            <w:hyperlink w:history="1" r:id="rIdkf7qcip04thjxebhxhjt3">
               <w:r>
                 <w:rPr>
                   <w:rFonts w:ascii="Arial" w:cs="Arial" w:eastAsia="Arial" w:hAnsi="Arial"/>
@@ -7729,7 +7729,7 @@
               <w:spacing w:after="10" w:before="0"/>
               <w:ind w:left="120"/>
             </w:pPr>
-            <w:hyperlink w:history="1" r:id="rIdoc_jl9m7ynaf9bl1zwfta">
+            <w:hyperlink w:history="1" r:id="rIdzxryayf9qmnh2q8sdifyo">
               <w:r>
                 <w:rPr>
                   <w:rFonts w:ascii="Arial" w:cs="Arial" w:eastAsia="Arial" w:hAnsi="Arial"/>
@@ -7774,7 +7774,7 @@
             <w:pPr>
               <w:spacing w:after="20" w:before="0"/>
             </w:pPr>
-            <w:hyperlink w:history="1" r:id="rIdy8hhg7mhw3-z3hp6khbi1">
+            <w:hyperlink w:history="1" r:id="rIdef0ay1ay1dnhwiur7w1rx">
               <w:r>
                 <w:rPr>
                   <w:rFonts w:ascii="Arial" w:cs="Arial" w:eastAsia="Arial" w:hAnsi="Arial"/>
@@ -7807,7 +7807,7 @@
               <w:spacing w:after="10" w:before="0"/>
               <w:ind w:left="120"/>
             </w:pPr>
-            <w:hyperlink w:history="1" r:id="rId8xdtcr6qyl1j5bwz-wixr">
+            <w:hyperlink w:history="1" r:id="rIdfs_cuxekcdgkjytcaalez">
               <w:r>
                 <w:rPr>
                   <w:rFonts w:ascii="Arial" w:cs="Arial" w:eastAsia="Arial" w:hAnsi="Arial"/>
@@ -9246,32 +9246,32 @@
         <w:tc>
           <w:tcPr>
             <w:tcW w:type="dxa" w:w="1520"/>
-            <w:shd w:fill="F2F2F2" w:color="auto" w:val="clear"/>
-            <w:tcMar>
-              <w:top w:type="dxa" w:w="60"/>
-              <w:left w:type="dxa" w:w="120"/>
-              <w:bottom w:type="dxa" w:w="60"/>
-              <w:right w:type="dxa" w:w="120"/>
-            </w:tcMar>
-            <w:vAlign w:val="top"/>
-          </w:tcPr>
-          <w:p>
-            <w:pPr>
-              <w:spacing w:after="40" w:before="0"/>
-              <w:jc w:val="left"/>
-            </w:pPr>
-            <w:r>
-              <w:rPr>
-                <w:rFonts w:ascii="Arial" w:cs="Arial" w:eastAsia="Arial" w:hAnsi="Arial"/>
-                <w:b/>
-                <w:bCs/>
-                <w:i w:val="false"/>
-                <w:iCs w:val="false"/>
-                <w:color w:val="000000"/>
-                <w:sz w:val="18"/>
-                <w:szCs w:val="18"/>
-              </w:rPr>
-              <w:t xml:space="preserve">1 — Predict</w:t>
+            <w:shd w:fill="EAD1F5" w:color="auto" w:val="clear"/>
+            <w:tcMar>
+              <w:top w:type="dxa" w:w="60"/>
+              <w:left w:type="dxa" w:w="120"/>
+              <w:bottom w:type="dxa" w:w="60"/>
+              <w:right w:type="dxa" w:w="120"/>
+            </w:tcMar>
+            <w:vAlign w:val="top"/>
+          </w:tcPr>
+          <w:p>
+            <w:pPr>
+              <w:spacing w:after="40" w:before="0"/>
+              <w:jc w:val="left"/>
+            </w:pPr>
+            <w:r>
+              <w:rPr>
+                <w:rFonts w:ascii="Arial" w:cs="Arial" w:eastAsia="Arial" w:hAnsi="Arial"/>
+                <w:b/>
+                <w:bCs/>
+                <w:i w:val="false"/>
+                <w:iCs w:val="false"/>
+                <w:color w:val="000000"/>
+                <w:sz w:val="18"/>
+                <w:szCs w:val="18"/>
+              </w:rPr>
+              <w:t xml:space="preserve">Predict Phase</w:t>
             </w:r>
           </w:p>
           <w:p>
@@ -9294,7 +9294,7 @@
             <w:pPr>
               <w:spacing w:after="20" w:before="0"/>
             </w:pPr>
-            <w:hyperlink w:history="1" r:id="rIdhgf754qucbgd8cidp33ws">
+            <w:hyperlink w:history="1" r:id="rId4ujqogj_mkicl_0aao3jw">
               <w:r>
                 <w:rPr>
                   <w:rFonts w:ascii="Arial" w:cs="Arial" w:eastAsia="Arial" w:hAnsi="Arial"/>
@@ -9327,7 +9327,7 @@
               <w:spacing w:after="10" w:before="0"/>
               <w:ind w:left="120"/>
             </w:pPr>
-            <w:hyperlink w:history="1" r:id="rIdowrs37zyg5cvwofttyso-">
+            <w:hyperlink w:history="1" r:id="rIdr37tod-cwje1kqmz8ijjv">
               <w:r>
                 <w:rPr>
                   <w:rFonts w:ascii="Arial" w:cs="Arial" w:eastAsia="Arial" w:hAnsi="Arial"/>
@@ -9372,7 +9372,7 @@
             <w:pPr>
               <w:spacing w:after="20" w:before="0"/>
             </w:pPr>
-            <w:hyperlink w:history="1" r:id="rIdw4l38edxpfkvdklyuqoxu">
+            <w:hyperlink w:history="1" r:id="rIdkt0-6zfn2gmz-6vmkpywo">
               <w:r>
                 <w:rPr>
                   <w:rFonts w:ascii="Arial" w:cs="Arial" w:eastAsia="Arial" w:hAnsi="Arial"/>
@@ -9405,7 +9405,7 @@
               <w:spacing w:after="10" w:before="0"/>
               <w:ind w:left="120"/>
             </w:pPr>
-            <w:hyperlink w:history="1" r:id="rIdiwf7szkxhxeyahaorkst2">
+            <w:hyperlink w:history="1" r:id="rIdsgynqhgwfbrd9suvgi0m-">
               <w:r>
                 <w:rPr>
                   <w:rFonts w:ascii="Arial" w:cs="Arial" w:eastAsia="Arial" w:hAnsi="Arial"/>
@@ -9552,32 +9552,32 @@
         <w:tc>
           <w:tcPr>
             <w:tcW w:type="dxa" w:w="1520"/>
-            <w:shd w:fill="F2F2F2" w:color="auto" w:val="clear"/>
-            <w:tcMar>
-              <w:top w:type="dxa" w:w="60"/>
-              <w:left w:type="dxa" w:w="120"/>
-              <w:bottom w:type="dxa" w:w="60"/>
-              <w:right w:type="dxa" w:w="120"/>
-            </w:tcMar>
-            <w:vAlign w:val="top"/>
-          </w:tcPr>
-          <w:p>
-            <w:pPr>
-              <w:spacing w:after="40" w:before="0"/>
-              <w:jc w:val="left"/>
-            </w:pPr>
-            <w:r>
-              <w:rPr>
-                <w:rFonts w:ascii="Arial" w:cs="Arial" w:eastAsia="Arial" w:hAnsi="Arial"/>
-                <w:b/>
-                <w:bCs/>
-                <w:i w:val="false"/>
-                <w:iCs w:val="false"/>
-                <w:color w:val="000000"/>
-                <w:sz w:val="18"/>
-                <w:szCs w:val="18"/>
-              </w:rPr>
-              <w:t xml:space="preserve">2 — Observe</w:t>
+            <w:shd w:fill="D9EEF1" w:color="auto" w:val="clear"/>
+            <w:tcMar>
+              <w:top w:type="dxa" w:w="60"/>
+              <w:left w:type="dxa" w:w="120"/>
+              <w:bottom w:type="dxa" w:w="60"/>
+              <w:right w:type="dxa" w:w="120"/>
+            </w:tcMar>
+            <w:vAlign w:val="top"/>
+          </w:tcPr>
+          <w:p>
+            <w:pPr>
+              <w:spacing w:after="40" w:before="0"/>
+              <w:jc w:val="left"/>
+            </w:pPr>
+            <w:r>
+              <w:rPr>
+                <w:rFonts w:ascii="Arial" w:cs="Arial" w:eastAsia="Arial" w:hAnsi="Arial"/>
+                <w:b/>
+                <w:bCs/>
+                <w:i w:val="false"/>
+                <w:iCs w:val="false"/>
+                <w:color w:val="000000"/>
+                <w:sz w:val="18"/>
+                <w:szCs w:val="18"/>
+              </w:rPr>
+              <w:t xml:space="preserve">Observe Phase</w:t>
             </w:r>
           </w:p>
           <w:p>
@@ -9600,7 +9600,7 @@
             <w:pPr>
               <w:spacing w:after="20" w:before="0"/>
             </w:pPr>
-            <w:hyperlink w:history="1" r:id="rIdoip7x3hltmo2avjknooyg">
+            <w:hyperlink w:history="1" r:id="rIdwcgjnsh_yybv5ram5yzjl">
               <w:r>
                 <w:rPr>
                   <w:rFonts w:ascii="Arial" w:cs="Arial" w:eastAsia="Arial" w:hAnsi="Arial"/>
@@ -9633,7 +9633,7 @@
               <w:spacing w:after="10" w:before="0"/>
               <w:ind w:left="120"/>
             </w:pPr>
-            <w:hyperlink w:history="1" r:id="rIdb_c1e1oxw9a7bvxs949r3">
+            <w:hyperlink w:history="1" r:id="rId1vf-5nty85nb72lkgrylr">
               <w:r>
                 <w:rPr>
                   <w:rFonts w:ascii="Arial" w:cs="Arial" w:eastAsia="Arial" w:hAnsi="Arial"/>
@@ -9678,7 +9678,7 @@
             <w:pPr>
               <w:spacing w:after="20" w:before="0"/>
             </w:pPr>
-            <w:hyperlink w:history="1" r:id="rIdxi0poovbngjbjebzz20rn">
+            <w:hyperlink w:history="1" r:id="rId1qiw8mmjxl8l-p0cutya3">
               <w:r>
                 <w:rPr>
                   <w:rFonts w:ascii="Arial" w:cs="Arial" w:eastAsia="Arial" w:hAnsi="Arial"/>
@@ -9711,7 +9711,7 @@
               <w:spacing w:after="10" w:before="0"/>
               <w:ind w:left="120"/>
             </w:pPr>
-            <w:hyperlink w:history="1" r:id="rIde3sad9qdqrph24atxwi5c">
+            <w:hyperlink w:history="1" r:id="rIdmlbnbdb6yesliwrsxl6he">
               <w:r>
                 <w:rPr>
                   <w:rFonts w:ascii="Arial" w:cs="Arial" w:eastAsia="Arial" w:hAnsi="Arial"/>
@@ -9858,32 +9858,32 @@
         <w:tc>
           <w:tcPr>
             <w:tcW w:type="dxa" w:w="1520"/>
-            <w:shd w:fill="F2F2F2" w:color="auto" w:val="clear"/>
-            <w:tcMar>
-              <w:top w:type="dxa" w:w="60"/>
-              <w:left w:type="dxa" w:w="120"/>
-              <w:bottom w:type="dxa" w:w="60"/>
-              <w:right w:type="dxa" w:w="120"/>
-            </w:tcMar>
-            <w:vAlign w:val="top"/>
-          </w:tcPr>
-          <w:p>
-            <w:pPr>
-              <w:spacing w:after="40" w:before="0"/>
-              <w:jc w:val="left"/>
-            </w:pPr>
-            <w:r>
-              <w:rPr>
-                <w:rFonts w:ascii="Arial" w:cs="Arial" w:eastAsia="Arial" w:hAnsi="Arial"/>
-                <w:b/>
-                <w:bCs/>
-                <w:i w:val="false"/>
-                <w:iCs w:val="false"/>
-                <w:color w:val="000000"/>
-                <w:sz w:val="18"/>
-                <w:szCs w:val="18"/>
-              </w:rPr>
-              <w:t xml:space="preserve">3 — Explain</w:t>
+            <w:shd w:fill="E2EFDA" w:color="auto" w:val="clear"/>
+            <w:tcMar>
+              <w:top w:type="dxa" w:w="60"/>
+              <w:left w:type="dxa" w:w="120"/>
+              <w:bottom w:type="dxa" w:w="60"/>
+              <w:right w:type="dxa" w:w="120"/>
+            </w:tcMar>
+            <w:vAlign w:val="top"/>
+          </w:tcPr>
+          <w:p>
+            <w:pPr>
+              <w:spacing w:after="40" w:before="0"/>
+              <w:jc w:val="left"/>
+            </w:pPr>
+            <w:r>
+              <w:rPr>
+                <w:rFonts w:ascii="Arial" w:cs="Arial" w:eastAsia="Arial" w:hAnsi="Arial"/>
+                <w:b/>
+                <w:bCs/>
+                <w:i w:val="false"/>
+                <w:iCs w:val="false"/>
+                <w:color w:val="000000"/>
+                <w:sz w:val="18"/>
+                <w:szCs w:val="18"/>
+              </w:rPr>
+              <w:t xml:space="preserve">Explain Phase</w:t>
             </w:r>
           </w:p>
           <w:p>
@@ -9906,7 +9906,7 @@
             <w:pPr>
               <w:spacing w:after="20" w:before="0"/>
             </w:pPr>
-            <w:hyperlink w:history="1" r:id="rId0kls0xaxntvz6tzysb8tt">
+            <w:hyperlink w:history="1" r:id="rIdp_dpsh_llwxyfm6a8zwvr">
               <w:r>
                 <w:rPr>
                   <w:rFonts w:ascii="Arial" w:cs="Arial" w:eastAsia="Arial" w:hAnsi="Arial"/>
@@ -9939,7 +9939,7 @@
               <w:spacing w:after="10" w:before="0"/>
               <w:ind w:left="120"/>
             </w:pPr>
-            <w:hyperlink w:history="1" r:id="rIdaghcsm9v7yozcwtbwdbbf">
+            <w:hyperlink w:history="1" r:id="rIdzoqun-_vmd4rpmyzrzin7">
               <w:r>
                 <w:rPr>
                   <w:rFonts w:ascii="Arial" w:cs="Arial" w:eastAsia="Arial" w:hAnsi="Arial"/>
@@ -9984,7 +9984,7 @@
             <w:pPr>
               <w:spacing w:after="20" w:before="0"/>
             </w:pPr>
-            <w:hyperlink w:history="1" r:id="rIdraqrcruvh9cdf8bym_pt4">
+            <w:hyperlink w:history="1" r:id="rIdglxwhjewsi3lk9f0fzjja">
               <w:r>
                 <w:rPr>
                   <w:rFonts w:ascii="Arial" w:cs="Arial" w:eastAsia="Arial" w:hAnsi="Arial"/>
@@ -10017,7 +10017,7 @@
               <w:spacing w:after="10" w:before="0"/>
               <w:ind w:left="120"/>
             </w:pPr>
-            <w:hyperlink w:history="1" r:id="rIdrjfmm5rpktbij5ijtxnzj">
+            <w:hyperlink w:history="1" r:id="rId7ua_jyeqq19pyybkfgvp7">
               <w:r>
                 <w:rPr>
                   <w:rFonts w:ascii="Arial" w:cs="Arial" w:eastAsia="Arial" w:hAnsi="Arial"/>
@@ -10164,32 +10164,32 @@
         <w:tc>
           <w:tcPr>
             <w:tcW w:type="dxa" w:w="1520"/>
-            <w:shd w:fill="F2F2F2" w:color="auto" w:val="clear"/>
-            <w:tcMar>
-              <w:top w:type="dxa" w:w="60"/>
-              <w:left w:type="dxa" w:w="120"/>
-              <w:bottom w:type="dxa" w:w="60"/>
-              <w:right w:type="dxa" w:w="120"/>
-            </w:tcMar>
-            <w:vAlign w:val="top"/>
-          </w:tcPr>
-          <w:p>
-            <w:pPr>
-              <w:spacing w:after="40" w:before="0"/>
-              <w:jc w:val="left"/>
-            </w:pPr>
-            <w:r>
-              <w:rPr>
-                <w:rFonts w:ascii="Arial" w:cs="Arial" w:eastAsia="Arial" w:hAnsi="Arial"/>
-                <w:b/>
-                <w:bCs/>
-                <w:i w:val="false"/>
-                <w:iCs w:val="false"/>
-                <w:color w:val="000000"/>
-                <w:sz w:val="18"/>
-                <w:szCs w:val="18"/>
-              </w:rPr>
-              <w:t xml:space="preserve">4 — Driving Question Board (DQB) Update</w:t>
+            <w:shd w:fill="FCE4D6" w:color="auto" w:val="clear"/>
+            <w:tcMar>
+              <w:top w:type="dxa" w:w="60"/>
+              <w:left w:type="dxa" w:w="120"/>
+              <w:bottom w:type="dxa" w:w="60"/>
+              <w:right w:type="dxa" w:w="120"/>
+            </w:tcMar>
+            <w:vAlign w:val="top"/>
+          </w:tcPr>
+          <w:p>
+            <w:pPr>
+              <w:spacing w:after="40" w:before="0"/>
+              <w:jc w:val="left"/>
+            </w:pPr>
+            <w:r>
+              <w:rPr>
+                <w:rFonts w:ascii="Arial" w:cs="Arial" w:eastAsia="Arial" w:hAnsi="Arial"/>
+                <w:b/>
+                <w:bCs/>
+                <w:i w:val="false"/>
+                <w:iCs w:val="false"/>
+                <w:color w:val="000000"/>
+                <w:sz w:val="18"/>
+                <w:szCs w:val="18"/>
+              </w:rPr>
+              <w:t xml:space="preserve">Driving Question Board (DQB) Creation</w:t>
             </w:r>
           </w:p>
           <w:p>
@@ -10212,7 +10212,7 @@
             <w:pPr>
               <w:spacing w:after="20" w:before="0"/>
             </w:pPr>
-            <w:hyperlink w:history="1" r:id="rIdhrbna5yfbscodzui1vfpc">
+            <w:hyperlink w:history="1" r:id="rIdzj7cksamugtdr55oyeftj">
               <w:r>
                 <w:rPr>
                   <w:rFonts w:ascii="Arial" w:cs="Arial" w:eastAsia="Arial" w:hAnsi="Arial"/>
@@ -10245,7 +10245,7 @@
               <w:spacing w:after="10" w:before="0"/>
               <w:ind w:left="120"/>
             </w:pPr>
-            <w:hyperlink w:history="1" r:id="rIda_f16lxkewbg2irlgu9hh">
+            <w:hyperlink w:history="1" r:id="rId2iq8mpoitwws0zrlkicyu">
               <w:r>
                 <w:rPr>
                   <w:rFonts w:ascii="Arial" w:cs="Arial" w:eastAsia="Arial" w:hAnsi="Arial"/>
@@ -10290,7 +10290,7 @@
             <w:pPr>
               <w:spacing w:after="20" w:before="0"/>
             </w:pPr>
-            <w:hyperlink w:history="1" r:id="rId9qriifsmeeesjyuteux4g">
+            <w:hyperlink w:history="1" r:id="rIdn9rud_80edbm4cidgrhws">
               <w:r>
                 <w:rPr>
                   <w:rFonts w:ascii="Arial" w:cs="Arial" w:eastAsia="Arial" w:hAnsi="Arial"/>
@@ -10323,7 +10323,7 @@
               <w:spacing w:after="10" w:before="0"/>
               <w:ind w:left="120"/>
             </w:pPr>
-            <w:hyperlink w:history="1" r:id="rIdmsaowh_5yoayhfqvynjay">
+            <w:hyperlink w:history="1" r:id="rIduoqqz7mgfk5-jt93jnjkt">
               <w:r>
                 <w:rPr>
                   <w:rFonts w:ascii="Arial" w:cs="Arial" w:eastAsia="Arial" w:hAnsi="Arial"/>
@@ -10470,32 +10470,32 @@
         <w:tc>
           <w:tcPr>
             <w:tcW w:type="dxa" w:w="1520"/>
-            <w:shd w:fill="F2F2F2" w:color="auto" w:val="clear"/>
-            <w:tcMar>
-              <w:top w:type="dxa" w:w="60"/>
-              <w:left w:type="dxa" w:w="120"/>
-              <w:bottom w:type="dxa" w:w="60"/>
-              <w:right w:type="dxa" w:w="120"/>
-            </w:tcMar>
-            <w:vAlign w:val="top"/>
-          </w:tcPr>
-          <w:p>
-            <w:pPr>
-              <w:spacing w:after="40" w:before="0"/>
-              <w:jc w:val="left"/>
-            </w:pPr>
-            <w:r>
-              <w:rPr>
-                <w:rFonts w:ascii="Arial" w:cs="Arial" w:eastAsia="Arial" w:hAnsi="Arial"/>
-                <w:b/>
-                <w:bCs/>
-                <w:i w:val="false"/>
-                <w:iCs w:val="false"/>
-                <w:color w:val="000000"/>
-                <w:sz w:val="18"/>
-                <w:szCs w:val="18"/>
-              </w:rPr>
-              <w:t xml:space="preserve">5 — Model Building</w:t>
+            <w:shd w:fill="D5E8F0" w:color="auto" w:val="clear"/>
+            <w:tcMar>
+              <w:top w:type="dxa" w:w="60"/>
+              <w:left w:type="dxa" w:w="120"/>
+              <w:bottom w:type="dxa" w:w="60"/>
+              <w:right w:type="dxa" w:w="120"/>
+            </w:tcMar>
+            <w:vAlign w:val="top"/>
+          </w:tcPr>
+          <w:p>
+            <w:pPr>
+              <w:spacing w:after="40" w:before="0"/>
+              <w:jc w:val="left"/>
+            </w:pPr>
+            <w:r>
+              <w:rPr>
+                <w:rFonts w:ascii="Arial" w:cs="Arial" w:eastAsia="Arial" w:hAnsi="Arial"/>
+                <w:b/>
+                <w:bCs/>
+                <w:i w:val="false"/>
+                <w:iCs w:val="false"/>
+                <w:color w:val="000000"/>
+                <w:sz w:val="18"/>
+                <w:szCs w:val="18"/>
+              </w:rPr>
+              <w:t xml:space="preserve">Model Building Phase</w:t>
             </w:r>
           </w:p>
           <w:p>
@@ -10518,7 +10518,7 @@
             <w:pPr>
               <w:spacing w:after="20" w:before="0"/>
             </w:pPr>
-            <w:hyperlink w:history="1" r:id="rIdg3ef7vc4lajr1r2z95dil">
+            <w:hyperlink w:history="1" r:id="rIdtpg5esex2bzkh7ihg7-sr">
               <w:r>
                 <w:rPr>
                   <w:rFonts w:ascii="Arial" w:cs="Arial" w:eastAsia="Arial" w:hAnsi="Arial"/>
@@ -10551,7 +10551,7 @@
               <w:spacing w:after="10" w:before="0"/>
               <w:ind w:left="120"/>
             </w:pPr>
-            <w:hyperlink w:history="1" r:id="rIdvlqvythk5yz-ji68yke4x">
+            <w:hyperlink w:history="1" r:id="rIdqbkbtfgnaw1vmgp3webnm">
               <w:r>
                 <w:rPr>
                   <w:rFonts w:ascii="Arial" w:cs="Arial" w:eastAsia="Arial" w:hAnsi="Arial"/>
@@ -10596,7 +10596,7 @@
             <w:pPr>
               <w:spacing w:after="20" w:before="0"/>
             </w:pPr>
-            <w:hyperlink w:history="1" r:id="rIdznd2bkh1xgwrjwmmnlczj">
+            <w:hyperlink w:history="1" r:id="rIdup7phde0rbyyshr2_fsxp">
               <w:r>
                 <w:rPr>
                   <w:rFonts w:ascii="Arial" w:cs="Arial" w:eastAsia="Arial" w:hAnsi="Arial"/>
@@ -10629,7 +10629,7 @@
               <w:spacing w:after="10" w:before="0"/>
               <w:ind w:left="120"/>
             </w:pPr>
-            <w:hyperlink w:history="1" r:id="rIdtg2bt149a5yw1cwbbql91">
+            <w:hyperlink w:history="1" r:id="rIdi4uvzyccfzbd0ki6bjieh">
               <w:r>
                 <w:rPr>
                   <w:rFonts w:ascii="Arial" w:cs="Arial" w:eastAsia="Arial" w:hAnsi="Arial"/>
@@ -12294,7 +12294,7 @@
             <w:pPr>
               <w:spacing w:after="20" w:before="0"/>
             </w:pPr>
-            <w:hyperlink w:history="1" r:id="rIdxhx29y-ko3w3w4tkel5ml">
+            <w:hyperlink w:history="1" r:id="rIdixp0eyiji4p69dganjqpn">
               <w:r>
                 <w:rPr>
                   <w:rFonts w:ascii="Arial" w:cs="Arial" w:eastAsia="Arial" w:hAnsi="Arial"/>
@@ -12327,7 +12327,7 @@
               <w:spacing w:after="10" w:before="0"/>
               <w:ind w:left="120"/>
             </w:pPr>
-            <w:hyperlink w:history="1" r:id="rIdqh2mgy3sax9hl6aw7tb13">
+            <w:hyperlink w:history="1" r:id="rIdx6vgzrekb3ynv3kxfjlif">
               <w:r>
                 <w:rPr>
                   <w:rFonts w:ascii="Arial" w:cs="Arial" w:eastAsia="Arial" w:hAnsi="Arial"/>
@@ -12372,7 +12372,7 @@
             <w:pPr>
               <w:spacing w:after="20" w:before="0"/>
             </w:pPr>
-            <w:hyperlink w:history="1" r:id="rIdqe4ouecv_xsdb-7qa_jit">
+            <w:hyperlink w:history="1" r:id="rIdtkiezjyuhkzbmedxwmatj">
               <w:r>
                 <w:rPr>
                   <w:rFonts w:ascii="Arial" w:cs="Arial" w:eastAsia="Arial" w:hAnsi="Arial"/>
@@ -12405,7 +12405,7 @@
               <w:spacing w:after="10" w:before="0"/>
               <w:ind w:left="120"/>
             </w:pPr>
-            <w:hyperlink w:history="1" r:id="rIdogcxepyzobiuvg6eyk-jr">
+            <w:hyperlink w:history="1" r:id="rId_6af4mlqdffvyjxus44ka">
               <w:r>
                 <w:rPr>
                   <w:rFonts w:ascii="Arial" w:cs="Arial" w:eastAsia="Arial" w:hAnsi="Arial"/>
@@ -12600,7 +12600,7 @@
             <w:pPr>
               <w:spacing w:after="20" w:before="0"/>
             </w:pPr>
-            <w:hyperlink w:history="1" r:id="rIdxo-gblelcqqvuol-sduaj">
+            <w:hyperlink w:history="1" r:id="rIdhb5k94p754lyhehvj3fsd">
               <w:r>
                 <w:rPr>
                   <w:rFonts w:ascii="Arial" w:cs="Arial" w:eastAsia="Arial" w:hAnsi="Arial"/>
@@ -12633,7 +12633,7 @@
               <w:spacing w:after="10" w:before="0"/>
               <w:ind w:left="120"/>
             </w:pPr>
-            <w:hyperlink w:history="1" r:id="rIdk0lazk20pw9zhnbq-et1s">
+            <w:hyperlink w:history="1" r:id="rIdwdwuk0bmcxbc5g4fhrame">
               <w:r>
                 <w:rPr>
                   <w:rFonts w:ascii="Arial" w:cs="Arial" w:eastAsia="Arial" w:hAnsi="Arial"/>
@@ -12678,7 +12678,7 @@
             <w:pPr>
               <w:spacing w:after="20" w:before="0"/>
             </w:pPr>
-            <w:hyperlink w:history="1" r:id="rIdfycvzhhv9rfohqs5wln-o">
+            <w:hyperlink w:history="1" r:id="rIdynug0lyvewkycls4o6fow">
               <w:r>
                 <w:rPr>
                   <w:rFonts w:ascii="Arial" w:cs="Arial" w:eastAsia="Arial" w:hAnsi="Arial"/>
@@ -12711,7 +12711,7 @@
               <w:spacing w:after="10" w:before="0"/>
               <w:ind w:left="120"/>
             </w:pPr>
-            <w:hyperlink w:history="1" r:id="rIdlqtnahu1gw9tqth-kr9jp">
+            <w:hyperlink w:history="1" r:id="rIdz6ff-qnl3igtsfxdmms16">
               <w:r>
                 <w:rPr>
                   <w:rFonts w:ascii="Arial" w:cs="Arial" w:eastAsia="Arial" w:hAnsi="Arial"/>
@@ -12906,7 +12906,7 @@
             <w:pPr>
               <w:spacing w:after="20" w:before="0"/>
             </w:pPr>
-            <w:hyperlink w:history="1" r:id="rIdcoawioon-rpzdbnvweugf">
+            <w:hyperlink w:history="1" r:id="rIdrrq2wv2-zd0do56gt4uxr">
               <w:r>
                 <w:rPr>
                   <w:rFonts w:ascii="Arial" w:cs="Arial" w:eastAsia="Arial" w:hAnsi="Arial"/>
@@ -12939,7 +12939,7 @@
               <w:spacing w:after="10" w:before="0"/>
               <w:ind w:left="120"/>
             </w:pPr>
-            <w:hyperlink w:history="1" r:id="rIdfzyskmdsbg48ab6rn6wor">
+            <w:hyperlink w:history="1" r:id="rId4grzztvu34zf3vilgub_9">
               <w:r>
                 <w:rPr>
                   <w:rFonts w:ascii="Arial" w:cs="Arial" w:eastAsia="Arial" w:hAnsi="Arial"/>
@@ -12984,7 +12984,7 @@
             <w:pPr>
               <w:spacing w:after="20" w:before="0"/>
             </w:pPr>
-            <w:hyperlink w:history="1" r:id="rIdaygdk86awaxw6lfjdx5vw">
+            <w:hyperlink w:history="1" r:id="rIdmxaoh_yrzt9hx_j5ooqu-">
               <w:r>
                 <w:rPr>
                   <w:rFonts w:ascii="Arial" w:cs="Arial" w:eastAsia="Arial" w:hAnsi="Arial"/>
@@ -13017,7 +13017,7 @@
               <w:spacing w:after="10" w:before="0"/>
               <w:ind w:left="120"/>
             </w:pPr>
-            <w:hyperlink w:history="1" r:id="rIdlji5vjtv_0c0jn0ntqyro">
+            <w:hyperlink w:history="1" r:id="rIdpbaq6mxqwizm_rkhudfhy">
               <w:r>
                 <w:rPr>
                   <w:rFonts w:ascii="Arial" w:cs="Arial" w:eastAsia="Arial" w:hAnsi="Arial"/>
@@ -13212,7 +13212,7 @@
             <w:pPr>
               <w:spacing w:after="20" w:before="0"/>
             </w:pPr>
-            <w:hyperlink w:history="1" r:id="rIdqf4fajtc3h8zsqjifauy9">
+            <w:hyperlink w:history="1" r:id="rIdfpay6cowrr4ouly3rhnu5">
               <w:r>
                 <w:rPr>
                   <w:rFonts w:ascii="Arial" w:cs="Arial" w:eastAsia="Arial" w:hAnsi="Arial"/>
@@ -13245,7 +13245,7 @@
               <w:spacing w:after="10" w:before="0"/>
               <w:ind w:left="120"/>
             </w:pPr>
-            <w:hyperlink w:history="1" r:id="rIdha0fkat7durarp_dfhw-4">
+            <w:hyperlink w:history="1" r:id="rIdglylxograq8abhwrcdgba">
               <w:r>
                 <w:rPr>
                   <w:rFonts w:ascii="Arial" w:cs="Arial" w:eastAsia="Arial" w:hAnsi="Arial"/>
@@ -13290,7 +13290,7 @@
             <w:pPr>
               <w:spacing w:after="20" w:before="0"/>
             </w:pPr>
-            <w:hyperlink w:history="1" r:id="rIdzg8j1qjrkq8kvpyb9rdg7">
+            <w:hyperlink w:history="1" r:id="rIdgcx0f65rdiluxjhap75hc">
               <w:r>
                 <w:rPr>
                   <w:rFonts w:ascii="Arial" w:cs="Arial" w:eastAsia="Arial" w:hAnsi="Arial"/>
@@ -13323,7 +13323,7 @@
               <w:spacing w:after="10" w:before="0"/>
               <w:ind w:left="120"/>
             </w:pPr>
-            <w:hyperlink w:history="1" r:id="rIdhgmdphfxkignbegjb7ips">
+            <w:hyperlink w:history="1" r:id="rIdfq_8kafi-wtx-kdkngd2g">
               <w:r>
                 <w:rPr>
                   <w:rFonts w:ascii="Arial" w:cs="Arial" w:eastAsia="Arial" w:hAnsi="Arial"/>
@@ -13518,7 +13518,7 @@
             <w:pPr>
               <w:spacing w:after="20" w:before="0"/>
             </w:pPr>
-            <w:hyperlink w:history="1" r:id="rIdl0glkenxi2yght9wmyi_h">
+            <w:hyperlink w:history="1" r:id="rId7l6jkfggkbq59ose1ndkf">
               <w:r>
                 <w:rPr>
                   <w:rFonts w:ascii="Arial" w:cs="Arial" w:eastAsia="Arial" w:hAnsi="Arial"/>
@@ -13551,7 +13551,7 @@
               <w:spacing w:after="10" w:before="0"/>
               <w:ind w:left="120"/>
             </w:pPr>
-            <w:hyperlink w:history="1" r:id="rIdgkpfvpaye1iqi7rokyo6k">
+            <w:hyperlink w:history="1" r:id="rId9j7d73kvdsopfmsnihnna">
               <w:r>
                 <w:rPr>
                   <w:rFonts w:ascii="Arial" w:cs="Arial" w:eastAsia="Arial" w:hAnsi="Arial"/>
@@ -13596,7 +13596,7 @@
             <w:pPr>
               <w:spacing w:after="20" w:before="0"/>
             </w:pPr>
-            <w:hyperlink w:history="1" r:id="rId-a-m7r3fqy377f2f0jcbo">
+            <w:hyperlink w:history="1" r:id="rIdqf-rlb2zhupvsxscnewmv">
               <w:r>
                 <w:rPr>
                   <w:rFonts w:ascii="Arial" w:cs="Arial" w:eastAsia="Arial" w:hAnsi="Arial"/>
@@ -13629,7 +13629,7 @@
               <w:spacing w:after="10" w:before="0"/>
               <w:ind w:left="120"/>
             </w:pPr>
-            <w:hyperlink w:history="1" r:id="rId2hvr0ipjm8tbyjpbmcd0f">
+            <w:hyperlink w:history="1" r:id="rIdgmmzisstaoqvq8dcvotxh">
               <w:r>
                 <w:rPr>
                   <w:rFonts w:ascii="Arial" w:cs="Arial" w:eastAsia="Arial" w:hAnsi="Arial"/>
@@ -15068,32 +15068,32 @@
         <w:tc>
           <w:tcPr>
             <w:tcW w:type="dxa" w:w="1520"/>
-            <w:shd w:fill="F2F2F2" w:color="auto" w:val="clear"/>
-            <w:tcMar>
-              <w:top w:type="dxa" w:w="60"/>
-              <w:left w:type="dxa" w:w="120"/>
-              <w:bottom w:type="dxa" w:w="60"/>
-              <w:right w:type="dxa" w:w="120"/>
-            </w:tcMar>
-            <w:vAlign w:val="top"/>
-          </w:tcPr>
-          <w:p>
-            <w:pPr>
-              <w:spacing w:after="40" w:before="0"/>
-              <w:jc w:val="left"/>
-            </w:pPr>
-            <w:r>
-              <w:rPr>
-                <w:rFonts w:ascii="Arial" w:cs="Arial" w:eastAsia="Arial" w:hAnsi="Arial"/>
-                <w:b/>
-                <w:bCs/>
-                <w:i w:val="false"/>
-                <w:iCs w:val="false"/>
-                <w:color w:val="000000"/>
-                <w:sz w:val="18"/>
-                <w:szCs w:val="18"/>
-              </w:rPr>
-              <w:t xml:space="preserve">1 — Predict</w:t>
+            <w:shd w:fill="EAD1F5" w:color="auto" w:val="clear"/>
+            <w:tcMar>
+              <w:top w:type="dxa" w:w="60"/>
+              <w:left w:type="dxa" w:w="120"/>
+              <w:bottom w:type="dxa" w:w="60"/>
+              <w:right w:type="dxa" w:w="120"/>
+            </w:tcMar>
+            <w:vAlign w:val="top"/>
+          </w:tcPr>
+          <w:p>
+            <w:pPr>
+              <w:spacing w:after="40" w:before="0"/>
+              <w:jc w:val="left"/>
+            </w:pPr>
+            <w:r>
+              <w:rPr>
+                <w:rFonts w:ascii="Arial" w:cs="Arial" w:eastAsia="Arial" w:hAnsi="Arial"/>
+                <w:b/>
+                <w:bCs/>
+                <w:i w:val="false"/>
+                <w:iCs w:val="false"/>
+                <w:color w:val="000000"/>
+                <w:sz w:val="18"/>
+                <w:szCs w:val="18"/>
+              </w:rPr>
+              <w:t xml:space="preserve">Predict Phase</w:t>
             </w:r>
           </w:p>
           <w:p>
@@ -15116,7 +15116,7 @@
             <w:pPr>
               <w:spacing w:after="20" w:before="0"/>
             </w:pPr>
-            <w:hyperlink w:history="1" r:id="rIdmbu1zdpeiijetb5zs3jt9">
+            <w:hyperlink w:history="1" r:id="rIdybdacvseuencssrhtgvlf">
               <w:r>
                 <w:rPr>
                   <w:rFonts w:ascii="Arial" w:cs="Arial" w:eastAsia="Arial" w:hAnsi="Arial"/>
@@ -15149,7 +15149,7 @@
               <w:spacing w:after="10" w:before="0"/>
               <w:ind w:left="120"/>
             </w:pPr>
-            <w:hyperlink w:history="1" r:id="rId7xlufc5lbkq6vnl3v0p7y">
+            <w:hyperlink w:history="1" r:id="rId0tsmzvcaxrfoddnw6udjt">
               <w:r>
                 <w:rPr>
                   <w:rFonts w:ascii="Arial" w:cs="Arial" w:eastAsia="Arial" w:hAnsi="Arial"/>
@@ -15194,7 +15194,7 @@
             <w:pPr>
               <w:spacing w:after="20" w:before="0"/>
             </w:pPr>
-            <w:hyperlink w:history="1" r:id="rId0ovfjjr7b5urdawemto8a">
+            <w:hyperlink w:history="1" r:id="rIdsmhfwyjr6jwtous7-swll">
               <w:r>
                 <w:rPr>
                   <w:rFonts w:ascii="Arial" w:cs="Arial" w:eastAsia="Arial" w:hAnsi="Arial"/>
@@ -15227,7 +15227,7 @@
               <w:spacing w:after="10" w:before="0"/>
               <w:ind w:left="120"/>
             </w:pPr>
-            <w:hyperlink w:history="1" r:id="rIdgijy9aanpqqqclwpbqbhq">
+            <w:hyperlink w:history="1" r:id="rIdiweltnwoh9lqsuuehiipd">
               <w:r>
                 <w:rPr>
                   <w:rFonts w:ascii="Arial" w:cs="Arial" w:eastAsia="Arial" w:hAnsi="Arial"/>
@@ -15374,32 +15374,32 @@
         <w:tc>
           <w:tcPr>
             <w:tcW w:type="dxa" w:w="1520"/>
-            <w:shd w:fill="F2F2F2" w:color="auto" w:val="clear"/>
-            <w:tcMar>
-              <w:top w:type="dxa" w:w="60"/>
-              <w:left w:type="dxa" w:w="120"/>
-              <w:bottom w:type="dxa" w:w="60"/>
-              <w:right w:type="dxa" w:w="120"/>
-            </w:tcMar>
-            <w:vAlign w:val="top"/>
-          </w:tcPr>
-          <w:p>
-            <w:pPr>
-              <w:spacing w:after="40" w:before="0"/>
-              <w:jc w:val="left"/>
-            </w:pPr>
-            <w:r>
-              <w:rPr>
-                <w:rFonts w:ascii="Arial" w:cs="Arial" w:eastAsia="Arial" w:hAnsi="Arial"/>
-                <w:b/>
-                <w:bCs/>
-                <w:i w:val="false"/>
-                <w:iCs w:val="false"/>
-                <w:color w:val="000000"/>
-                <w:sz w:val="18"/>
-                <w:szCs w:val="18"/>
-              </w:rPr>
-              <w:t xml:space="preserve">2 — Observe</w:t>
+            <w:shd w:fill="D9EEF1" w:color="auto" w:val="clear"/>
+            <w:tcMar>
+              <w:top w:type="dxa" w:w="60"/>
+              <w:left w:type="dxa" w:w="120"/>
+              <w:bottom w:type="dxa" w:w="60"/>
+              <w:right w:type="dxa" w:w="120"/>
+            </w:tcMar>
+            <w:vAlign w:val="top"/>
+          </w:tcPr>
+          <w:p>
+            <w:pPr>
+              <w:spacing w:after="40" w:before="0"/>
+              <w:jc w:val="left"/>
+            </w:pPr>
+            <w:r>
+              <w:rPr>
+                <w:rFonts w:ascii="Arial" w:cs="Arial" w:eastAsia="Arial" w:hAnsi="Arial"/>
+                <w:b/>
+                <w:bCs/>
+                <w:i w:val="false"/>
+                <w:iCs w:val="false"/>
+                <w:color w:val="000000"/>
+                <w:sz w:val="18"/>
+                <w:szCs w:val="18"/>
+              </w:rPr>
+              <w:t xml:space="preserve">Observe Phase</w:t>
             </w:r>
           </w:p>
           <w:p>
@@ -15422,7 +15422,7 @@
             <w:pPr>
               <w:spacing w:after="20" w:before="0"/>
             </w:pPr>
-            <w:hyperlink w:history="1" r:id="rId5lxqgngqwr4jn2rtgf-pc">
+            <w:hyperlink w:history="1" r:id="rIdrykxhf5btrg1urvklmrsq">
               <w:r>
                 <w:rPr>
                   <w:rFonts w:ascii="Arial" w:cs="Arial" w:eastAsia="Arial" w:hAnsi="Arial"/>
@@ -15455,7 +15455,7 @@
               <w:spacing w:after="10" w:before="0"/>
               <w:ind w:left="120"/>
             </w:pPr>
-            <w:hyperlink w:history="1" r:id="rIdylber8yb2uqj2_uav2p8s">
+            <w:hyperlink w:history="1" r:id="rIdeabi70lbr2zvmrl8gsjtx">
               <w:r>
                 <w:rPr>
                   <w:rFonts w:ascii="Arial" w:cs="Arial" w:eastAsia="Arial" w:hAnsi="Arial"/>
@@ -15500,7 +15500,7 @@
             <w:pPr>
               <w:spacing w:after="20" w:before="0"/>
             </w:pPr>
-            <w:hyperlink w:history="1" r:id="rIds5gjlujwqu4inrn6wea2j">
+            <w:hyperlink w:history="1" r:id="rIdsgb1g7avzf2v1a5cnsmki">
               <w:r>
                 <w:rPr>
                   <w:rFonts w:ascii="Arial" w:cs="Arial" w:eastAsia="Arial" w:hAnsi="Arial"/>
@@ -15533,7 +15533,7 @@
               <w:spacing w:after="10" w:before="0"/>
               <w:ind w:left="120"/>
             </w:pPr>
-            <w:hyperlink w:history="1" r:id="rIdiesdffqirhykeji8zy-mg">
+            <w:hyperlink w:history="1" r:id="rId8ri7yypj_gk57kqgkwabu">
               <w:r>
                 <w:rPr>
                   <w:rFonts w:ascii="Arial" w:cs="Arial" w:eastAsia="Arial" w:hAnsi="Arial"/>
@@ -15680,32 +15680,32 @@
         <w:tc>
           <w:tcPr>
             <w:tcW w:type="dxa" w:w="1520"/>
-            <w:shd w:fill="F2F2F2" w:color="auto" w:val="clear"/>
-            <w:tcMar>
-              <w:top w:type="dxa" w:w="60"/>
-              <w:left w:type="dxa" w:w="120"/>
-              <w:bottom w:type="dxa" w:w="60"/>
-              <w:right w:type="dxa" w:w="120"/>
-            </w:tcMar>
-            <w:vAlign w:val="top"/>
-          </w:tcPr>
-          <w:p>
-            <w:pPr>
-              <w:spacing w:after="40" w:before="0"/>
-              <w:jc w:val="left"/>
-            </w:pPr>
-            <w:r>
-              <w:rPr>
-                <w:rFonts w:ascii="Arial" w:cs="Arial" w:eastAsia="Arial" w:hAnsi="Arial"/>
-                <w:b/>
-                <w:bCs/>
-                <w:i w:val="false"/>
-                <w:iCs w:val="false"/>
-                <w:color w:val="000000"/>
-                <w:sz w:val="18"/>
-                <w:szCs w:val="18"/>
-              </w:rPr>
-              <w:t xml:space="preserve">3 — Explain</w:t>
+            <w:shd w:fill="E2EFDA" w:color="auto" w:val="clear"/>
+            <w:tcMar>
+              <w:top w:type="dxa" w:w="60"/>
+              <w:left w:type="dxa" w:w="120"/>
+              <w:bottom w:type="dxa" w:w="60"/>
+              <w:right w:type="dxa" w:w="120"/>
+            </w:tcMar>
+            <w:vAlign w:val="top"/>
+          </w:tcPr>
+          <w:p>
+            <w:pPr>
+              <w:spacing w:after="40" w:before="0"/>
+              <w:jc w:val="left"/>
+            </w:pPr>
+            <w:r>
+              <w:rPr>
+                <w:rFonts w:ascii="Arial" w:cs="Arial" w:eastAsia="Arial" w:hAnsi="Arial"/>
+                <w:b/>
+                <w:bCs/>
+                <w:i w:val="false"/>
+                <w:iCs w:val="false"/>
+                <w:color w:val="000000"/>
+                <w:sz w:val="18"/>
+                <w:szCs w:val="18"/>
+              </w:rPr>
+              <w:t xml:space="preserve">Explain Phase</w:t>
             </w:r>
           </w:p>
           <w:p>
@@ -15728,7 +15728,7 @@
             <w:pPr>
               <w:spacing w:after="20" w:before="0"/>
             </w:pPr>
-            <w:hyperlink w:history="1" r:id="rId2lxm22isuhqemv1zeanx_">
+            <w:hyperlink w:history="1" r:id="rId2zmxrkqkizkwxak6njj_j">
               <w:r>
                 <w:rPr>
                   <w:rFonts w:ascii="Arial" w:cs="Arial" w:eastAsia="Arial" w:hAnsi="Arial"/>
@@ -15761,7 +15761,7 @@
               <w:spacing w:after="10" w:before="0"/>
               <w:ind w:left="120"/>
             </w:pPr>
-            <w:hyperlink w:history="1" r:id="rIdbikqdqlmk2dycn9t5ijy5">
+            <w:hyperlink w:history="1" r:id="rIdrz7cyfuaqd5te9qigdo9-">
               <w:r>
                 <w:rPr>
                   <w:rFonts w:ascii="Arial" w:cs="Arial" w:eastAsia="Arial" w:hAnsi="Arial"/>
@@ -15806,7 +15806,7 @@
             <w:pPr>
               <w:spacing w:after="20" w:before="0"/>
             </w:pPr>
-            <w:hyperlink w:history="1" r:id="rIdgl-3fb5iqgmulcgc8ywqs">
+            <w:hyperlink w:history="1" r:id="rIdkx8ixe9lt9wd8lyg0ylxo">
               <w:r>
                 <w:rPr>
                   <w:rFonts w:ascii="Arial" w:cs="Arial" w:eastAsia="Arial" w:hAnsi="Arial"/>
@@ -15839,7 +15839,7 @@
               <w:spacing w:after="10" w:before="0"/>
               <w:ind w:left="120"/>
             </w:pPr>
-            <w:hyperlink w:history="1" r:id="rIdafkj9p1kfpbkfydbqdyoy">
+            <w:hyperlink w:history="1" r:id="rIdwx48zytu7nvuyi7ryluls">
               <w:r>
                 <w:rPr>
                   <w:rFonts w:ascii="Arial" w:cs="Arial" w:eastAsia="Arial" w:hAnsi="Arial"/>
@@ -15986,32 +15986,32 @@
         <w:tc>
           <w:tcPr>
             <w:tcW w:type="dxa" w:w="1520"/>
-            <w:shd w:fill="F2F2F2" w:color="auto" w:val="clear"/>
-            <w:tcMar>
-              <w:top w:type="dxa" w:w="60"/>
-              <w:left w:type="dxa" w:w="120"/>
-              <w:bottom w:type="dxa" w:w="60"/>
-              <w:right w:type="dxa" w:w="120"/>
-            </w:tcMar>
-            <w:vAlign w:val="top"/>
-          </w:tcPr>
-          <w:p>
-            <w:pPr>
-              <w:spacing w:after="40" w:before="0"/>
-              <w:jc w:val="left"/>
-            </w:pPr>
-            <w:r>
-              <w:rPr>
-                <w:rFonts w:ascii="Arial" w:cs="Arial" w:eastAsia="Arial" w:hAnsi="Arial"/>
-                <w:b/>
-                <w:bCs/>
-                <w:i w:val="false"/>
-                <w:iCs w:val="false"/>
-                <w:color w:val="000000"/>
-                <w:sz w:val="18"/>
-                <w:szCs w:val="18"/>
-              </w:rPr>
-              <w:t xml:space="preserve">4 — Driving Question Board (DQB) Update</w:t>
+            <w:shd w:fill="FCE4D6" w:color="auto" w:val="clear"/>
+            <w:tcMar>
+              <w:top w:type="dxa" w:w="60"/>
+              <w:left w:type="dxa" w:w="120"/>
+              <w:bottom w:type="dxa" w:w="60"/>
+              <w:right w:type="dxa" w:w="120"/>
+            </w:tcMar>
+            <w:vAlign w:val="top"/>
+          </w:tcPr>
+          <w:p>
+            <w:pPr>
+              <w:spacing w:after="40" w:before="0"/>
+              <w:jc w:val="left"/>
+            </w:pPr>
+            <w:r>
+              <w:rPr>
+                <w:rFonts w:ascii="Arial" w:cs="Arial" w:eastAsia="Arial" w:hAnsi="Arial"/>
+                <w:b/>
+                <w:bCs/>
+                <w:i w:val="false"/>
+                <w:iCs w:val="false"/>
+                <w:color w:val="000000"/>
+                <w:sz w:val="18"/>
+                <w:szCs w:val="18"/>
+              </w:rPr>
+              <w:t xml:space="preserve">Driving Question Board (DQB) Creation</w:t>
             </w:r>
           </w:p>
           <w:p>
@@ -16034,7 +16034,7 @@
             <w:pPr>
               <w:spacing w:after="20" w:before="0"/>
             </w:pPr>
-            <w:hyperlink w:history="1" r:id="rIdtvfelehkhty3rkcv7dnpk">
+            <w:hyperlink w:history="1" r:id="rIdubvn-annm53gcn6xnzxg5">
               <w:r>
                 <w:rPr>
                   <w:rFonts w:ascii="Arial" w:cs="Arial" w:eastAsia="Arial" w:hAnsi="Arial"/>
@@ -16067,7 +16067,7 @@
               <w:spacing w:after="10" w:before="0"/>
               <w:ind w:left="120"/>
             </w:pPr>
-            <w:hyperlink w:history="1" r:id="rIdtghtr0hdvjmht9kmgzdkw">
+            <w:hyperlink w:history="1" r:id="rId89xsqe2jisatziimwqbyw">
               <w:r>
                 <w:rPr>
                   <w:rFonts w:ascii="Arial" w:cs="Arial" w:eastAsia="Arial" w:hAnsi="Arial"/>
@@ -16112,7 +16112,7 @@
             <w:pPr>
               <w:spacing w:after="20" w:before="0"/>
             </w:pPr>
-            <w:hyperlink w:history="1" r:id="rIdiiomfvr7mi3luwgifbvlk">
+            <w:hyperlink w:history="1" r:id="rIdk03gl8kui-ymn_jpkkxpq">
               <w:r>
                 <w:rPr>
                   <w:rFonts w:ascii="Arial" w:cs="Arial" w:eastAsia="Arial" w:hAnsi="Arial"/>
@@ -16145,7 +16145,7 @@
               <w:spacing w:after="10" w:before="0"/>
               <w:ind w:left="120"/>
             </w:pPr>
-            <w:hyperlink w:history="1" r:id="rId9ppwmw0ru6dcbxlcmvz17">
+            <w:hyperlink w:history="1" r:id="rId0iddmzomok9j5isxrkcgv">
               <w:r>
                 <w:rPr>
                   <w:rFonts w:ascii="Arial" w:cs="Arial" w:eastAsia="Arial" w:hAnsi="Arial"/>
@@ -16292,32 +16292,32 @@
         <w:tc>
           <w:tcPr>
             <w:tcW w:type="dxa" w:w="1520"/>
-            <w:shd w:fill="F2F2F2" w:color="auto" w:val="clear"/>
-            <w:tcMar>
-              <w:top w:type="dxa" w:w="60"/>
-              <w:left w:type="dxa" w:w="120"/>
-              <w:bottom w:type="dxa" w:w="60"/>
-              <w:right w:type="dxa" w:w="120"/>
-            </w:tcMar>
-            <w:vAlign w:val="top"/>
-          </w:tcPr>
-          <w:p>
-            <w:pPr>
-              <w:spacing w:after="40" w:before="0"/>
-              <w:jc w:val="left"/>
-            </w:pPr>
-            <w:r>
-              <w:rPr>
-                <w:rFonts w:ascii="Arial" w:cs="Arial" w:eastAsia="Arial" w:hAnsi="Arial"/>
-                <w:b/>
-                <w:bCs/>
-                <w:i w:val="false"/>
-                <w:iCs w:val="false"/>
-                <w:color w:val="000000"/>
-                <w:sz w:val="18"/>
-                <w:szCs w:val="18"/>
-              </w:rPr>
-              <w:t xml:space="preserve">5 — Model Building</w:t>
+            <w:shd w:fill="D5E8F0" w:color="auto" w:val="clear"/>
+            <w:tcMar>
+              <w:top w:type="dxa" w:w="60"/>
+              <w:left w:type="dxa" w:w="120"/>
+              <w:bottom w:type="dxa" w:w="60"/>
+              <w:right w:type="dxa" w:w="120"/>
+            </w:tcMar>
+            <w:vAlign w:val="top"/>
+          </w:tcPr>
+          <w:p>
+            <w:pPr>
+              <w:spacing w:after="40" w:before="0"/>
+              <w:jc w:val="left"/>
+            </w:pPr>
+            <w:r>
+              <w:rPr>
+                <w:rFonts w:ascii="Arial" w:cs="Arial" w:eastAsia="Arial" w:hAnsi="Arial"/>
+                <w:b/>
+                <w:bCs/>
+                <w:i w:val="false"/>
+                <w:iCs w:val="false"/>
+                <w:color w:val="000000"/>
+                <w:sz w:val="18"/>
+                <w:szCs w:val="18"/>
+              </w:rPr>
+              <w:t xml:space="preserve">Model Building Phase</w:t>
             </w:r>
           </w:p>
           <w:p>
@@ -16340,7 +16340,7 @@
             <w:pPr>
               <w:spacing w:after="20" w:before="0"/>
             </w:pPr>
-            <w:hyperlink w:history="1" r:id="rIdou5tkvkwfyi0kidvek_i_">
+            <w:hyperlink w:history="1" r:id="rIdjkcnrh2vocbcw1z2bti8c">
               <w:r>
                 <w:rPr>
                   <w:rFonts w:ascii="Arial" w:cs="Arial" w:eastAsia="Arial" w:hAnsi="Arial"/>
@@ -16373,7 +16373,7 @@
               <w:spacing w:after="10" w:before="0"/>
               <w:ind w:left="120"/>
             </w:pPr>
-            <w:hyperlink w:history="1" r:id="rIdvrmontpygd8w5vs-tqenq">
+            <w:hyperlink w:history="1" r:id="rId5dh738zdb7co8jcpfvs2i">
               <w:r>
                 <w:rPr>
                   <w:rFonts w:ascii="Arial" w:cs="Arial" w:eastAsia="Arial" w:hAnsi="Arial"/>
@@ -16418,7 +16418,7 @@
             <w:pPr>
               <w:spacing w:after="20" w:before="0"/>
             </w:pPr>
-            <w:hyperlink w:history="1" r:id="rId6vxxkwqylttozuzpqn8ma">
+            <w:hyperlink w:history="1" r:id="rIdjg68hyqxrh2tqyyfpy8go">
               <w:r>
                 <w:rPr>
                   <w:rFonts w:ascii="Arial" w:cs="Arial" w:eastAsia="Arial" w:hAnsi="Arial"/>
@@ -16451,7 +16451,7 @@
               <w:spacing w:after="10" w:before="0"/>
               <w:ind w:left="120"/>
             </w:pPr>
-            <w:hyperlink w:history="1" r:id="rId7u3dyczzkzhoaxqs9nkwh">
+            <w:hyperlink w:history="1" r:id="rIds0xee2jecj4hq36aui9no">
               <w:r>
                 <w:rPr>
                   <w:rFonts w:ascii="Arial" w:cs="Arial" w:eastAsia="Arial" w:hAnsi="Arial"/>
@@ -18117,7 +18117,7 @@
             <w:pPr>
               <w:spacing w:after="20" w:before="0"/>
             </w:pPr>
-            <w:hyperlink w:history="1" r:id="rIdiyklas6ajr6ockzsdg3kd">
+            <w:hyperlink w:history="1" r:id="rIdisq_pqxgzilrzxd5pa9rb">
               <w:r>
                 <w:rPr>
                   <w:rFonts w:ascii="Arial" w:cs="Arial" w:eastAsia="Arial" w:hAnsi="Arial"/>
@@ -18150,7 +18150,7 @@
               <w:spacing w:after="10" w:before="0"/>
               <w:ind w:left="120"/>
             </w:pPr>
-            <w:hyperlink w:history="1" r:id="rIdm-rkcyprbhjzbnjitakgd">
+            <w:hyperlink w:history="1" r:id="rIdhhluyknj2o2fchl6d5stu">
               <w:r>
                 <w:rPr>
                   <w:rFonts w:ascii="Arial" w:cs="Arial" w:eastAsia="Arial" w:hAnsi="Arial"/>
@@ -18195,7 +18195,7 @@
             <w:pPr>
               <w:spacing w:after="20" w:before="0"/>
             </w:pPr>
-            <w:hyperlink w:history="1" r:id="rId1phnsjd7gtjinvgebb4lh">
+            <w:hyperlink w:history="1" r:id="rIdl8lghwtf4nxwm66gmjg4x">
               <w:r>
                 <w:rPr>
                   <w:rFonts w:ascii="Arial" w:cs="Arial" w:eastAsia="Arial" w:hAnsi="Arial"/>
@@ -18228,7 +18228,7 @@
               <w:spacing w:after="10" w:before="0"/>
               <w:ind w:left="120"/>
             </w:pPr>
-            <w:hyperlink w:history="1" r:id="rIdfksptke5ngrqviwffgh42">
+            <w:hyperlink w:history="1" r:id="rIdhqlfksxsb9cq1flypob-a">
               <w:r>
                 <w:rPr>
                   <w:rFonts w:ascii="Arial" w:cs="Arial" w:eastAsia="Arial" w:hAnsi="Arial"/>
@@ -18423,7 +18423,7 @@
             <w:pPr>
               <w:spacing w:after="20" w:before="0"/>
             </w:pPr>
-            <w:hyperlink w:history="1" r:id="rIdignylpffeibwqwnexjdo2">
+            <w:hyperlink w:history="1" r:id="rIdq5qynrdx4gypcahdg2-wj">
               <w:r>
                 <w:rPr>
                   <w:rFonts w:ascii="Arial" w:cs="Arial" w:eastAsia="Arial" w:hAnsi="Arial"/>
@@ -18456,7 +18456,7 @@
               <w:spacing w:after="10" w:before="0"/>
               <w:ind w:left="120"/>
             </w:pPr>
-            <w:hyperlink w:history="1" r:id="rId86dbrphdtzzbq0-wshuiy">
+            <w:hyperlink w:history="1" r:id="rIdiewlhw4uq08zkq7jdqhct">
               <w:r>
                 <w:rPr>
                   <w:rFonts w:ascii="Arial" w:cs="Arial" w:eastAsia="Arial" w:hAnsi="Arial"/>
@@ -18501,7 +18501,7 @@
             <w:pPr>
               <w:spacing w:after="20" w:before="0"/>
             </w:pPr>
-            <w:hyperlink w:history="1" r:id="rIdkjrwwipoqaaab-htltm2j">
+            <w:hyperlink w:history="1" r:id="rIds9jhr1jyb4d2ti16gstb0">
               <w:r>
                 <w:rPr>
                   <w:rFonts w:ascii="Arial" w:cs="Arial" w:eastAsia="Arial" w:hAnsi="Arial"/>
@@ -18534,7 +18534,7 @@
               <w:spacing w:after="10" w:before="0"/>
               <w:ind w:left="120"/>
             </w:pPr>
-            <w:hyperlink w:history="1" r:id="rIdmy5fhelolurfspfuy6575">
+            <w:hyperlink w:history="1" r:id="rId07hwne4hukx3z06t8varm">
               <w:r>
                 <w:rPr>
                   <w:rFonts w:ascii="Arial" w:cs="Arial" w:eastAsia="Arial" w:hAnsi="Arial"/>
@@ -18729,7 +18729,7 @@
             <w:pPr>
               <w:spacing w:after="20" w:before="0"/>
             </w:pPr>
-            <w:hyperlink w:history="1" r:id="rIdf3dfgw7z0vyfvjxeccuqs">
+            <w:hyperlink w:history="1" r:id="rIdewfzyfz2lwbcvtunrbuaq">
               <w:r>
                 <w:rPr>
                   <w:rFonts w:ascii="Arial" w:cs="Arial" w:eastAsia="Arial" w:hAnsi="Arial"/>
@@ -18762,7 +18762,7 @@
               <w:spacing w:after="10" w:before="0"/>
               <w:ind w:left="120"/>
             </w:pPr>
-            <w:hyperlink w:history="1" r:id="rId-hutyuvzgduueiqpurfax">
+            <w:hyperlink w:history="1" r:id="rIdaxvkheapqfrd0c9ki7rn0">
               <w:r>
                 <w:rPr>
                   <w:rFonts w:ascii="Arial" w:cs="Arial" w:eastAsia="Arial" w:hAnsi="Arial"/>
@@ -18807,7 +18807,7 @@
             <w:pPr>
               <w:spacing w:after="20" w:before="0"/>
             </w:pPr>
-            <w:hyperlink w:history="1" r:id="rIdebcfskyzvyvrhbeh3hy_y">
+            <w:hyperlink w:history="1" r:id="rIdwvtacey8bewwt6rarpapj">
               <w:r>
                 <w:rPr>
                   <w:rFonts w:ascii="Arial" w:cs="Arial" w:eastAsia="Arial" w:hAnsi="Arial"/>
@@ -18840,7 +18840,7 @@
               <w:spacing w:after="10" w:before="0"/>
               <w:ind w:left="120"/>
             </w:pPr>
-            <w:hyperlink w:history="1" r:id="rIdgnbst3emzmdv2fsaulxyp">
+            <w:hyperlink w:history="1" r:id="rIdc39wwj7hg_t2lsezipfsz">
               <w:r>
                 <w:rPr>
                   <w:rFonts w:ascii="Arial" w:cs="Arial" w:eastAsia="Arial" w:hAnsi="Arial"/>
@@ -19035,7 +19035,7 @@
             <w:pPr>
               <w:spacing w:after="20" w:before="0"/>
             </w:pPr>
-            <w:hyperlink w:history="1" r:id="rId07ouszgsclgvheibskbwt">
+            <w:hyperlink w:history="1" r:id="rIdxbczan1szeimx7-ce3jd2">
               <w:r>
                 <w:rPr>
                   <w:rFonts w:ascii="Arial" w:cs="Arial" w:eastAsia="Arial" w:hAnsi="Arial"/>
@@ -19068,7 +19068,7 @@
               <w:spacing w:after="10" w:before="0"/>
               <w:ind w:left="120"/>
             </w:pPr>
-            <w:hyperlink w:history="1" r:id="rIdo_masqdqdho5m71h5goj4">
+            <w:hyperlink w:history="1" r:id="rIdowvvc__nrihfhpto-rthc">
               <w:r>
                 <w:rPr>
                   <w:rFonts w:ascii="Arial" w:cs="Arial" w:eastAsia="Arial" w:hAnsi="Arial"/>
@@ -19113,7 +19113,7 @@
             <w:pPr>
               <w:spacing w:after="20" w:before="0"/>
             </w:pPr>
-            <w:hyperlink w:history="1" r:id="rIddgrxzednim7sfwlr3yzt1">
+            <w:hyperlink w:history="1" r:id="rId8yubc2ldbx3xawmriltqw">
               <w:r>
                 <w:rPr>
                   <w:rFonts w:ascii="Arial" w:cs="Arial" w:eastAsia="Arial" w:hAnsi="Arial"/>
@@ -19146,7 +19146,7 @@
               <w:spacing w:after="10" w:before="0"/>
               <w:ind w:left="120"/>
             </w:pPr>
-            <w:hyperlink w:history="1" r:id="rIde2ffpqmig9hhgw2pbn9yq">
+            <w:hyperlink w:history="1" r:id="rIdvjhy2gxzjz-nliat-hmvc">
               <w:r>
                 <w:rPr>
                   <w:rFonts w:ascii="Arial" w:cs="Arial" w:eastAsia="Arial" w:hAnsi="Arial"/>
@@ -19341,7 +19341,7 @@
             <w:pPr>
               <w:spacing w:after="20" w:before="0"/>
             </w:pPr>
-            <w:hyperlink w:history="1" r:id="rId1dcz8soun_p6fhdujyepw">
+            <w:hyperlink w:history="1" r:id="rIdhvo111fanqd8d6jeqmmh-">
               <w:r>
                 <w:rPr>
                   <w:rFonts w:ascii="Arial" w:cs="Arial" w:eastAsia="Arial" w:hAnsi="Arial"/>
@@ -19374,7 +19374,7 @@
               <w:spacing w:after="10" w:before="0"/>
               <w:ind w:left="120"/>
             </w:pPr>
-            <w:hyperlink w:history="1" r:id="rIdpxuhevlwctqbhlrnpwjb0">
+            <w:hyperlink w:history="1" r:id="rIdks1nnir9m7n3cb9jsoa0f">
               <w:r>
                 <w:rPr>
                   <w:rFonts w:ascii="Arial" w:cs="Arial" w:eastAsia="Arial" w:hAnsi="Arial"/>
@@ -19419,7 +19419,7 @@
             <w:pPr>
               <w:spacing w:after="20" w:before="0"/>
             </w:pPr>
-            <w:hyperlink w:history="1" r:id="rIdd96eznjpso281kyhnrjrh">
+            <w:hyperlink w:history="1" r:id="rIdwktanrzo35qm29jbtpsvq">
               <w:r>
                 <w:rPr>
                   <w:rFonts w:ascii="Arial" w:cs="Arial" w:eastAsia="Arial" w:hAnsi="Arial"/>
@@ -19452,7 +19452,7 @@
               <w:spacing w:after="10" w:before="0"/>
               <w:ind w:left="120"/>
             </w:pPr>
-            <w:hyperlink w:history="1" r:id="rId74--nmtqjqkb4im1jxcv3">
+            <w:hyperlink w:history="1" r:id="rIdxp6vl0lbryalfvwh2ze__">
               <w:r>
                 <w:rPr>
                   <w:rFonts w:ascii="Arial" w:cs="Arial" w:eastAsia="Arial" w:hAnsi="Arial"/>
@@ -21043,32 +21043,32 @@
         <w:tc>
           <w:tcPr>
             <w:tcW w:type="dxa" w:w="1520"/>
-            <w:shd w:fill="F2F2F2" w:color="auto" w:val="clear"/>
-            <w:tcMar>
-              <w:top w:type="dxa" w:w="60"/>
-              <w:left w:type="dxa" w:w="120"/>
-              <w:bottom w:type="dxa" w:w="60"/>
-              <w:right w:type="dxa" w:w="120"/>
-            </w:tcMar>
-            <w:vAlign w:val="top"/>
-          </w:tcPr>
-          <w:p>
-            <w:pPr>
-              <w:spacing w:after="40" w:before="0"/>
-              <w:jc w:val="left"/>
-            </w:pPr>
-            <w:r>
-              <w:rPr>
-                <w:rFonts w:ascii="Arial" w:cs="Arial" w:eastAsia="Arial" w:hAnsi="Arial"/>
-                <w:b/>
-                <w:bCs/>
-                <w:i w:val="false"/>
-                <w:iCs w:val="false"/>
-                <w:color w:val="000000"/>
-                <w:sz w:val="18"/>
-                <w:szCs w:val="18"/>
-              </w:rPr>
-              <w:t xml:space="preserve">1 — Predict</w:t>
+            <w:shd w:fill="EAD1F5" w:color="auto" w:val="clear"/>
+            <w:tcMar>
+              <w:top w:type="dxa" w:w="60"/>
+              <w:left w:type="dxa" w:w="120"/>
+              <w:bottom w:type="dxa" w:w="60"/>
+              <w:right w:type="dxa" w:w="120"/>
+            </w:tcMar>
+            <w:vAlign w:val="top"/>
+          </w:tcPr>
+          <w:p>
+            <w:pPr>
+              <w:spacing w:after="40" w:before="0"/>
+              <w:jc w:val="left"/>
+            </w:pPr>
+            <w:r>
+              <w:rPr>
+                <w:rFonts w:ascii="Arial" w:cs="Arial" w:eastAsia="Arial" w:hAnsi="Arial"/>
+                <w:b/>
+                <w:bCs/>
+                <w:i w:val="false"/>
+                <w:iCs w:val="false"/>
+                <w:color w:val="000000"/>
+                <w:sz w:val="18"/>
+                <w:szCs w:val="18"/>
+              </w:rPr>
+              <w:t xml:space="preserve">Predict Phase</w:t>
             </w:r>
           </w:p>
           <w:p>
@@ -21091,7 +21091,7 @@
             <w:pPr>
               <w:spacing w:after="20" w:before="0"/>
             </w:pPr>
-            <w:hyperlink w:history="1" r:id="rIdwngbzcsl0qohutogsnqi2">
+            <w:hyperlink w:history="1" r:id="rId-lvzd2a3_mrvdsvayblik">
               <w:r>
                 <w:rPr>
                   <w:rFonts w:ascii="Arial" w:cs="Arial" w:eastAsia="Arial" w:hAnsi="Arial"/>
@@ -21124,7 +21124,7 @@
               <w:spacing w:after="10" w:before="0"/>
               <w:ind w:left="120"/>
             </w:pPr>
-            <w:hyperlink w:history="1" r:id="rIdguk2zelm8bhfu1lj2ibrc">
+            <w:hyperlink w:history="1" r:id="rId01anxfbio0t-wsoq5zz4e">
               <w:r>
                 <w:rPr>
                   <w:rFonts w:ascii="Arial" w:cs="Arial" w:eastAsia="Arial" w:hAnsi="Arial"/>
@@ -21169,7 +21169,7 @@
             <w:pPr>
               <w:spacing w:after="20" w:before="0"/>
             </w:pPr>
-            <w:hyperlink w:history="1" r:id="rIdl-vb8n_ewyxfyzvmhc8jj">
+            <w:hyperlink w:history="1" r:id="rIdzdffd0rref6eqv8zk0q0e">
               <w:r>
                 <w:rPr>
                   <w:rFonts w:ascii="Arial" w:cs="Arial" w:eastAsia="Arial" w:hAnsi="Arial"/>
@@ -21202,7 +21202,7 @@
               <w:spacing w:after="10" w:before="0"/>
               <w:ind w:left="120"/>
             </w:pPr>
-            <w:hyperlink w:history="1" r:id="rId75ypb4ndm97fjuuxuqruf">
+            <w:hyperlink w:history="1" r:id="rIdh1bjmkcqu4qnunffvs-oz">
               <w:r>
                 <w:rPr>
                   <w:rFonts w:ascii="Arial" w:cs="Arial" w:eastAsia="Arial" w:hAnsi="Arial"/>
@@ -21349,32 +21349,32 @@
         <w:tc>
           <w:tcPr>
             <w:tcW w:type="dxa" w:w="1520"/>
-            <w:shd w:fill="F2F2F2" w:color="auto" w:val="clear"/>
-            <w:tcMar>
-              <w:top w:type="dxa" w:w="60"/>
-              <w:left w:type="dxa" w:w="120"/>
-              <w:bottom w:type="dxa" w:w="60"/>
-              <w:right w:type="dxa" w:w="120"/>
-            </w:tcMar>
-            <w:vAlign w:val="top"/>
-          </w:tcPr>
-          <w:p>
-            <w:pPr>
-              <w:spacing w:after="40" w:before="0"/>
-              <w:jc w:val="left"/>
-            </w:pPr>
-            <w:r>
-              <w:rPr>
-                <w:rFonts w:ascii="Arial" w:cs="Arial" w:eastAsia="Arial" w:hAnsi="Arial"/>
-                <w:b/>
-                <w:bCs/>
-                <w:i w:val="false"/>
-                <w:iCs w:val="false"/>
-                <w:color w:val="000000"/>
-                <w:sz w:val="18"/>
-                <w:szCs w:val="18"/>
-              </w:rPr>
-              <w:t xml:space="preserve">2 — Observe (Evidence Gathering)</w:t>
+            <w:shd w:fill="D9EEF1" w:color="auto" w:val="clear"/>
+            <w:tcMar>
+              <w:top w:type="dxa" w:w="60"/>
+              <w:left w:type="dxa" w:w="120"/>
+              <w:bottom w:type="dxa" w:w="60"/>
+              <w:right w:type="dxa" w:w="120"/>
+            </w:tcMar>
+            <w:vAlign w:val="top"/>
+          </w:tcPr>
+          <w:p>
+            <w:pPr>
+              <w:spacing w:after="40" w:before="0"/>
+              <w:jc w:val="left"/>
+            </w:pPr>
+            <w:r>
+              <w:rPr>
+                <w:rFonts w:ascii="Arial" w:cs="Arial" w:eastAsia="Arial" w:hAnsi="Arial"/>
+                <w:b/>
+                <w:bCs/>
+                <w:i w:val="false"/>
+                <w:iCs w:val="false"/>
+                <w:color w:val="000000"/>
+                <w:sz w:val="18"/>
+                <w:szCs w:val="18"/>
+              </w:rPr>
+              <w:t xml:space="preserve">Observe Phase</w:t>
             </w:r>
           </w:p>
           <w:p>
@@ -21397,7 +21397,7 @@
             <w:pPr>
               <w:spacing w:after="20" w:before="0"/>
             </w:pPr>
-            <w:hyperlink w:history="1" r:id="rIdpjqiuw9v_xwx6xdce4zdl">
+            <w:hyperlink w:history="1" r:id="rIdfzvha-a3gydhv_ysbythe">
               <w:r>
                 <w:rPr>
                   <w:rFonts w:ascii="Arial" w:cs="Arial" w:eastAsia="Arial" w:hAnsi="Arial"/>
@@ -21430,7 +21430,7 @@
               <w:spacing w:after="10" w:before="0"/>
               <w:ind w:left="120"/>
             </w:pPr>
-            <w:hyperlink w:history="1" r:id="rIdlxdxnhie91lacgu1n4odm">
+            <w:hyperlink w:history="1" r:id="rIdq2ruq5ennlkz51brz9nep">
               <w:r>
                 <w:rPr>
                   <w:rFonts w:ascii="Arial" w:cs="Arial" w:eastAsia="Arial" w:hAnsi="Arial"/>
@@ -21475,7 +21475,7 @@
             <w:pPr>
               <w:spacing w:after="20" w:before="0"/>
             </w:pPr>
-            <w:hyperlink w:history="1" r:id="rId3_j3ectc2vw6i12tudsre">
+            <w:hyperlink w:history="1" r:id="rIdgxz7jtpevgl56mblkwsp-">
               <w:r>
                 <w:rPr>
                   <w:rFonts w:ascii="Arial" w:cs="Arial" w:eastAsia="Arial" w:hAnsi="Arial"/>
@@ -21508,7 +21508,7 @@
               <w:spacing w:after="10" w:before="0"/>
               <w:ind w:left="120"/>
             </w:pPr>
-            <w:hyperlink w:history="1" r:id="rIdaozvjs4pfq9samcgspu41">
+            <w:hyperlink w:history="1" r:id="rId4jvnvb9yrkdlszk95g-fo">
               <w:r>
                 <w:rPr>
                   <w:rFonts w:ascii="Arial" w:cs="Arial" w:eastAsia="Arial" w:hAnsi="Arial"/>
@@ -21921,32 +21921,32 @@
         <w:tc>
           <w:tcPr>
             <w:tcW w:type="dxa" w:w="1520"/>
-            <w:shd w:fill="F2F2F2" w:color="auto" w:val="clear"/>
-            <w:tcMar>
-              <w:top w:type="dxa" w:w="60"/>
-              <w:left w:type="dxa" w:w="120"/>
-              <w:bottom w:type="dxa" w:w="60"/>
-              <w:right w:type="dxa" w:w="120"/>
-            </w:tcMar>
-            <w:vAlign w:val="top"/>
-          </w:tcPr>
-          <w:p>
-            <w:pPr>
-              <w:spacing w:after="40" w:before="0"/>
-              <w:jc w:val="left"/>
-            </w:pPr>
-            <w:r>
-              <w:rPr>
-                <w:rFonts w:ascii="Arial" w:cs="Arial" w:eastAsia="Arial" w:hAnsi="Arial"/>
-                <w:b/>
-                <w:bCs/>
-                <w:i w:val="false"/>
-                <w:iCs w:val="false"/>
-                <w:color w:val="000000"/>
-                <w:sz w:val="18"/>
-                <w:szCs w:val="18"/>
-              </w:rPr>
-              <w:t xml:space="preserve">3 — Explain</w:t>
+            <w:shd w:fill="E2EFDA" w:color="auto" w:val="clear"/>
+            <w:tcMar>
+              <w:top w:type="dxa" w:w="60"/>
+              <w:left w:type="dxa" w:w="120"/>
+              <w:bottom w:type="dxa" w:w="60"/>
+              <w:right w:type="dxa" w:w="120"/>
+            </w:tcMar>
+            <w:vAlign w:val="top"/>
+          </w:tcPr>
+          <w:p>
+            <w:pPr>
+              <w:spacing w:after="40" w:before="0"/>
+              <w:jc w:val="left"/>
+            </w:pPr>
+            <w:r>
+              <w:rPr>
+                <w:rFonts w:ascii="Arial" w:cs="Arial" w:eastAsia="Arial" w:hAnsi="Arial"/>
+                <w:b/>
+                <w:bCs/>
+                <w:i w:val="false"/>
+                <w:iCs w:val="false"/>
+                <w:color w:val="000000"/>
+                <w:sz w:val="18"/>
+                <w:szCs w:val="18"/>
+              </w:rPr>
+              <w:t xml:space="preserve">Explain Phase</w:t>
             </w:r>
           </w:p>
           <w:p>
@@ -21969,7 +21969,7 @@
             <w:pPr>
               <w:spacing w:after="20" w:before="0"/>
             </w:pPr>
-            <w:hyperlink w:history="1" r:id="rId03yudstqeu3jdni8ywqpk">
+            <w:hyperlink w:history="1" r:id="rIdoftqx6h2wuap3woubrs3i">
               <w:r>
                 <w:rPr>
                   <w:rFonts w:ascii="Arial" w:cs="Arial" w:eastAsia="Arial" w:hAnsi="Arial"/>
@@ -22002,7 +22002,7 @@
               <w:spacing w:after="10" w:before="0"/>
               <w:ind w:left="120"/>
             </w:pPr>
-            <w:hyperlink w:history="1" r:id="rIdift1upwbeavlpzmeplvqn">
+            <w:hyperlink w:history="1" r:id="rIdti43hgwzu1faozai7h99x">
               <w:r>
                 <w:rPr>
                   <w:rFonts w:ascii="Arial" w:cs="Arial" w:eastAsia="Arial" w:hAnsi="Arial"/>
@@ -22047,7 +22047,7 @@
             <w:pPr>
               <w:spacing w:after="20" w:before="0"/>
             </w:pPr>
-            <w:hyperlink w:history="1" r:id="rIdi3c6gpd83pwk1cr8mxorm">
+            <w:hyperlink w:history="1" r:id="rIddcs4vzajnevqhtp9b7df_">
               <w:r>
                 <w:rPr>
                   <w:rFonts w:ascii="Arial" w:cs="Arial" w:eastAsia="Arial" w:hAnsi="Arial"/>
@@ -22080,7 +22080,7 @@
               <w:spacing w:after="10" w:before="0"/>
               <w:ind w:left="120"/>
             </w:pPr>
-            <w:hyperlink w:history="1" r:id="rId-9rfnkbjnazyelcfqmmvj">
+            <w:hyperlink w:history="1" r:id="rIdtds9mljy4ndjuywvlbjiq">
               <w:r>
                 <w:rPr>
                   <w:rFonts w:ascii="Arial" w:cs="Arial" w:eastAsia="Arial" w:hAnsi="Arial"/>
@@ -22417,32 +22417,32 @@
         <w:tc>
           <w:tcPr>
             <w:tcW w:type="dxa" w:w="1520"/>
-            <w:shd w:fill="F2F2F2" w:color="auto" w:val="clear"/>
-            <w:tcMar>
-              <w:top w:type="dxa" w:w="60"/>
-              <w:left w:type="dxa" w:w="120"/>
-              <w:bottom w:type="dxa" w:w="60"/>
-              <w:right w:type="dxa" w:w="120"/>
-            </w:tcMar>
-            <w:vAlign w:val="top"/>
-          </w:tcPr>
-          <w:p>
-            <w:pPr>
-              <w:spacing w:after="40" w:before="0"/>
-              <w:jc w:val="left"/>
-            </w:pPr>
-            <w:r>
-              <w:rPr>
-                <w:rFonts w:ascii="Arial" w:cs="Arial" w:eastAsia="Arial" w:hAnsi="Arial"/>
-                <w:b/>
-                <w:bCs/>
-                <w:i w:val="false"/>
-                <w:iCs w:val="false"/>
-                <w:color w:val="000000"/>
-                <w:sz w:val="18"/>
-                <w:szCs w:val="18"/>
-              </w:rPr>
-              <w:t xml:space="preserve">4 — Driving Question Board (DQB) Creation / Consolidation</w:t>
+            <w:shd w:fill="FCE4D6" w:color="auto" w:val="clear"/>
+            <w:tcMar>
+              <w:top w:type="dxa" w:w="60"/>
+              <w:left w:type="dxa" w:w="120"/>
+              <w:bottom w:type="dxa" w:w="60"/>
+              <w:right w:type="dxa" w:w="120"/>
+            </w:tcMar>
+            <w:vAlign w:val="top"/>
+          </w:tcPr>
+          <w:p>
+            <w:pPr>
+              <w:spacing w:after="40" w:before="0"/>
+              <w:jc w:val="left"/>
+            </w:pPr>
+            <w:r>
+              <w:rPr>
+                <w:rFonts w:ascii="Arial" w:cs="Arial" w:eastAsia="Arial" w:hAnsi="Arial"/>
+                <w:b/>
+                <w:bCs/>
+                <w:i w:val="false"/>
+                <w:iCs w:val="false"/>
+                <w:color w:val="000000"/>
+                <w:sz w:val="18"/>
+                <w:szCs w:val="18"/>
+              </w:rPr>
+              <w:t xml:space="preserve">Driving Question Board (DQB) Creation</w:t>
             </w:r>
           </w:p>
           <w:p>
@@ -22465,7 +22465,7 @@
             <w:pPr>
               <w:spacing w:after="20" w:before="0"/>
             </w:pPr>
-            <w:hyperlink w:history="1" r:id="rIdkjzvkqivyot0hqkfdme_s">
+            <w:hyperlink w:history="1" r:id="rIdk0ceij6exykcgqjcdqyzr">
               <w:r>
                 <w:rPr>
                   <w:rFonts w:ascii="Arial" w:cs="Arial" w:eastAsia="Arial" w:hAnsi="Arial"/>
@@ -22498,7 +22498,7 @@
               <w:spacing w:after="10" w:before="0"/>
               <w:ind w:left="120"/>
             </w:pPr>
-            <w:hyperlink w:history="1" r:id="rIdyodwwq7qh6hi9mg5_0zxg">
+            <w:hyperlink w:history="1" r:id="rIdvk2u5wvtpms5rrzgqa8u2">
               <w:r>
                 <w:rPr>
                   <w:rFonts w:ascii="Arial" w:cs="Arial" w:eastAsia="Arial" w:hAnsi="Arial"/>
@@ -22543,7 +22543,7 @@
             <w:pPr>
               <w:spacing w:after="20" w:before="0"/>
             </w:pPr>
-            <w:hyperlink w:history="1" r:id="rIdviveimbgqcban_-ladmpi">
+            <w:hyperlink w:history="1" r:id="rIdhod3mwujcj4ogexvssucc">
               <w:r>
                 <w:rPr>
                   <w:rFonts w:ascii="Arial" w:cs="Arial" w:eastAsia="Arial" w:hAnsi="Arial"/>
@@ -22576,7 +22576,7 @@
               <w:spacing w:after="10" w:before="0"/>
               <w:ind w:left="120"/>
             </w:pPr>
-            <w:hyperlink w:history="1" r:id="rIdchbbejmcuucupkdr4eac0">
+            <w:hyperlink w:history="1" r:id="rId_kew3jt0-blpskpyqfxik">
               <w:r>
                 <w:rPr>
                   <w:rFonts w:ascii="Arial" w:cs="Arial" w:eastAsia="Arial" w:hAnsi="Arial"/>
@@ -22837,32 +22837,32 @@
         <w:tc>
           <w:tcPr>
             <w:tcW w:type="dxa" w:w="1520"/>
-            <w:shd w:fill="F2F2F2" w:color="auto" w:val="clear"/>
-            <w:tcMar>
-              <w:top w:type="dxa" w:w="60"/>
-              <w:left w:type="dxa" w:w="120"/>
-              <w:bottom w:type="dxa" w:w="60"/>
-              <w:right w:type="dxa" w:w="120"/>
-            </w:tcMar>
-            <w:vAlign w:val="top"/>
-          </w:tcPr>
-          <w:p>
-            <w:pPr>
-              <w:spacing w:after="40" w:before="0"/>
-              <w:jc w:val="left"/>
-            </w:pPr>
-            <w:r>
-              <w:rPr>
-                <w:rFonts w:ascii="Arial" w:cs="Arial" w:eastAsia="Arial" w:hAnsi="Arial"/>
-                <w:b/>
-                <w:bCs/>
-                <w:i w:val="false"/>
-                <w:iCs w:val="false"/>
-                <w:color w:val="000000"/>
-                <w:sz w:val="18"/>
-                <w:szCs w:val="18"/>
-              </w:rPr>
-              <w:t xml:space="preserve">5 — Model Building</w:t>
+            <w:shd w:fill="D5E8F0" w:color="auto" w:val="clear"/>
+            <w:tcMar>
+              <w:top w:type="dxa" w:w="60"/>
+              <w:left w:type="dxa" w:w="120"/>
+              <w:bottom w:type="dxa" w:w="60"/>
+              <w:right w:type="dxa" w:w="120"/>
+            </w:tcMar>
+            <w:vAlign w:val="top"/>
+          </w:tcPr>
+          <w:p>
+            <w:pPr>
+              <w:spacing w:after="40" w:before="0"/>
+              <w:jc w:val="left"/>
+            </w:pPr>
+            <w:r>
+              <w:rPr>
+                <w:rFonts w:ascii="Arial" w:cs="Arial" w:eastAsia="Arial" w:hAnsi="Arial"/>
+                <w:b/>
+                <w:bCs/>
+                <w:i w:val="false"/>
+                <w:iCs w:val="false"/>
+                <w:color w:val="000000"/>
+                <w:sz w:val="18"/>
+                <w:szCs w:val="18"/>
+              </w:rPr>
+              <w:t xml:space="preserve">Model Building Phase</w:t>
             </w:r>
           </w:p>
           <w:p>
@@ -22885,7 +22885,7 @@
             <w:pPr>
               <w:spacing w:after="20" w:before="0"/>
             </w:pPr>
-            <w:hyperlink w:history="1" r:id="rId3xjh1hrzvdkmuhkrjtq8w">
+            <w:hyperlink w:history="1" r:id="rIdqrrzxrn-99lui10uq41r4">
               <w:r>
                 <w:rPr>
                   <w:rFonts w:ascii="Arial" w:cs="Arial" w:eastAsia="Arial" w:hAnsi="Arial"/>
@@ -22918,7 +22918,7 @@
               <w:spacing w:after="10" w:before="0"/>
               <w:ind w:left="120"/>
             </w:pPr>
-            <w:hyperlink w:history="1" r:id="rIduqu_klsbsakfis4qk3lwn">
+            <w:hyperlink w:history="1" r:id="rIdzvyyiiwjwq1o-xswwerpm">
               <w:r>
                 <w:rPr>
                   <w:rFonts w:ascii="Arial" w:cs="Arial" w:eastAsia="Arial" w:hAnsi="Arial"/>
@@ -22963,7 +22963,7 @@
             <w:pPr>
               <w:spacing w:after="20" w:before="0"/>
             </w:pPr>
-            <w:hyperlink w:history="1" r:id="rIdqo9djwvnnfuo88u7r2iec">
+            <w:hyperlink w:history="1" r:id="rIdk-avkep-xtalgd8yzfxvh">
               <w:r>
                 <w:rPr>
                   <w:rFonts w:ascii="Arial" w:cs="Arial" w:eastAsia="Arial" w:hAnsi="Arial"/>
@@ -22996,7 +22996,7 @@
               <w:spacing w:after="10" w:before="0"/>
               <w:ind w:left="120"/>
             </w:pPr>
-            <w:hyperlink w:history="1" r:id="rIdre87zjmagegcowerp5j32">
+            <w:hyperlink w:history="1" r:id="rIdvsqfcshnk4h3dbhqkqfkj">
               <w:r>
                 <w:rPr>
                   <w:rFonts w:ascii="Arial" w:cs="Arial" w:eastAsia="Arial" w:hAnsi="Arial"/>
@@ -24718,7 +24718,7 @@
             <w:pPr>
               <w:spacing w:after="20" w:before="0"/>
             </w:pPr>
-            <w:hyperlink w:history="1" r:id="rId9uc53xfy5jrlmqzr6zxkn">
+            <w:hyperlink w:history="1" r:id="rIdhg67m0lqso0-fmvymxssu">
               <w:r>
                 <w:rPr>
                   <w:rFonts w:ascii="Arial" w:cs="Arial" w:eastAsia="Arial" w:hAnsi="Arial"/>
@@ -24751,7 +24751,7 @@
               <w:spacing w:after="10" w:before="0"/>
               <w:ind w:left="120"/>
             </w:pPr>
-            <w:hyperlink w:history="1" r:id="rId0wm1j1aoc0brrkqhohssi">
+            <w:hyperlink w:history="1" r:id="rId8ttrmmcmuqg4lkjbmr5ox">
               <w:r>
                 <w:rPr>
                   <w:rFonts w:ascii="Arial" w:cs="Arial" w:eastAsia="Arial" w:hAnsi="Arial"/>
@@ -24796,7 +24796,7 @@
             <w:pPr>
               <w:spacing w:after="20" w:before="0"/>
             </w:pPr>
-            <w:hyperlink w:history="1" r:id="rIdwhiy9b2xsmyu4ibd9gnrj">
+            <w:hyperlink w:history="1" r:id="rIdfehfucd1kwsdid-df33pp">
               <w:r>
                 <w:rPr>
                   <w:rFonts w:ascii="Arial" w:cs="Arial" w:eastAsia="Arial" w:hAnsi="Arial"/>
@@ -24829,7 +24829,7 @@
               <w:spacing w:after="10" w:before="0"/>
               <w:ind w:left="120"/>
             </w:pPr>
-            <w:hyperlink w:history="1" r:id="rIdym2pgyrs5wua76rtcprj-">
+            <w:hyperlink w:history="1" r:id="rIdhwj8vwgr3lzub6oei8rkm">
               <w:r>
                 <w:rPr>
                   <w:rFonts w:ascii="Arial" w:cs="Arial" w:eastAsia="Arial" w:hAnsi="Arial"/>
@@ -25024,7 +25024,7 @@
             <w:pPr>
               <w:spacing w:after="20" w:before="0"/>
             </w:pPr>
-            <w:hyperlink w:history="1" r:id="rIdams77qe6qkbwfmbnqt8lv">
+            <w:hyperlink w:history="1" r:id="rIdgtjkyphkbo_ip4fhtmqdj">
               <w:r>
                 <w:rPr>
                   <w:rFonts w:ascii="Arial" w:cs="Arial" w:eastAsia="Arial" w:hAnsi="Arial"/>
@@ -25057,7 +25057,7 @@
               <w:spacing w:after="10" w:before="0"/>
               <w:ind w:left="120"/>
             </w:pPr>
-            <w:hyperlink w:history="1" r:id="rIdkdonr40mxz9ddhlvwyzpv">
+            <w:hyperlink w:history="1" r:id="rIdctpix5s6wkppkb6ulgwyw">
               <w:r>
                 <w:rPr>
                   <w:rFonts w:ascii="Arial" w:cs="Arial" w:eastAsia="Arial" w:hAnsi="Arial"/>
@@ -25102,7 +25102,7 @@
             <w:pPr>
               <w:spacing w:after="20" w:before="0"/>
             </w:pPr>
-            <w:hyperlink w:history="1" r:id="rIdzkcqxape7mivd_kgnibwx">
+            <w:hyperlink w:history="1" r:id="rId0a49a5ek0yygms0nh9tyx">
               <w:r>
                 <w:rPr>
                   <w:rFonts w:ascii="Arial" w:cs="Arial" w:eastAsia="Arial" w:hAnsi="Arial"/>
@@ -25135,7 +25135,7 @@
               <w:spacing w:after="10" w:before="0"/>
               <w:ind w:left="120"/>
             </w:pPr>
-            <w:hyperlink w:history="1" r:id="rIdlohsrfa5aci0wt-xukkc-">
+            <w:hyperlink w:history="1" r:id="rIdpllg81ii1it9znjidm5fy">
               <w:r>
                 <w:rPr>
                   <w:rFonts w:ascii="Arial" w:cs="Arial" w:eastAsia="Arial" w:hAnsi="Arial"/>
@@ -25330,7 +25330,7 @@
             <w:pPr>
               <w:spacing w:after="20" w:before="0"/>
             </w:pPr>
-            <w:hyperlink w:history="1" r:id="rIdi0ibcygdln80tc98hrja0">
+            <w:hyperlink w:history="1" r:id="rIdjf8pxfslzou8ojlmwgznw">
               <w:r>
                 <w:rPr>
                   <w:rFonts w:ascii="Arial" w:cs="Arial" w:eastAsia="Arial" w:hAnsi="Arial"/>
@@ -25363,7 +25363,7 @@
               <w:spacing w:after="10" w:before="0"/>
               <w:ind w:left="120"/>
             </w:pPr>
-            <w:hyperlink w:history="1" r:id="rId29uq2_7dkh5oua7dllmci">
+            <w:hyperlink w:history="1" r:id="rIdwk9vnyzgyn845wox4y1vc">
               <w:r>
                 <w:rPr>
                   <w:rFonts w:ascii="Arial" w:cs="Arial" w:eastAsia="Arial" w:hAnsi="Arial"/>
@@ -25408,7 +25408,7 @@
             <w:pPr>
               <w:spacing w:after="20" w:before="0"/>
             </w:pPr>
-            <w:hyperlink w:history="1" r:id="rIdmujrbtobzpzgiiwld5zs8">
+            <w:hyperlink w:history="1" r:id="rIdrqfyb8cnzsnqjiioufdhl">
               <w:r>
                 <w:rPr>
                   <w:rFonts w:ascii="Arial" w:cs="Arial" w:eastAsia="Arial" w:hAnsi="Arial"/>
@@ -25441,7 +25441,7 @@
               <w:spacing w:after="10" w:before="0"/>
               <w:ind w:left="120"/>
             </w:pPr>
-            <w:hyperlink w:history="1" r:id="rIdthtm13ppfckizjhr5inpy">
+            <w:hyperlink w:history="1" r:id="rIddwbldfjsh4puy0vd31bri">
               <w:r>
                 <w:rPr>
                   <w:rFonts w:ascii="Arial" w:cs="Arial" w:eastAsia="Arial" w:hAnsi="Arial"/>
@@ -25636,7 +25636,7 @@
             <w:pPr>
               <w:spacing w:after="20" w:before="0"/>
             </w:pPr>
-            <w:hyperlink w:history="1" r:id="rId9mm6r6jf3butssi9sfq6s">
+            <w:hyperlink w:history="1" r:id="rIdqivndbwtl1b2w3vggagjj">
               <w:r>
                 <w:rPr>
                   <w:rFonts w:ascii="Arial" w:cs="Arial" w:eastAsia="Arial" w:hAnsi="Arial"/>
@@ -25669,7 +25669,7 @@
               <w:spacing w:after="10" w:before="0"/>
               <w:ind w:left="120"/>
             </w:pPr>
-            <w:hyperlink w:history="1" r:id="rIdmo_qbq1qmysgym3nj2qq-">
+            <w:hyperlink w:history="1" r:id="rIdbjrygfrve6nfoobvmlsq_">
               <w:r>
                 <w:rPr>
                   <w:rFonts w:ascii="Arial" w:cs="Arial" w:eastAsia="Arial" w:hAnsi="Arial"/>
@@ -25714,7 +25714,7 @@
             <w:pPr>
               <w:spacing w:after="20" w:before="0"/>
             </w:pPr>
-            <w:hyperlink w:history="1" r:id="rIdqa9661d40s5wplxjdwazf">
+            <w:hyperlink w:history="1" r:id="rIdk3zrpx7xm-sf5ibrj8e0c">
               <w:r>
                 <w:rPr>
                   <w:rFonts w:ascii="Arial" w:cs="Arial" w:eastAsia="Arial" w:hAnsi="Arial"/>
@@ -25747,7 +25747,7 @@
               <w:spacing w:after="10" w:before="0"/>
               <w:ind w:left="120"/>
             </w:pPr>
-            <w:hyperlink w:history="1" r:id="rId9igyhffeu-dlwdllvfiv2">
+            <w:hyperlink w:history="1" r:id="rIds8f_z-cpxwizzbnk3xnky">
               <w:r>
                 <w:rPr>
                   <w:rFonts w:ascii="Arial" w:cs="Arial" w:eastAsia="Arial" w:hAnsi="Arial"/>
@@ -25942,7 +25942,7 @@
             <w:pPr>
               <w:spacing w:after="20" w:before="0"/>
             </w:pPr>
-            <w:hyperlink w:history="1" r:id="rIdwdeem-vrnltyn7atq9aw1">
+            <w:hyperlink w:history="1" r:id="rId2mlrjchhxfxiomjekxpuz">
               <w:r>
                 <w:rPr>
                   <w:rFonts w:ascii="Arial" w:cs="Arial" w:eastAsia="Arial" w:hAnsi="Arial"/>
@@ -25975,7 +25975,7 @@
               <w:spacing w:after="10" w:before="0"/>
               <w:ind w:left="120"/>
             </w:pPr>
-            <w:hyperlink w:history="1" r:id="rIdgrk7_1ubqyax_xpwy7ctb">
+            <w:hyperlink w:history="1" r:id="rIdvynjgrgkzesd8l7atzh4t">
               <w:r>
                 <w:rPr>
                   <w:rFonts w:ascii="Arial" w:cs="Arial" w:eastAsia="Arial" w:hAnsi="Arial"/>
@@ -26020,7 +26020,7 @@
             <w:pPr>
               <w:spacing w:after="20" w:before="0"/>
             </w:pPr>
-            <w:hyperlink w:history="1" r:id="rIdkhxxzl5xurf7r3xaznyel">
+            <w:hyperlink w:history="1" r:id="rIdzfubw-qfrursv1uozeaet">
               <w:r>
                 <w:rPr>
                   <w:rFonts w:ascii="Arial" w:cs="Arial" w:eastAsia="Arial" w:hAnsi="Arial"/>
@@ -26053,7 +26053,7 @@
               <w:spacing w:after="10" w:before="0"/>
               <w:ind w:left="120"/>
             </w:pPr>
-            <w:hyperlink w:history="1" r:id="rIdqmia8ycogelrqvm2hlnof">
+            <w:hyperlink w:history="1" r:id="rIdsf27r_kswy33bvtvkitsp">
               <w:r>
                 <w:rPr>
                   <w:rFonts w:ascii="Arial" w:cs="Arial" w:eastAsia="Arial" w:hAnsi="Arial"/>

--- a/data/outputs/v2/Essential_Mathematics/SS1.1_Real_Numbers/Essential_Mathematics_Real_Numbers_CBE_LessonSequence.docx
+++ b/data/outputs/v2/Essential_Mathematics/SS1.1_Real_Numbers/Essential_Mathematics_Real_Numbers_CBE_LessonSequence.docx
@@ -2947,7 +2947,7 @@
             <w:pPr>
               <w:spacing w:after="20" w:before="0"/>
             </w:pPr>
-            <w:hyperlink w:history="1" r:id="rIdx59wzwqrihuawhmmtf3ie">
+            <w:hyperlink w:history="1" r:id="rIdpj09tadzvskyqdslwoyiu">
               <w:r>
                 <w:rPr>
                   <w:rFonts w:ascii="Arial" w:cs="Arial" w:eastAsia="Arial" w:hAnsi="Arial"/>
@@ -2980,7 +2980,7 @@
               <w:spacing w:after="10" w:before="0"/>
               <w:ind w:left="120"/>
             </w:pPr>
-            <w:hyperlink w:history="1" r:id="rIds5zfmtslnzimk4oorsje6">
+            <w:hyperlink w:history="1" r:id="rId1fsa-qfxsfhlddniliu7-">
               <w:r>
                 <w:rPr>
                   <w:rFonts w:ascii="Arial" w:cs="Arial" w:eastAsia="Arial" w:hAnsi="Arial"/>
@@ -3025,7 +3025,7 @@
             <w:pPr>
               <w:spacing w:after="20" w:before="0"/>
             </w:pPr>
-            <w:hyperlink w:history="1" r:id="rIdzjstje26l3dtbvuldpwqg">
+            <w:hyperlink w:history="1" r:id="rIdatp0tjnnnyy0il3jtccaw">
               <w:r>
                 <w:rPr>
                   <w:rFonts w:ascii="Arial" w:cs="Arial" w:eastAsia="Arial" w:hAnsi="Arial"/>
@@ -3058,7 +3058,7 @@
               <w:spacing w:after="10" w:before="0"/>
               <w:ind w:left="120"/>
             </w:pPr>
-            <w:hyperlink w:history="1" r:id="rIdm66qgw71vh7xxjjddc4hw">
+            <w:hyperlink w:history="1" r:id="rId0diqrwxh5yvwjnsqcbhn2">
               <w:r>
                 <w:rPr>
                   <w:rFonts w:ascii="Arial" w:cs="Arial" w:eastAsia="Arial" w:hAnsi="Arial"/>
@@ -3329,7 +3329,7 @@
             <w:pPr>
               <w:spacing w:after="20" w:before="0"/>
             </w:pPr>
-            <w:hyperlink w:history="1" r:id="rIdgzjiktj4w4nl3qdtyljij">
+            <w:hyperlink w:history="1" r:id="rIdgh0w-xvokdumkny81ygp-">
               <w:r>
                 <w:rPr>
                   <w:rFonts w:ascii="Arial" w:cs="Arial" w:eastAsia="Arial" w:hAnsi="Arial"/>
@@ -3362,7 +3362,7 @@
               <w:spacing w:after="10" w:before="0"/>
               <w:ind w:left="120"/>
             </w:pPr>
-            <w:hyperlink w:history="1" r:id="rId2j1ktocw1sttiqpvu5gkj">
+            <w:hyperlink w:history="1" r:id="rIdxfzmxt7lj8zaf3m27ni53">
               <w:r>
                 <w:rPr>
                   <w:rFonts w:ascii="Arial" w:cs="Arial" w:eastAsia="Arial" w:hAnsi="Arial"/>
@@ -3407,7 +3407,7 @@
             <w:pPr>
               <w:spacing w:after="20" w:before="0"/>
             </w:pPr>
-            <w:hyperlink w:history="1" r:id="rIdzjrdxbacfytnkdnde78a-">
+            <w:hyperlink w:history="1" r:id="rId_7hwr89b-iwpmwn87oxj1">
               <w:r>
                 <w:rPr>
                   <w:rFonts w:ascii="Arial" w:cs="Arial" w:eastAsia="Arial" w:hAnsi="Arial"/>
@@ -3440,7 +3440,7 @@
               <w:spacing w:after="10" w:before="0"/>
               <w:ind w:left="120"/>
             </w:pPr>
-            <w:hyperlink w:history="1" r:id="rIdced0pi-xfsiugtmzdphwn">
+            <w:hyperlink w:history="1" r:id="rIdrpygv71eqiw8x-kb80qg4">
               <w:r>
                 <w:rPr>
                   <w:rFonts w:ascii="Arial" w:cs="Arial" w:eastAsia="Arial" w:hAnsi="Arial"/>
@@ -3730,7 +3730,7 @@
             <w:pPr>
               <w:spacing w:after="20" w:before="0"/>
             </w:pPr>
-            <w:hyperlink w:history="1" r:id="rIdcatcbjq16hmnqiqglq_mb">
+            <w:hyperlink w:history="1" r:id="rIdlc979dvbb7sznnbo20tqt">
               <w:r>
                 <w:rPr>
                   <w:rFonts w:ascii="Arial" w:cs="Arial" w:eastAsia="Arial" w:hAnsi="Arial"/>
@@ -3763,7 +3763,7 @@
               <w:spacing w:after="10" w:before="0"/>
               <w:ind w:left="120"/>
             </w:pPr>
-            <w:hyperlink w:history="1" r:id="rIdjn4fojej0z6zjatypir4m">
+            <w:hyperlink w:history="1" r:id="rIdmvsyn9fjkg8tbwb0vnp2v">
               <w:r>
                 <w:rPr>
                   <w:rFonts w:ascii="Arial" w:cs="Arial" w:eastAsia="Arial" w:hAnsi="Arial"/>
@@ -3808,7 +3808,7 @@
             <w:pPr>
               <w:spacing w:after="20" w:before="0"/>
             </w:pPr>
-            <w:hyperlink w:history="1" r:id="rIdvoul8ex82lbpgtgcfw-aa">
+            <w:hyperlink w:history="1" r:id="rIdmswf-bvtqbqappjcrueqh">
               <w:r>
                 <w:rPr>
                   <w:rFonts w:ascii="Arial" w:cs="Arial" w:eastAsia="Arial" w:hAnsi="Arial"/>
@@ -3841,7 +3841,7 @@
               <w:spacing w:after="10" w:before="0"/>
               <w:ind w:left="120"/>
             </w:pPr>
-            <w:hyperlink w:history="1" r:id="rIdw5i5g_xcsnallv2tylakp">
+            <w:hyperlink w:history="1" r:id="rIdkxkt_p-emhnrs1ips9gng">
               <w:r>
                 <w:rPr>
                   <w:rFonts w:ascii="Arial" w:cs="Arial" w:eastAsia="Arial" w:hAnsi="Arial"/>
@@ -4150,7 +4150,7 @@
             <w:pPr>
               <w:spacing w:after="20" w:before="0"/>
             </w:pPr>
-            <w:hyperlink w:history="1" r:id="rIddw-qoojp5mbb33nesbxsj">
+            <w:hyperlink w:history="1" r:id="rIdwif52mz4gvvv88pzvnlj-">
               <w:r>
                 <w:rPr>
                   <w:rFonts w:ascii="Arial" w:cs="Arial" w:eastAsia="Arial" w:hAnsi="Arial"/>
@@ -4183,7 +4183,7 @@
               <w:spacing w:after="10" w:before="0"/>
               <w:ind w:left="120"/>
             </w:pPr>
-            <w:hyperlink w:history="1" r:id="rIdzw_vc-jj-x0bdfkcdv1a7">
+            <w:hyperlink w:history="1" r:id="rIds5eikt4v93xctvykm6zir">
               <w:r>
                 <w:rPr>
                   <w:rFonts w:ascii="Arial" w:cs="Arial" w:eastAsia="Arial" w:hAnsi="Arial"/>
@@ -4228,7 +4228,7 @@
             <w:pPr>
               <w:spacing w:after="20" w:before="0"/>
             </w:pPr>
-            <w:hyperlink w:history="1" r:id="rIdscut7u34mk_s7wnk6hsh8">
+            <w:hyperlink w:history="1" r:id="rIdxreikv_uggdb7zc_-5ch9">
               <w:r>
                 <w:rPr>
                   <w:rFonts w:ascii="Arial" w:cs="Arial" w:eastAsia="Arial" w:hAnsi="Arial"/>
@@ -4261,7 +4261,7 @@
               <w:spacing w:after="10" w:before="0"/>
               <w:ind w:left="120"/>
             </w:pPr>
-            <w:hyperlink w:history="1" r:id="rIdronry85mg19g6rnv9bdd4">
+            <w:hyperlink w:history="1" r:id="rIdtylzjoaeoyr_syfvvpxyu">
               <w:r>
                 <w:rPr>
                   <w:rFonts w:ascii="Arial" w:cs="Arial" w:eastAsia="Arial" w:hAnsi="Arial"/>
@@ -4551,7 +4551,7 @@
             <w:pPr>
               <w:spacing w:after="20" w:before="0"/>
             </w:pPr>
-            <w:hyperlink w:history="1" r:id="rIdu3mnmzqw8s4k7b35-z0cl">
+            <w:hyperlink w:history="1" r:id="rId8vkdzdzrgot1ktqe-0iva">
               <w:r>
                 <w:rPr>
                   <w:rFonts w:ascii="Arial" w:cs="Arial" w:eastAsia="Arial" w:hAnsi="Arial"/>
@@ -4584,7 +4584,7 @@
               <w:spacing w:after="10" w:before="0"/>
               <w:ind w:left="120"/>
             </w:pPr>
-            <w:hyperlink w:history="1" r:id="rIdbm_hmotnzwha2ijdnsdea">
+            <w:hyperlink w:history="1" r:id="rIdtcjz5i0ijh9g36zmqsgol">
               <w:r>
                 <w:rPr>
                   <w:rFonts w:ascii="Arial" w:cs="Arial" w:eastAsia="Arial" w:hAnsi="Arial"/>
@@ -4629,7 +4629,7 @@
             <w:pPr>
               <w:spacing w:after="20" w:before="0"/>
             </w:pPr>
-            <w:hyperlink w:history="1" r:id="rIdplvmry9qhrzexc23x5ku0">
+            <w:hyperlink w:history="1" r:id="rIdge8qxn4qy0szhmb5pvvzo">
               <w:r>
                 <w:rPr>
                   <w:rFonts w:ascii="Arial" w:cs="Arial" w:eastAsia="Arial" w:hAnsi="Arial"/>
@@ -4662,7 +4662,7 @@
               <w:spacing w:after="10" w:before="0"/>
               <w:ind w:left="120"/>
             </w:pPr>
-            <w:hyperlink w:history="1" r:id="rIdfldffnghsrgox0e5y2zws">
+            <w:hyperlink w:history="1" r:id="rIdzf5nicvxj0duohusl2c27">
               <w:r>
                 <w:rPr>
                   <w:rFonts w:ascii="Arial" w:cs="Arial" w:eastAsia="Arial" w:hAnsi="Arial"/>
@@ -6244,7 +6244,7 @@
             <w:pPr>
               <w:spacing w:after="20" w:before="0"/>
             </w:pPr>
-            <w:hyperlink w:history="1" r:id="rIdfcq-r80q4a-fe6mmdis8n">
+            <w:hyperlink w:history="1" r:id="rIdvx5qwleqswlibysyycg7p">
               <w:r>
                 <w:rPr>
                   <w:rFonts w:ascii="Arial" w:cs="Arial" w:eastAsia="Arial" w:hAnsi="Arial"/>
@@ -6277,7 +6277,7 @@
               <w:spacing w:after="10" w:before="0"/>
               <w:ind w:left="120"/>
             </w:pPr>
-            <w:hyperlink w:history="1" r:id="rIdkn81dveldrcv7f7en9wem">
+            <w:hyperlink w:history="1" r:id="rIdsnd3bm7qphzfppf3oblpg">
               <w:r>
                 <w:rPr>
                   <w:rFonts w:ascii="Arial" w:cs="Arial" w:eastAsia="Arial" w:hAnsi="Arial"/>
@@ -6322,7 +6322,7 @@
             <w:pPr>
               <w:spacing w:after="20" w:before="0"/>
             </w:pPr>
-            <w:hyperlink w:history="1" r:id="rId6npah2yihghwnct2_eo4d">
+            <w:hyperlink w:history="1" r:id="rIdxm5z6szakqlihcxbjp2kh">
               <w:r>
                 <w:rPr>
                   <w:rFonts w:ascii="Arial" w:cs="Arial" w:eastAsia="Arial" w:hAnsi="Arial"/>
@@ -6355,7 +6355,7 @@
               <w:spacing w:after="10" w:before="0"/>
               <w:ind w:left="120"/>
             </w:pPr>
-            <w:hyperlink w:history="1" r:id="rIdyykag-hljyzqjfqknjbyd">
+            <w:hyperlink w:history="1" r:id="rIdht2r7wvxq0clxnetz4jok">
               <w:r>
                 <w:rPr>
                   <w:rFonts w:ascii="Arial" w:cs="Arial" w:eastAsia="Arial" w:hAnsi="Arial"/>
@@ -6550,7 +6550,7 @@
             <w:pPr>
               <w:spacing w:after="20" w:before="0"/>
             </w:pPr>
-            <w:hyperlink w:history="1" r:id="rIdronuzi-mpb-jc1nu2c6ad">
+            <w:hyperlink w:history="1" r:id="rId-bsgswrla44mu5mgwvid3">
               <w:r>
                 <w:rPr>
                   <w:rFonts w:ascii="Arial" w:cs="Arial" w:eastAsia="Arial" w:hAnsi="Arial"/>
@@ -6583,7 +6583,7 @@
               <w:spacing w:after="10" w:before="0"/>
               <w:ind w:left="120"/>
             </w:pPr>
-            <w:hyperlink w:history="1" r:id="rIdbsn_84_dfjk7ij0irmmgv">
+            <w:hyperlink w:history="1" r:id="rId2as7hapep_pt8r9ouuwos">
               <w:r>
                 <w:rPr>
                   <w:rFonts w:ascii="Arial" w:cs="Arial" w:eastAsia="Arial" w:hAnsi="Arial"/>
@@ -6628,7 +6628,7 @@
             <w:pPr>
               <w:spacing w:after="20" w:before="0"/>
             </w:pPr>
-            <w:hyperlink w:history="1" r:id="rIdlc2tbrnbifoufxzmoaa0c">
+            <w:hyperlink w:history="1" r:id="rIdqpzmt3get_uogbmoalm40">
               <w:r>
                 <w:rPr>
                   <w:rFonts w:ascii="Arial" w:cs="Arial" w:eastAsia="Arial" w:hAnsi="Arial"/>
@@ -6661,7 +6661,7 @@
               <w:spacing w:after="10" w:before="0"/>
               <w:ind w:left="120"/>
             </w:pPr>
-            <w:hyperlink w:history="1" r:id="rIdymhfkrsfdwszt4qoocnbf">
+            <w:hyperlink w:history="1" r:id="rIdrvfmgnvxqmrjoxrdbjtg0">
               <w:r>
                 <w:rPr>
                   <w:rFonts w:ascii="Arial" w:cs="Arial" w:eastAsia="Arial" w:hAnsi="Arial"/>
@@ -7084,7 +7084,7 @@
             <w:pPr>
               <w:spacing w:after="20" w:before="0"/>
             </w:pPr>
-            <w:hyperlink w:history="1" r:id="rIdgtvjgx4iycyml17wwyy62">
+            <w:hyperlink w:history="1" r:id="rIdp2rjlltuujqdqxroxslte">
               <w:r>
                 <w:rPr>
                   <w:rFonts w:ascii="Arial" w:cs="Arial" w:eastAsia="Arial" w:hAnsi="Arial"/>
@@ -7117,7 +7117,7 @@
               <w:spacing w:after="10" w:before="0"/>
               <w:ind w:left="120"/>
             </w:pPr>
-            <w:hyperlink w:history="1" r:id="rIdu6um8e5fqcexhwtvkutkg">
+            <w:hyperlink w:history="1" r:id="rIdaldtwy-h6_gr9tpj8gno9">
               <w:r>
                 <w:rPr>
                   <w:rFonts w:ascii="Arial" w:cs="Arial" w:eastAsia="Arial" w:hAnsi="Arial"/>
@@ -7162,7 +7162,7 @@
             <w:pPr>
               <w:spacing w:after="20" w:before="0"/>
             </w:pPr>
-            <w:hyperlink w:history="1" r:id="rIdjbo1trpqk8i1hou2ghfzz">
+            <w:hyperlink w:history="1" r:id="rId3rqrbhbmnjal36h0gvjsd">
               <w:r>
                 <w:rPr>
                   <w:rFonts w:ascii="Arial" w:cs="Arial" w:eastAsia="Arial" w:hAnsi="Arial"/>
@@ -7195,7 +7195,7 @@
               <w:spacing w:after="10" w:before="0"/>
               <w:ind w:left="120"/>
             </w:pPr>
-            <w:hyperlink w:history="1" r:id="rIdjag12nnqzzac26nhezs0z">
+            <w:hyperlink w:history="1" r:id="rIdve9ozufuczqvfzf6aakk8">
               <w:r>
                 <w:rPr>
                   <w:rFonts w:ascii="Arial" w:cs="Arial" w:eastAsia="Arial" w:hAnsi="Arial"/>
@@ -7390,7 +7390,7 @@
             <w:pPr>
               <w:spacing w:after="20" w:before="0"/>
             </w:pPr>
-            <w:hyperlink w:history="1" r:id="rIdjopefoergixckmwsni9io">
+            <w:hyperlink w:history="1" r:id="rIdlgfy3t8hegcancaao9ptn">
               <w:r>
                 <w:rPr>
                   <w:rFonts w:ascii="Arial" w:cs="Arial" w:eastAsia="Arial" w:hAnsi="Arial"/>
@@ -7423,7 +7423,7 @@
               <w:spacing w:after="10" w:before="0"/>
               <w:ind w:left="120"/>
             </w:pPr>
-            <w:hyperlink w:history="1" r:id="rId5xfhaharaavq2_xq_xl4b">
+            <w:hyperlink w:history="1" r:id="rIddqzbdk2bkfqnvvh6zp0gu">
               <w:r>
                 <w:rPr>
                   <w:rFonts w:ascii="Arial" w:cs="Arial" w:eastAsia="Arial" w:hAnsi="Arial"/>
@@ -7468,7 +7468,7 @@
             <w:pPr>
               <w:spacing w:after="20" w:before="0"/>
             </w:pPr>
-            <w:hyperlink w:history="1" r:id="rIdiobp_wz40otmrqihiyuzs">
+            <w:hyperlink w:history="1" r:id="rIdcxrp32cdarvs9auoxpvxb">
               <w:r>
                 <w:rPr>
                   <w:rFonts w:ascii="Arial" w:cs="Arial" w:eastAsia="Arial" w:hAnsi="Arial"/>
@@ -7501,7 +7501,7 @@
               <w:spacing w:after="10" w:before="0"/>
               <w:ind w:left="120"/>
             </w:pPr>
-            <w:hyperlink w:history="1" r:id="rIdz42vgs_p8xb0ytrolxavz">
+            <w:hyperlink w:history="1" r:id="rIdlu8bkzxgubicv3w0wsw4k">
               <w:r>
                 <w:rPr>
                   <w:rFonts w:ascii="Arial" w:cs="Arial" w:eastAsia="Arial" w:hAnsi="Arial"/>
@@ -7696,7 +7696,7 @@
             <w:pPr>
               <w:spacing w:after="20" w:before="0"/>
             </w:pPr>
-            <w:hyperlink w:history="1" r:id="rIdkf7qcip04thjxebhxhjt3">
+            <w:hyperlink w:history="1" r:id="rIdzgfehsfzx3uyja2ouvvsw">
               <w:r>
                 <w:rPr>
                   <w:rFonts w:ascii="Arial" w:cs="Arial" w:eastAsia="Arial" w:hAnsi="Arial"/>
@@ -7729,7 +7729,7 @@
               <w:spacing w:after="10" w:before="0"/>
               <w:ind w:left="120"/>
             </w:pPr>
-            <w:hyperlink w:history="1" r:id="rIdzxryayf9qmnh2q8sdifyo">
+            <w:hyperlink w:history="1" r:id="rId_6qqztfu9ndop3br06u7d">
               <w:r>
                 <w:rPr>
                   <w:rFonts w:ascii="Arial" w:cs="Arial" w:eastAsia="Arial" w:hAnsi="Arial"/>
@@ -7774,7 +7774,7 @@
             <w:pPr>
               <w:spacing w:after="20" w:before="0"/>
             </w:pPr>
-            <w:hyperlink w:history="1" r:id="rIdef0ay1ay1dnhwiur7w1rx">
+            <w:hyperlink w:history="1" r:id="rIdtzgubvtfzrgwcj59cpryd">
               <w:r>
                 <w:rPr>
                   <w:rFonts w:ascii="Arial" w:cs="Arial" w:eastAsia="Arial" w:hAnsi="Arial"/>
@@ -7807,7 +7807,7 @@
               <w:spacing w:after="10" w:before="0"/>
               <w:ind w:left="120"/>
             </w:pPr>
-            <w:hyperlink w:history="1" r:id="rIdfs_cuxekcdgkjytcaalez">
+            <w:hyperlink w:history="1" r:id="rId6cuksdt7gmuehajloi0b-">
               <w:r>
                 <w:rPr>
                   <w:rFonts w:ascii="Arial" w:cs="Arial" w:eastAsia="Arial" w:hAnsi="Arial"/>
@@ -9294,7 +9294,7 @@
             <w:pPr>
               <w:spacing w:after="20" w:before="0"/>
             </w:pPr>
-            <w:hyperlink w:history="1" r:id="rId4ujqogj_mkicl_0aao3jw">
+            <w:hyperlink w:history="1" r:id="rIdhxfk_4wzatxtsdubmgkix">
               <w:r>
                 <w:rPr>
                   <w:rFonts w:ascii="Arial" w:cs="Arial" w:eastAsia="Arial" w:hAnsi="Arial"/>
@@ -9327,7 +9327,7 @@
               <w:spacing w:after="10" w:before="0"/>
               <w:ind w:left="120"/>
             </w:pPr>
-            <w:hyperlink w:history="1" r:id="rIdr37tod-cwje1kqmz8ijjv">
+            <w:hyperlink w:history="1" r:id="rIdh3scbadqeywvz5_tpsjdq">
               <w:r>
                 <w:rPr>
                   <w:rFonts w:ascii="Arial" w:cs="Arial" w:eastAsia="Arial" w:hAnsi="Arial"/>
@@ -9372,7 +9372,7 @@
             <w:pPr>
               <w:spacing w:after="20" w:before="0"/>
             </w:pPr>
-            <w:hyperlink w:history="1" r:id="rIdkt0-6zfn2gmz-6vmkpywo">
+            <w:hyperlink w:history="1" r:id="rIdf464cqhdfqlhhkrjroeqq">
               <w:r>
                 <w:rPr>
                   <w:rFonts w:ascii="Arial" w:cs="Arial" w:eastAsia="Arial" w:hAnsi="Arial"/>
@@ -9405,7 +9405,7 @@
               <w:spacing w:after="10" w:before="0"/>
               <w:ind w:left="120"/>
             </w:pPr>
-            <w:hyperlink w:history="1" r:id="rIdsgynqhgwfbrd9suvgi0m-">
+            <w:hyperlink w:history="1" r:id="rIdcidtrddxfoxxmqdo-cy33">
               <w:r>
                 <w:rPr>
                   <w:rFonts w:ascii="Arial" w:cs="Arial" w:eastAsia="Arial" w:hAnsi="Arial"/>
@@ -9600,7 +9600,7 @@
             <w:pPr>
               <w:spacing w:after="20" w:before="0"/>
             </w:pPr>
-            <w:hyperlink w:history="1" r:id="rIdwcgjnsh_yybv5ram5yzjl">
+            <w:hyperlink w:history="1" r:id="rIdi4io8dlfba9ucw43aumjn">
               <w:r>
                 <w:rPr>
                   <w:rFonts w:ascii="Arial" w:cs="Arial" w:eastAsia="Arial" w:hAnsi="Arial"/>
@@ -9633,7 +9633,7 @@
               <w:spacing w:after="10" w:before="0"/>
               <w:ind w:left="120"/>
             </w:pPr>
-            <w:hyperlink w:history="1" r:id="rId1vf-5nty85nb72lkgrylr">
+            <w:hyperlink w:history="1" r:id="rId9x3eftl5dl69fkiyfrjp-">
               <w:r>
                 <w:rPr>
                   <w:rFonts w:ascii="Arial" w:cs="Arial" w:eastAsia="Arial" w:hAnsi="Arial"/>
@@ -9678,7 +9678,7 @@
             <w:pPr>
               <w:spacing w:after="20" w:before="0"/>
             </w:pPr>
-            <w:hyperlink w:history="1" r:id="rId1qiw8mmjxl8l-p0cutya3">
+            <w:hyperlink w:history="1" r:id="rIdxceasqu-d8to0gqjjszt3">
               <w:r>
                 <w:rPr>
                   <w:rFonts w:ascii="Arial" w:cs="Arial" w:eastAsia="Arial" w:hAnsi="Arial"/>
@@ -9711,7 +9711,7 @@
               <w:spacing w:after="10" w:before="0"/>
               <w:ind w:left="120"/>
             </w:pPr>
-            <w:hyperlink w:history="1" r:id="rIdmlbnbdb6yesliwrsxl6he">
+            <w:hyperlink w:history="1" r:id="rId3dt8z55bfv9ufpirs4edb">
               <w:r>
                 <w:rPr>
                   <w:rFonts w:ascii="Arial" w:cs="Arial" w:eastAsia="Arial" w:hAnsi="Arial"/>
@@ -9906,7 +9906,7 @@
             <w:pPr>
               <w:spacing w:after="20" w:before="0"/>
             </w:pPr>
-            <w:hyperlink w:history="1" r:id="rIdp_dpsh_llwxyfm6a8zwvr">
+            <w:hyperlink w:history="1" r:id="rIdslridxda9hisjhmh2bj9h">
               <w:r>
                 <w:rPr>
                   <w:rFonts w:ascii="Arial" w:cs="Arial" w:eastAsia="Arial" w:hAnsi="Arial"/>
@@ -9939,7 +9939,7 @@
               <w:spacing w:after="10" w:before="0"/>
               <w:ind w:left="120"/>
             </w:pPr>
-            <w:hyperlink w:history="1" r:id="rIdzoqun-_vmd4rpmyzrzin7">
+            <w:hyperlink w:history="1" r:id="rIdpvcuulio3l_lzh_uqj0hw">
               <w:r>
                 <w:rPr>
                   <w:rFonts w:ascii="Arial" w:cs="Arial" w:eastAsia="Arial" w:hAnsi="Arial"/>
@@ -9984,7 +9984,7 @@
             <w:pPr>
               <w:spacing w:after="20" w:before="0"/>
             </w:pPr>
-            <w:hyperlink w:history="1" r:id="rIdglxwhjewsi3lk9f0fzjja">
+            <w:hyperlink w:history="1" r:id="rIdnkiztjeoy-0tnxcdrgkzg">
               <w:r>
                 <w:rPr>
                   <w:rFonts w:ascii="Arial" w:cs="Arial" w:eastAsia="Arial" w:hAnsi="Arial"/>
@@ -10017,7 +10017,7 @@
               <w:spacing w:after="10" w:before="0"/>
               <w:ind w:left="120"/>
             </w:pPr>
-            <w:hyperlink w:history="1" r:id="rId7ua_jyeqq19pyybkfgvp7">
+            <w:hyperlink w:history="1" r:id="rIdvmzwmtcrp-fiactbdp689">
               <w:r>
                 <w:rPr>
                   <w:rFonts w:ascii="Arial" w:cs="Arial" w:eastAsia="Arial" w:hAnsi="Arial"/>
@@ -10212,7 +10212,7 @@
             <w:pPr>
               <w:spacing w:after="20" w:before="0"/>
             </w:pPr>
-            <w:hyperlink w:history="1" r:id="rIdzj7cksamugtdr55oyeftj">
+            <w:hyperlink w:history="1" r:id="rId44wzm0n1okxqwsdvwlkqh">
               <w:r>
                 <w:rPr>
                   <w:rFonts w:ascii="Arial" w:cs="Arial" w:eastAsia="Arial" w:hAnsi="Arial"/>
@@ -10245,7 +10245,7 @@
               <w:spacing w:after="10" w:before="0"/>
               <w:ind w:left="120"/>
             </w:pPr>
-            <w:hyperlink w:history="1" r:id="rId2iq8mpoitwws0zrlkicyu">
+            <w:hyperlink w:history="1" r:id="rId_phdvscqundwtpbcjmpsz">
               <w:r>
                 <w:rPr>
                   <w:rFonts w:ascii="Arial" w:cs="Arial" w:eastAsia="Arial" w:hAnsi="Arial"/>
@@ -10290,7 +10290,7 @@
             <w:pPr>
               <w:spacing w:after="20" w:before="0"/>
             </w:pPr>
-            <w:hyperlink w:history="1" r:id="rIdn9rud_80edbm4cidgrhws">
+            <w:hyperlink w:history="1" r:id="rIduinmwecqhxoemrrkouduz">
               <w:r>
                 <w:rPr>
                   <w:rFonts w:ascii="Arial" w:cs="Arial" w:eastAsia="Arial" w:hAnsi="Arial"/>
@@ -10323,7 +10323,7 @@
               <w:spacing w:after="10" w:before="0"/>
               <w:ind w:left="120"/>
             </w:pPr>
-            <w:hyperlink w:history="1" r:id="rIduoqqz7mgfk5-jt93jnjkt">
+            <w:hyperlink w:history="1" r:id="rId-8jezrpxrukpil3m1nknl">
               <w:r>
                 <w:rPr>
                   <w:rFonts w:ascii="Arial" w:cs="Arial" w:eastAsia="Arial" w:hAnsi="Arial"/>
@@ -10518,7 +10518,7 @@
             <w:pPr>
               <w:spacing w:after="20" w:before="0"/>
             </w:pPr>
-            <w:hyperlink w:history="1" r:id="rIdtpg5esex2bzkh7ihg7-sr">
+            <w:hyperlink w:history="1" r:id="rIdruw0l7evuucrakta1treb">
               <w:r>
                 <w:rPr>
                   <w:rFonts w:ascii="Arial" w:cs="Arial" w:eastAsia="Arial" w:hAnsi="Arial"/>
@@ -10551,7 +10551,7 @@
               <w:spacing w:after="10" w:before="0"/>
               <w:ind w:left="120"/>
             </w:pPr>
-            <w:hyperlink w:history="1" r:id="rIdqbkbtfgnaw1vmgp3webnm">
+            <w:hyperlink w:history="1" r:id="rIdbnbalaqb2nyeq_s7e6ask">
               <w:r>
                 <w:rPr>
                   <w:rFonts w:ascii="Arial" w:cs="Arial" w:eastAsia="Arial" w:hAnsi="Arial"/>
@@ -10596,7 +10596,7 @@
             <w:pPr>
               <w:spacing w:after="20" w:before="0"/>
             </w:pPr>
-            <w:hyperlink w:history="1" r:id="rIdup7phde0rbyyshr2_fsxp">
+            <w:hyperlink w:history="1" r:id="rIdmqslkf0lwl6nmoiv2oljy">
               <w:r>
                 <w:rPr>
                   <w:rFonts w:ascii="Arial" w:cs="Arial" w:eastAsia="Arial" w:hAnsi="Arial"/>
@@ -10629,7 +10629,7 @@
               <w:spacing w:after="10" w:before="0"/>
               <w:ind w:left="120"/>
             </w:pPr>
-            <w:hyperlink w:history="1" r:id="rIdi4uvzyccfzbd0ki6bjieh">
+            <w:hyperlink w:history="1" r:id="rIddijhid9mgk4cmyh8xza8t">
               <w:r>
                 <w:rPr>
                   <w:rFonts w:ascii="Arial" w:cs="Arial" w:eastAsia="Arial" w:hAnsi="Arial"/>
@@ -12294,7 +12294,7 @@
             <w:pPr>
               <w:spacing w:after="20" w:before="0"/>
             </w:pPr>
-            <w:hyperlink w:history="1" r:id="rIdixp0eyiji4p69dganjqpn">
+            <w:hyperlink w:history="1" r:id="rIdrm1nqghkrksbk5jtyixle">
               <w:r>
                 <w:rPr>
                   <w:rFonts w:ascii="Arial" w:cs="Arial" w:eastAsia="Arial" w:hAnsi="Arial"/>
@@ -12327,7 +12327,7 @@
               <w:spacing w:after="10" w:before="0"/>
               <w:ind w:left="120"/>
             </w:pPr>
-            <w:hyperlink w:history="1" r:id="rIdx6vgzrekb3ynv3kxfjlif">
+            <w:hyperlink w:history="1" r:id="rIdp-z8o9cgu6atus1fpr_10">
               <w:r>
                 <w:rPr>
                   <w:rFonts w:ascii="Arial" w:cs="Arial" w:eastAsia="Arial" w:hAnsi="Arial"/>
@@ -12372,7 +12372,7 @@
             <w:pPr>
               <w:spacing w:after="20" w:before="0"/>
             </w:pPr>
-            <w:hyperlink w:history="1" r:id="rIdtkiezjyuhkzbmedxwmatj">
+            <w:hyperlink w:history="1" r:id="rId0lkvj_dpbk-rpvlq2ekmv">
               <w:r>
                 <w:rPr>
                   <w:rFonts w:ascii="Arial" w:cs="Arial" w:eastAsia="Arial" w:hAnsi="Arial"/>
@@ -12405,7 +12405,7 @@
               <w:spacing w:after="10" w:before="0"/>
               <w:ind w:left="120"/>
             </w:pPr>
-            <w:hyperlink w:history="1" r:id="rId_6af4mlqdffvyjxus44ka">
+            <w:hyperlink w:history="1" r:id="rIdn_rny_leh_d8akags9omd">
               <w:r>
                 <w:rPr>
                   <w:rFonts w:ascii="Arial" w:cs="Arial" w:eastAsia="Arial" w:hAnsi="Arial"/>
@@ -12600,7 +12600,7 @@
             <w:pPr>
               <w:spacing w:after="20" w:before="0"/>
             </w:pPr>
-            <w:hyperlink w:history="1" r:id="rIdhb5k94p754lyhehvj3fsd">
+            <w:hyperlink w:history="1" r:id="rId9iiwfixfxckr-ni1o4zx6">
               <w:r>
                 <w:rPr>
                   <w:rFonts w:ascii="Arial" w:cs="Arial" w:eastAsia="Arial" w:hAnsi="Arial"/>
@@ -12633,7 +12633,7 @@
               <w:spacing w:after="10" w:before="0"/>
               <w:ind w:left="120"/>
             </w:pPr>
-            <w:hyperlink w:history="1" r:id="rIdwdwuk0bmcxbc5g4fhrame">
+            <w:hyperlink w:history="1" r:id="rIdvoqti_1m0swz_zonfu53h">
               <w:r>
                 <w:rPr>
                   <w:rFonts w:ascii="Arial" w:cs="Arial" w:eastAsia="Arial" w:hAnsi="Arial"/>
@@ -12678,7 +12678,7 @@
             <w:pPr>
               <w:spacing w:after="20" w:before="0"/>
             </w:pPr>
-            <w:hyperlink w:history="1" r:id="rIdynug0lyvewkycls4o6fow">
+            <w:hyperlink w:history="1" r:id="rIdd_rx8hh1j4ww_o3cvnv09">
               <w:r>
                 <w:rPr>
                   <w:rFonts w:ascii="Arial" w:cs="Arial" w:eastAsia="Arial" w:hAnsi="Arial"/>
@@ -12711,7 +12711,7 @@
               <w:spacing w:after="10" w:before="0"/>
               <w:ind w:left="120"/>
             </w:pPr>
-            <w:hyperlink w:history="1" r:id="rIdz6ff-qnl3igtsfxdmms16">
+            <w:hyperlink w:history="1" r:id="rId0wvqsrka8rzxdl4hz4c3b">
               <w:r>
                 <w:rPr>
                   <w:rFonts w:ascii="Arial" w:cs="Arial" w:eastAsia="Arial" w:hAnsi="Arial"/>
@@ -12906,7 +12906,7 @@
             <w:pPr>
               <w:spacing w:after="20" w:before="0"/>
             </w:pPr>
-            <w:hyperlink w:history="1" r:id="rIdrrq2wv2-zd0do56gt4uxr">
+            <w:hyperlink w:history="1" r:id="rIdoldxud_v9k-ysx7r0mohx">
               <w:r>
                 <w:rPr>
                   <w:rFonts w:ascii="Arial" w:cs="Arial" w:eastAsia="Arial" w:hAnsi="Arial"/>
@@ -12939,7 +12939,7 @@
               <w:spacing w:after="10" w:before="0"/>
               <w:ind w:left="120"/>
             </w:pPr>
-            <w:hyperlink w:history="1" r:id="rId4grzztvu34zf3vilgub_9">
+            <w:hyperlink w:history="1" r:id="rIdzpjtrhn7n7fuizztw3iyf">
               <w:r>
                 <w:rPr>
                   <w:rFonts w:ascii="Arial" w:cs="Arial" w:eastAsia="Arial" w:hAnsi="Arial"/>
@@ -12984,7 +12984,7 @@
             <w:pPr>
               <w:spacing w:after="20" w:before="0"/>
             </w:pPr>
-            <w:hyperlink w:history="1" r:id="rIdmxaoh_yrzt9hx_j5ooqu-">
+            <w:hyperlink w:history="1" r:id="rIdmre8yelhxjbtbqsojb7pw">
               <w:r>
                 <w:rPr>
                   <w:rFonts w:ascii="Arial" w:cs="Arial" w:eastAsia="Arial" w:hAnsi="Arial"/>
@@ -13017,7 +13017,7 @@
               <w:spacing w:after="10" w:before="0"/>
               <w:ind w:left="120"/>
             </w:pPr>
-            <w:hyperlink w:history="1" r:id="rIdpbaq6mxqwizm_rkhudfhy">
+            <w:hyperlink w:history="1" r:id="rIdvxpsosr13x6spnjodk3sz">
               <w:r>
                 <w:rPr>
                   <w:rFonts w:ascii="Arial" w:cs="Arial" w:eastAsia="Arial" w:hAnsi="Arial"/>
@@ -13212,7 +13212,7 @@
             <w:pPr>
               <w:spacing w:after="20" w:before="0"/>
             </w:pPr>
-            <w:hyperlink w:history="1" r:id="rIdfpay6cowrr4ouly3rhnu5">
+            <w:hyperlink w:history="1" r:id="rId66tpinvc1onb8tsnkrq1u">
               <w:r>
                 <w:rPr>
                   <w:rFonts w:ascii="Arial" w:cs="Arial" w:eastAsia="Arial" w:hAnsi="Arial"/>
@@ -13245,7 +13245,7 @@
               <w:spacing w:after="10" w:before="0"/>
               <w:ind w:left="120"/>
             </w:pPr>
-            <w:hyperlink w:history="1" r:id="rIdglylxograq8abhwrcdgba">
+            <w:hyperlink w:history="1" r:id="rIdm8yvylkgjakatnpbcssoe">
               <w:r>
                 <w:rPr>
                   <w:rFonts w:ascii="Arial" w:cs="Arial" w:eastAsia="Arial" w:hAnsi="Arial"/>
@@ -13290,7 +13290,7 @@
             <w:pPr>
               <w:spacing w:after="20" w:before="0"/>
             </w:pPr>
-            <w:hyperlink w:history="1" r:id="rIdgcx0f65rdiluxjhap75hc">
+            <w:hyperlink w:history="1" r:id="rIdpyfvjyvyaxasbaf4erlyl">
               <w:r>
                 <w:rPr>
                   <w:rFonts w:ascii="Arial" w:cs="Arial" w:eastAsia="Arial" w:hAnsi="Arial"/>
@@ -13323,7 +13323,7 @@
               <w:spacing w:after="10" w:before="0"/>
               <w:ind w:left="120"/>
             </w:pPr>
-            <w:hyperlink w:history="1" r:id="rIdfq_8kafi-wtx-kdkngd2g">
+            <w:hyperlink w:history="1" r:id="rId2duhe8lbrezqivfopbxxk">
               <w:r>
                 <w:rPr>
                   <w:rFonts w:ascii="Arial" w:cs="Arial" w:eastAsia="Arial" w:hAnsi="Arial"/>
@@ -13518,7 +13518,7 @@
             <w:pPr>
               <w:spacing w:after="20" w:before="0"/>
             </w:pPr>
-            <w:hyperlink w:history="1" r:id="rId7l6jkfggkbq59ose1ndkf">
+            <w:hyperlink w:history="1" r:id="rIdspwxxlwm9oprhymoptg1l">
               <w:r>
                 <w:rPr>
                   <w:rFonts w:ascii="Arial" w:cs="Arial" w:eastAsia="Arial" w:hAnsi="Arial"/>
@@ -13551,7 +13551,7 @@
               <w:spacing w:after="10" w:before="0"/>
               <w:ind w:left="120"/>
             </w:pPr>
-            <w:hyperlink w:history="1" r:id="rId9j7d73kvdsopfmsnihnna">
+            <w:hyperlink w:history="1" r:id="rIdi_0njzznortrpimjqudwu">
               <w:r>
                 <w:rPr>
                   <w:rFonts w:ascii="Arial" w:cs="Arial" w:eastAsia="Arial" w:hAnsi="Arial"/>
@@ -13596,7 +13596,7 @@
             <w:pPr>
               <w:spacing w:after="20" w:before="0"/>
             </w:pPr>
-            <w:hyperlink w:history="1" r:id="rIdqf-rlb2zhupvsxscnewmv">
+            <w:hyperlink w:history="1" r:id="rIdcshrjsxypw89cykzypxh0">
               <w:r>
                 <w:rPr>
                   <w:rFonts w:ascii="Arial" w:cs="Arial" w:eastAsia="Arial" w:hAnsi="Arial"/>
@@ -13629,7 +13629,7 @@
               <w:spacing w:after="10" w:before="0"/>
               <w:ind w:left="120"/>
             </w:pPr>
-            <w:hyperlink w:history="1" r:id="rIdgmmzisstaoqvq8dcvotxh">
+            <w:hyperlink w:history="1" r:id="rId9ovl3gcy66smspv86zpky">
               <w:r>
                 <w:rPr>
                   <w:rFonts w:ascii="Arial" w:cs="Arial" w:eastAsia="Arial" w:hAnsi="Arial"/>
@@ -15116,7 +15116,7 @@
             <w:pPr>
               <w:spacing w:after="20" w:before="0"/>
             </w:pPr>
-            <w:hyperlink w:history="1" r:id="rIdybdacvseuencssrhtgvlf">
+            <w:hyperlink w:history="1" r:id="rIdduli4bdqmf9hrvrlkzfgc">
               <w:r>
                 <w:rPr>
                   <w:rFonts w:ascii="Arial" w:cs="Arial" w:eastAsia="Arial" w:hAnsi="Arial"/>
@@ -15149,7 +15149,7 @@
               <w:spacing w:after="10" w:before="0"/>
               <w:ind w:left="120"/>
             </w:pPr>
-            <w:hyperlink w:history="1" r:id="rId0tsmzvcaxrfoddnw6udjt">
+            <w:hyperlink w:history="1" r:id="rIdbqoct3fhuchtxh8-bkppu">
               <w:r>
                 <w:rPr>
                   <w:rFonts w:ascii="Arial" w:cs="Arial" w:eastAsia="Arial" w:hAnsi="Arial"/>
@@ -15194,7 +15194,7 @@
             <w:pPr>
               <w:spacing w:after="20" w:before="0"/>
             </w:pPr>
-            <w:hyperlink w:history="1" r:id="rIdsmhfwyjr6jwtous7-swll">
+            <w:hyperlink w:history="1" r:id="rIdygq0if5pdgwqx0euq3wlx">
               <w:r>
                 <w:rPr>
                   <w:rFonts w:ascii="Arial" w:cs="Arial" w:eastAsia="Arial" w:hAnsi="Arial"/>
@@ -15227,7 +15227,7 @@
               <w:spacing w:after="10" w:before="0"/>
               <w:ind w:left="120"/>
             </w:pPr>
-            <w:hyperlink w:history="1" r:id="rIdiweltnwoh9lqsuuehiipd">
+            <w:hyperlink w:history="1" r:id="rId4xdgvs-sv9hkm50pjd9dw">
               <w:r>
                 <w:rPr>
                   <w:rFonts w:ascii="Arial" w:cs="Arial" w:eastAsia="Arial" w:hAnsi="Arial"/>
@@ -15422,7 +15422,7 @@
             <w:pPr>
               <w:spacing w:after="20" w:before="0"/>
             </w:pPr>
-            <w:hyperlink w:history="1" r:id="rIdrykxhf5btrg1urvklmrsq">
+            <w:hyperlink w:history="1" r:id="rIdjlorrds2mbcpitkfza9xr">
               <w:r>
                 <w:rPr>
                   <w:rFonts w:ascii="Arial" w:cs="Arial" w:eastAsia="Arial" w:hAnsi="Arial"/>
@@ -15455,7 +15455,7 @@
               <w:spacing w:after="10" w:before="0"/>
               <w:ind w:left="120"/>
             </w:pPr>
-            <w:hyperlink w:history="1" r:id="rIdeabi70lbr2zvmrl8gsjtx">
+            <w:hyperlink w:history="1" r:id="rId-dyj9lw9yaj6ectu3qh64">
               <w:r>
                 <w:rPr>
                   <w:rFonts w:ascii="Arial" w:cs="Arial" w:eastAsia="Arial" w:hAnsi="Arial"/>
@@ -15500,7 +15500,7 @@
             <w:pPr>
               <w:spacing w:after="20" w:before="0"/>
             </w:pPr>
-            <w:hyperlink w:history="1" r:id="rIdsgb1g7avzf2v1a5cnsmki">
+            <w:hyperlink w:history="1" r:id="rIdoto-nmvip-zar6hacoq1l">
               <w:r>
                 <w:rPr>
                   <w:rFonts w:ascii="Arial" w:cs="Arial" w:eastAsia="Arial" w:hAnsi="Arial"/>
@@ -15533,7 +15533,7 @@
               <w:spacing w:after="10" w:before="0"/>
               <w:ind w:left="120"/>
             </w:pPr>
-            <w:hyperlink w:history="1" r:id="rId8ri7yypj_gk57kqgkwabu">
+            <w:hyperlink w:history="1" r:id="rIdagvo4lwa4cqwbn1i80yb1">
               <w:r>
                 <w:rPr>
                   <w:rFonts w:ascii="Arial" w:cs="Arial" w:eastAsia="Arial" w:hAnsi="Arial"/>
@@ -15728,7 +15728,7 @@
             <w:pPr>
               <w:spacing w:after="20" w:before="0"/>
             </w:pPr>
-            <w:hyperlink w:history="1" r:id="rId2zmxrkqkizkwxak6njj_j">
+            <w:hyperlink w:history="1" r:id="rIdlaxhc7g2vweje8agkl0_v">
               <w:r>
                 <w:rPr>
                   <w:rFonts w:ascii="Arial" w:cs="Arial" w:eastAsia="Arial" w:hAnsi="Arial"/>
@@ -15761,7 +15761,7 @@
               <w:spacing w:after="10" w:before="0"/>
               <w:ind w:left="120"/>
             </w:pPr>
-            <w:hyperlink w:history="1" r:id="rIdrz7cyfuaqd5te9qigdo9-">
+            <w:hyperlink w:history="1" r:id="rId8xbcnpi5zrkjbyawpln57">
               <w:r>
                 <w:rPr>
                   <w:rFonts w:ascii="Arial" w:cs="Arial" w:eastAsia="Arial" w:hAnsi="Arial"/>
@@ -15806,7 +15806,7 @@
             <w:pPr>
               <w:spacing w:after="20" w:before="0"/>
             </w:pPr>
-            <w:hyperlink w:history="1" r:id="rIdkx8ixe9lt9wd8lyg0ylxo">
+            <w:hyperlink w:history="1" r:id="rIdrs64up8jsxb_l_b46_4bu">
               <w:r>
                 <w:rPr>
                   <w:rFonts w:ascii="Arial" w:cs="Arial" w:eastAsia="Arial" w:hAnsi="Arial"/>
@@ -15839,7 +15839,7 @@
               <w:spacing w:after="10" w:before="0"/>
               <w:ind w:left="120"/>
             </w:pPr>
-            <w:hyperlink w:history="1" r:id="rIdwx48zytu7nvuyi7ryluls">
+            <w:hyperlink w:history="1" r:id="rIddybupxincfnshbj5rim_q">
               <w:r>
                 <w:rPr>
                   <w:rFonts w:ascii="Arial" w:cs="Arial" w:eastAsia="Arial" w:hAnsi="Arial"/>
@@ -16034,7 +16034,7 @@
             <w:pPr>
               <w:spacing w:after="20" w:before="0"/>
             </w:pPr>
-            <w:hyperlink w:history="1" r:id="rIdubvn-annm53gcn6xnzxg5">
+            <w:hyperlink w:history="1" r:id="rIdua8t1wyiau4zuxx7cdmvo">
               <w:r>
                 <w:rPr>
                   <w:rFonts w:ascii="Arial" w:cs="Arial" w:eastAsia="Arial" w:hAnsi="Arial"/>
@@ -16067,7 +16067,7 @@
               <w:spacing w:after="10" w:before="0"/>
               <w:ind w:left="120"/>
             </w:pPr>
-            <w:hyperlink w:history="1" r:id="rId89xsqe2jisatziimwqbyw">
+            <w:hyperlink w:history="1" r:id="rIdoayqivavt_jpcwd2sfwbx">
               <w:r>
                 <w:rPr>
                   <w:rFonts w:ascii="Arial" w:cs="Arial" w:eastAsia="Arial" w:hAnsi="Arial"/>
@@ -16112,7 +16112,7 @@
             <w:pPr>
               <w:spacing w:after="20" w:before="0"/>
             </w:pPr>
-            <w:hyperlink w:history="1" r:id="rIdk03gl8kui-ymn_jpkkxpq">
+            <w:hyperlink w:history="1" r:id="rIdfvyajoqom61_ronhy9960">
               <w:r>
                 <w:rPr>
                   <w:rFonts w:ascii="Arial" w:cs="Arial" w:eastAsia="Arial" w:hAnsi="Arial"/>
@@ -16145,7 +16145,7 @@
               <w:spacing w:after="10" w:before="0"/>
               <w:ind w:left="120"/>
             </w:pPr>
-            <w:hyperlink w:history="1" r:id="rId0iddmzomok9j5isxrkcgv">
+            <w:hyperlink w:history="1" r:id="rIdb-ly_qntdocbms13lygdj">
               <w:r>
                 <w:rPr>
                   <w:rFonts w:ascii="Arial" w:cs="Arial" w:eastAsia="Arial" w:hAnsi="Arial"/>
@@ -16340,7 +16340,7 @@
             <w:pPr>
               <w:spacing w:after="20" w:before="0"/>
             </w:pPr>
-            <w:hyperlink w:history="1" r:id="rIdjkcnrh2vocbcw1z2bti8c">
+            <w:hyperlink w:history="1" r:id="rIdy3dfmx28oymmlsmuczl3y">
               <w:r>
                 <w:rPr>
                   <w:rFonts w:ascii="Arial" w:cs="Arial" w:eastAsia="Arial" w:hAnsi="Arial"/>
@@ -16373,7 +16373,7 @@
               <w:spacing w:after="10" w:before="0"/>
               <w:ind w:left="120"/>
             </w:pPr>
-            <w:hyperlink w:history="1" r:id="rId5dh738zdb7co8jcpfvs2i">
+            <w:hyperlink w:history="1" r:id="rIdk6wq7quxnueaz2v3efgty">
               <w:r>
                 <w:rPr>
                   <w:rFonts w:ascii="Arial" w:cs="Arial" w:eastAsia="Arial" w:hAnsi="Arial"/>
@@ -16418,7 +16418,7 @@
             <w:pPr>
               <w:spacing w:after="20" w:before="0"/>
             </w:pPr>
-            <w:hyperlink w:history="1" r:id="rIdjg68hyqxrh2tqyyfpy8go">
+            <w:hyperlink w:history="1" r:id="rId_fyi8zuqcmmrw0as1aq7j">
               <w:r>
                 <w:rPr>
                   <w:rFonts w:ascii="Arial" w:cs="Arial" w:eastAsia="Arial" w:hAnsi="Arial"/>
@@ -16451,7 +16451,7 @@
               <w:spacing w:after="10" w:before="0"/>
               <w:ind w:left="120"/>
             </w:pPr>
-            <w:hyperlink w:history="1" r:id="rIds0xee2jecj4hq36aui9no">
+            <w:hyperlink w:history="1" r:id="rIdog9iy5bfedfijfevtpmhp">
               <w:r>
                 <w:rPr>
                   <w:rFonts w:ascii="Arial" w:cs="Arial" w:eastAsia="Arial" w:hAnsi="Arial"/>
@@ -18117,7 +18117,7 @@
             <w:pPr>
               <w:spacing w:after="20" w:before="0"/>
             </w:pPr>
-            <w:hyperlink w:history="1" r:id="rIdisq_pqxgzilrzxd5pa9rb">
+            <w:hyperlink w:history="1" r:id="rIdh_i6gurac4e_rfjuabozp">
               <w:r>
                 <w:rPr>
                   <w:rFonts w:ascii="Arial" w:cs="Arial" w:eastAsia="Arial" w:hAnsi="Arial"/>
@@ -18150,7 +18150,7 @@
               <w:spacing w:after="10" w:before="0"/>
               <w:ind w:left="120"/>
             </w:pPr>
-            <w:hyperlink w:history="1" r:id="rIdhhluyknj2o2fchl6d5stu">
+            <w:hyperlink w:history="1" r:id="rId-_0bgsb3ytn14bwp2khgk">
               <w:r>
                 <w:rPr>
                   <w:rFonts w:ascii="Arial" w:cs="Arial" w:eastAsia="Arial" w:hAnsi="Arial"/>
@@ -18195,7 +18195,7 @@
             <w:pPr>
               <w:spacing w:after="20" w:before="0"/>
             </w:pPr>
-            <w:hyperlink w:history="1" r:id="rIdl8lghwtf4nxwm66gmjg4x">
+            <w:hyperlink w:history="1" r:id="rIdgqbdbtjhuerv0xjnxgy-g">
               <w:r>
                 <w:rPr>
                   <w:rFonts w:ascii="Arial" w:cs="Arial" w:eastAsia="Arial" w:hAnsi="Arial"/>
@@ -18228,7 +18228,7 @@
               <w:spacing w:after="10" w:before="0"/>
               <w:ind w:left="120"/>
             </w:pPr>
-            <w:hyperlink w:history="1" r:id="rIdhqlfksxsb9cq1flypob-a">
+            <w:hyperlink w:history="1" r:id="rIdnjm8kg_pxi7qefn36wmsl">
               <w:r>
                 <w:rPr>
                   <w:rFonts w:ascii="Arial" w:cs="Arial" w:eastAsia="Arial" w:hAnsi="Arial"/>
@@ -18423,7 +18423,7 @@
             <w:pPr>
               <w:spacing w:after="20" w:before="0"/>
             </w:pPr>
-            <w:hyperlink w:history="1" r:id="rIdq5qynrdx4gypcahdg2-wj">
+            <w:hyperlink w:history="1" r:id="rIdlefp5txmq8-kavkv1qtbf">
               <w:r>
                 <w:rPr>
                   <w:rFonts w:ascii="Arial" w:cs="Arial" w:eastAsia="Arial" w:hAnsi="Arial"/>
@@ -18456,7 +18456,7 @@
               <w:spacing w:after="10" w:before="0"/>
               <w:ind w:left="120"/>
             </w:pPr>
-            <w:hyperlink w:history="1" r:id="rIdiewlhw4uq08zkq7jdqhct">
+            <w:hyperlink w:history="1" r:id="rIdkdv4kgad7zz0-ukxwwsof">
               <w:r>
                 <w:rPr>
                   <w:rFonts w:ascii="Arial" w:cs="Arial" w:eastAsia="Arial" w:hAnsi="Arial"/>
@@ -18501,7 +18501,7 @@
             <w:pPr>
               <w:spacing w:after="20" w:before="0"/>
             </w:pPr>
-            <w:hyperlink w:history="1" r:id="rIds9jhr1jyb4d2ti16gstb0">
+            <w:hyperlink w:history="1" r:id="rIdwft3pe0wxos4qtmfagncf">
               <w:r>
                 <w:rPr>
                   <w:rFonts w:ascii="Arial" w:cs="Arial" w:eastAsia="Arial" w:hAnsi="Arial"/>
@@ -18534,7 +18534,7 @@
               <w:spacing w:after="10" w:before="0"/>
               <w:ind w:left="120"/>
             </w:pPr>
-            <w:hyperlink w:history="1" r:id="rId07hwne4hukx3z06t8varm">
+            <w:hyperlink w:history="1" r:id="rIdoagsp-xr9v_kfhjheuvr8">
               <w:r>
                 <w:rPr>
                   <w:rFonts w:ascii="Arial" w:cs="Arial" w:eastAsia="Arial" w:hAnsi="Arial"/>
@@ -18729,7 +18729,7 @@
             <w:pPr>
               <w:spacing w:after="20" w:before="0"/>
             </w:pPr>
-            <w:hyperlink w:history="1" r:id="rIdewfzyfz2lwbcvtunrbuaq">
+            <w:hyperlink w:history="1" r:id="rIddgqhtvj9ekplx6hveigi_">
               <w:r>
                 <w:rPr>
                   <w:rFonts w:ascii="Arial" w:cs="Arial" w:eastAsia="Arial" w:hAnsi="Arial"/>
@@ -18762,7 +18762,7 @@
               <w:spacing w:after="10" w:before="0"/>
               <w:ind w:left="120"/>
             </w:pPr>
-            <w:hyperlink w:history="1" r:id="rIdaxvkheapqfrd0c9ki7rn0">
+            <w:hyperlink w:history="1" r:id="rIdf_wbu41g9lbnn7f2f1c68">
               <w:r>
                 <w:rPr>
                   <w:rFonts w:ascii="Arial" w:cs="Arial" w:eastAsia="Arial" w:hAnsi="Arial"/>
@@ -18807,7 +18807,7 @@
             <w:pPr>
               <w:spacing w:after="20" w:before="0"/>
             </w:pPr>
-            <w:hyperlink w:history="1" r:id="rIdwvtacey8bewwt6rarpapj">
+            <w:hyperlink w:history="1" r:id="rIdfl-7_7finrd4o0etmuw0w">
               <w:r>
                 <w:rPr>
                   <w:rFonts w:ascii="Arial" w:cs="Arial" w:eastAsia="Arial" w:hAnsi="Arial"/>
@@ -18840,7 +18840,7 @@
               <w:spacing w:after="10" w:before="0"/>
               <w:ind w:left="120"/>
             </w:pPr>
-            <w:hyperlink w:history="1" r:id="rIdc39wwj7hg_t2lsezipfsz">
+            <w:hyperlink w:history="1" r:id="rIdib4o0nadf8ag_dj2doaz9">
               <w:r>
                 <w:rPr>
                   <w:rFonts w:ascii="Arial" w:cs="Arial" w:eastAsia="Arial" w:hAnsi="Arial"/>
@@ -19035,7 +19035,7 @@
             <w:pPr>
               <w:spacing w:after="20" w:before="0"/>
             </w:pPr>
-            <w:hyperlink w:history="1" r:id="rIdxbczan1szeimx7-ce3jd2">
+            <w:hyperlink w:history="1" r:id="rIdxv5u4dizgdlsar4_yz09g">
               <w:r>
                 <w:rPr>
                   <w:rFonts w:ascii="Arial" w:cs="Arial" w:eastAsia="Arial" w:hAnsi="Arial"/>
@@ -19068,7 +19068,7 @@
               <w:spacing w:after="10" w:before="0"/>
               <w:ind w:left="120"/>
             </w:pPr>
-            <w:hyperlink w:history="1" r:id="rIdowvvc__nrihfhpto-rthc">
+            <w:hyperlink w:history="1" r:id="rIdsezkrwi5lzye-smzedr_y">
               <w:r>
                 <w:rPr>
                   <w:rFonts w:ascii="Arial" w:cs="Arial" w:eastAsia="Arial" w:hAnsi="Arial"/>
@@ -19113,7 +19113,7 @@
             <w:pPr>
               <w:spacing w:after="20" w:before="0"/>
             </w:pPr>
-            <w:hyperlink w:history="1" r:id="rId8yubc2ldbx3xawmriltqw">
+            <w:hyperlink w:history="1" r:id="rIdzj51vdzdpjwlhrnxbhxcw">
               <w:r>
                 <w:rPr>
                   <w:rFonts w:ascii="Arial" w:cs="Arial" w:eastAsia="Arial" w:hAnsi="Arial"/>
@@ -19146,7 +19146,7 @@
               <w:spacing w:after="10" w:before="0"/>
               <w:ind w:left="120"/>
             </w:pPr>
-            <w:hyperlink w:history="1" r:id="rIdvjhy2gxzjz-nliat-hmvc">
+            <w:hyperlink w:history="1" r:id="rId9cv-zga6yzlouxcmgvgnc">
               <w:r>
                 <w:rPr>
                   <w:rFonts w:ascii="Arial" w:cs="Arial" w:eastAsia="Arial" w:hAnsi="Arial"/>
@@ -19341,7 +19341,7 @@
             <w:pPr>
               <w:spacing w:after="20" w:before="0"/>
             </w:pPr>
-            <w:hyperlink w:history="1" r:id="rIdhvo111fanqd8d6jeqmmh-">
+            <w:hyperlink w:history="1" r:id="rId8bf78wfmmyhxjshkejns8">
               <w:r>
                 <w:rPr>
                   <w:rFonts w:ascii="Arial" w:cs="Arial" w:eastAsia="Arial" w:hAnsi="Arial"/>
@@ -19374,7 +19374,7 @@
               <w:spacing w:after="10" w:before="0"/>
               <w:ind w:left="120"/>
             </w:pPr>
-            <w:hyperlink w:history="1" r:id="rIdks1nnir9m7n3cb9jsoa0f">
+            <w:hyperlink w:history="1" r:id="rIdmxy2calbt5srac76ols0a">
               <w:r>
                 <w:rPr>
                   <w:rFonts w:ascii="Arial" w:cs="Arial" w:eastAsia="Arial" w:hAnsi="Arial"/>
@@ -19419,7 +19419,7 @@
             <w:pPr>
               <w:spacing w:after="20" w:before="0"/>
             </w:pPr>
-            <w:hyperlink w:history="1" r:id="rIdwktanrzo35qm29jbtpsvq">
+            <w:hyperlink w:history="1" r:id="rId84olak9wqy10xetmgbkar">
               <w:r>
                 <w:rPr>
                   <w:rFonts w:ascii="Arial" w:cs="Arial" w:eastAsia="Arial" w:hAnsi="Arial"/>
@@ -19452,7 +19452,7 @@
               <w:spacing w:after="10" w:before="0"/>
               <w:ind w:left="120"/>
             </w:pPr>
-            <w:hyperlink w:history="1" r:id="rIdxp6vl0lbryalfvwh2ze__">
+            <w:hyperlink w:history="1" r:id="rIdnn31pstudvwidybqe0o1_">
               <w:r>
                 <w:rPr>
                   <w:rFonts w:ascii="Arial" w:cs="Arial" w:eastAsia="Arial" w:hAnsi="Arial"/>
@@ -21091,7 +21091,7 @@
             <w:pPr>
               <w:spacing w:after="20" w:before="0"/>
             </w:pPr>
-            <w:hyperlink w:history="1" r:id="rId-lvzd2a3_mrvdsvayblik">
+            <w:hyperlink w:history="1" r:id="rIdlvt3tivuffmzwpzkn440b">
               <w:r>
                 <w:rPr>
                   <w:rFonts w:ascii="Arial" w:cs="Arial" w:eastAsia="Arial" w:hAnsi="Arial"/>
@@ -21124,7 +21124,7 @@
               <w:spacing w:after="10" w:before="0"/>
               <w:ind w:left="120"/>
             </w:pPr>
-            <w:hyperlink w:history="1" r:id="rId01anxfbio0t-wsoq5zz4e">
+            <w:hyperlink w:history="1" r:id="rIdzm9cuw5cdsfgh1zj0bont">
               <w:r>
                 <w:rPr>
                   <w:rFonts w:ascii="Arial" w:cs="Arial" w:eastAsia="Arial" w:hAnsi="Arial"/>
@@ -21169,7 +21169,7 @@
             <w:pPr>
               <w:spacing w:after="20" w:before="0"/>
             </w:pPr>
-            <w:hyperlink w:history="1" r:id="rIdzdffd0rref6eqv8zk0q0e">
+            <w:hyperlink w:history="1" r:id="rIdf94ypjp63yaiwl13bwfym">
               <w:r>
                 <w:rPr>
                   <w:rFonts w:ascii="Arial" w:cs="Arial" w:eastAsia="Arial" w:hAnsi="Arial"/>
@@ -21202,7 +21202,7 @@
               <w:spacing w:after="10" w:before="0"/>
               <w:ind w:left="120"/>
             </w:pPr>
-            <w:hyperlink w:history="1" r:id="rIdh1bjmkcqu4qnunffvs-oz">
+            <w:hyperlink w:history="1" r:id="rIdqz4cayf-cnrd0tiug93o6">
               <w:r>
                 <w:rPr>
                   <w:rFonts w:ascii="Arial" w:cs="Arial" w:eastAsia="Arial" w:hAnsi="Arial"/>
@@ -21397,7 +21397,7 @@
             <w:pPr>
               <w:spacing w:after="20" w:before="0"/>
             </w:pPr>
-            <w:hyperlink w:history="1" r:id="rIdfzvha-a3gydhv_ysbythe">
+            <w:hyperlink w:history="1" r:id="rIdx4gjgkjj7tvnlt6wk_b2o">
               <w:r>
                 <w:rPr>
                   <w:rFonts w:ascii="Arial" w:cs="Arial" w:eastAsia="Arial" w:hAnsi="Arial"/>
@@ -21430,7 +21430,7 @@
               <w:spacing w:after="10" w:before="0"/>
               <w:ind w:left="120"/>
             </w:pPr>
-            <w:hyperlink w:history="1" r:id="rIdq2ruq5ennlkz51brz9nep">
+            <w:hyperlink w:history="1" r:id="rIdsql7cbina99oofc1c8tqv">
               <w:r>
                 <w:rPr>
                   <w:rFonts w:ascii="Arial" w:cs="Arial" w:eastAsia="Arial" w:hAnsi="Arial"/>
@@ -21475,7 +21475,7 @@
             <w:pPr>
               <w:spacing w:after="20" w:before="0"/>
             </w:pPr>
-            <w:hyperlink w:history="1" r:id="rIdgxz7jtpevgl56mblkwsp-">
+            <w:hyperlink w:history="1" r:id="rIdppkeokcy4jhghhex9qptm">
               <w:r>
                 <w:rPr>
                   <w:rFonts w:ascii="Arial" w:cs="Arial" w:eastAsia="Arial" w:hAnsi="Arial"/>
@@ -21508,7 +21508,7 @@
               <w:spacing w:after="10" w:before="0"/>
               <w:ind w:left="120"/>
             </w:pPr>
-            <w:hyperlink w:history="1" r:id="rId4jvnvb9yrkdlszk95g-fo">
+            <w:hyperlink w:history="1" r:id="rId_fsa5oglg4xtqhdrdeqb-">
               <w:r>
                 <w:rPr>
                   <w:rFonts w:ascii="Arial" w:cs="Arial" w:eastAsia="Arial" w:hAnsi="Arial"/>
@@ -21969,7 +21969,7 @@
             <w:pPr>
               <w:spacing w:after="20" w:before="0"/>
             </w:pPr>
-            <w:hyperlink w:history="1" r:id="rIdoftqx6h2wuap3woubrs3i">
+            <w:hyperlink w:history="1" r:id="rIdcfkm4uj5zgpxhl_vwramo">
               <w:r>
                 <w:rPr>
                   <w:rFonts w:ascii="Arial" w:cs="Arial" w:eastAsia="Arial" w:hAnsi="Arial"/>
@@ -22002,7 +22002,7 @@
               <w:spacing w:after="10" w:before="0"/>
               <w:ind w:left="120"/>
             </w:pPr>
-            <w:hyperlink w:history="1" r:id="rIdti43hgwzu1faozai7h99x">
+            <w:hyperlink w:history="1" r:id="rIdxqk14hytj0f_skqvajtqb">
               <w:r>
                 <w:rPr>
                   <w:rFonts w:ascii="Arial" w:cs="Arial" w:eastAsia="Arial" w:hAnsi="Arial"/>
@@ -22047,7 +22047,7 @@
             <w:pPr>
               <w:spacing w:after="20" w:before="0"/>
             </w:pPr>
-            <w:hyperlink w:history="1" r:id="rIddcs4vzajnevqhtp9b7df_">
+            <w:hyperlink w:history="1" r:id="rIdy8qnwcyorjwlnobdwgetw">
               <w:r>
                 <w:rPr>
                   <w:rFonts w:ascii="Arial" w:cs="Arial" w:eastAsia="Arial" w:hAnsi="Arial"/>
@@ -22080,7 +22080,7 @@
               <w:spacing w:after="10" w:before="0"/>
               <w:ind w:left="120"/>
             </w:pPr>
-            <w:hyperlink w:history="1" r:id="rIdtds9mljy4ndjuywvlbjiq">
+            <w:hyperlink w:history="1" r:id="rIdleu19cnzk4ystoy-x34zu">
               <w:r>
                 <w:rPr>
                   <w:rFonts w:ascii="Arial" w:cs="Arial" w:eastAsia="Arial" w:hAnsi="Arial"/>
@@ -22465,7 +22465,7 @@
             <w:pPr>
               <w:spacing w:after="20" w:before="0"/>
             </w:pPr>
-            <w:hyperlink w:history="1" r:id="rIdk0ceij6exykcgqjcdqyzr">
+            <w:hyperlink w:history="1" r:id="rId4ivm6t72nn2w_w5tlxtct">
               <w:r>
                 <w:rPr>
                   <w:rFonts w:ascii="Arial" w:cs="Arial" w:eastAsia="Arial" w:hAnsi="Arial"/>
@@ -22498,7 +22498,7 @@
               <w:spacing w:after="10" w:before="0"/>
               <w:ind w:left="120"/>
             </w:pPr>
-            <w:hyperlink w:history="1" r:id="rIdvk2u5wvtpms5rrzgqa8u2">
+            <w:hyperlink w:history="1" r:id="rId59upp_6pesipwdtqcel7k">
               <w:r>
                 <w:rPr>
                   <w:rFonts w:ascii="Arial" w:cs="Arial" w:eastAsia="Arial" w:hAnsi="Arial"/>
@@ -22543,7 +22543,7 @@
             <w:pPr>
               <w:spacing w:after="20" w:before="0"/>
             </w:pPr>
-            <w:hyperlink w:history="1" r:id="rIdhod3mwujcj4ogexvssucc">
+            <w:hyperlink w:history="1" r:id="rIdbg0tkuwa4vexqrtd6uum6">
               <w:r>
                 <w:rPr>
                   <w:rFonts w:ascii="Arial" w:cs="Arial" w:eastAsia="Arial" w:hAnsi="Arial"/>
@@ -22576,7 +22576,7 @@
               <w:spacing w:after="10" w:before="0"/>
               <w:ind w:left="120"/>
             </w:pPr>
-            <w:hyperlink w:history="1" r:id="rId_kew3jt0-blpskpyqfxik">
+            <w:hyperlink w:history="1" r:id="rIdmfztlkw8rlnrroel41hnh">
               <w:r>
                 <w:rPr>
                   <w:rFonts w:ascii="Arial" w:cs="Arial" w:eastAsia="Arial" w:hAnsi="Arial"/>
@@ -22885,7 +22885,7 @@
             <w:pPr>
               <w:spacing w:after="20" w:before="0"/>
             </w:pPr>
-            <w:hyperlink w:history="1" r:id="rIdqrrzxrn-99lui10uq41r4">
+            <w:hyperlink w:history="1" r:id="rIdhsjdpv-9iy2la8b02cit8">
               <w:r>
                 <w:rPr>
                   <w:rFonts w:ascii="Arial" w:cs="Arial" w:eastAsia="Arial" w:hAnsi="Arial"/>
@@ -22918,7 +22918,7 @@
               <w:spacing w:after="10" w:before="0"/>
               <w:ind w:left="120"/>
             </w:pPr>
-            <w:hyperlink w:history="1" r:id="rIdzvyyiiwjwq1o-xswwerpm">
+            <w:hyperlink w:history="1" r:id="rIdxkj4odg5xnjytnbimn5lu">
               <w:r>
                 <w:rPr>
                   <w:rFonts w:ascii="Arial" w:cs="Arial" w:eastAsia="Arial" w:hAnsi="Arial"/>
@@ -22963,7 +22963,7 @@
             <w:pPr>
               <w:spacing w:after="20" w:before="0"/>
             </w:pPr>
-            <w:hyperlink w:history="1" r:id="rIdk-avkep-xtalgd8yzfxvh">
+            <w:hyperlink w:history="1" r:id="rIdvtyt3hyn5qmu39mtgu60o">
               <w:r>
                 <w:rPr>
                   <w:rFonts w:ascii="Arial" w:cs="Arial" w:eastAsia="Arial" w:hAnsi="Arial"/>
@@ -22996,7 +22996,7 @@
               <w:spacing w:after="10" w:before="0"/>
               <w:ind w:left="120"/>
             </w:pPr>
-            <w:hyperlink w:history="1" r:id="rIdvsqfcshnk4h3dbhqkqfkj">
+            <w:hyperlink w:history="1" r:id="rIdbua4rik2zxyk-8_1a65ac">
               <w:r>
                 <w:rPr>
                   <w:rFonts w:ascii="Arial" w:cs="Arial" w:eastAsia="Arial" w:hAnsi="Arial"/>
@@ -24718,7 +24718,7 @@
             <w:pPr>
               <w:spacing w:after="20" w:before="0"/>
             </w:pPr>
-            <w:hyperlink w:history="1" r:id="rIdhg67m0lqso0-fmvymxssu">
+            <w:hyperlink w:history="1" r:id="rIdauqlnavluzd5si2ex0yxn">
               <w:r>
                 <w:rPr>
                   <w:rFonts w:ascii="Arial" w:cs="Arial" w:eastAsia="Arial" w:hAnsi="Arial"/>
@@ -24751,7 +24751,7 @@
               <w:spacing w:after="10" w:before="0"/>
               <w:ind w:left="120"/>
             </w:pPr>
-            <w:hyperlink w:history="1" r:id="rId8ttrmmcmuqg4lkjbmr5ox">
+            <w:hyperlink w:history="1" r:id="rIdqaty7pys4tntbsxnqvsts">
               <w:r>
                 <w:rPr>
                   <w:rFonts w:ascii="Arial" w:cs="Arial" w:eastAsia="Arial" w:hAnsi="Arial"/>
@@ -24796,7 +24796,7 @@
             <w:pPr>
               <w:spacing w:after="20" w:before="0"/>
             </w:pPr>
-            <w:hyperlink w:history="1" r:id="rIdfehfucd1kwsdid-df33pp">
+            <w:hyperlink w:history="1" r:id="rIdgfwvs0eqwltoqxwy3a_bx">
               <w:r>
                 <w:rPr>
                   <w:rFonts w:ascii="Arial" w:cs="Arial" w:eastAsia="Arial" w:hAnsi="Arial"/>
@@ -24829,7 +24829,7 @@
               <w:spacing w:after="10" w:before="0"/>
               <w:ind w:left="120"/>
             </w:pPr>
-            <w:hyperlink w:history="1" r:id="rIdhwj8vwgr3lzub6oei8rkm">
+            <w:hyperlink w:history="1" r:id="rIdybxt1rkeveggfuo8jqk1f">
               <w:r>
                 <w:rPr>
                   <w:rFonts w:ascii="Arial" w:cs="Arial" w:eastAsia="Arial" w:hAnsi="Arial"/>
@@ -25024,7 +25024,7 @@
             <w:pPr>
               <w:spacing w:after="20" w:before="0"/>
             </w:pPr>
-            <w:hyperlink w:history="1" r:id="rIdgtjkyphkbo_ip4fhtmqdj">
+            <w:hyperlink w:history="1" r:id="rIdy59st7e2dvbyewwovvuk3">
               <w:r>
                 <w:rPr>
                   <w:rFonts w:ascii="Arial" w:cs="Arial" w:eastAsia="Arial" w:hAnsi="Arial"/>
@@ -25057,7 +25057,7 @@
               <w:spacing w:after="10" w:before="0"/>
               <w:ind w:left="120"/>
             </w:pPr>
-            <w:hyperlink w:history="1" r:id="rIdctpix5s6wkppkb6ulgwyw">
+            <w:hyperlink w:history="1" r:id="rIdwtso2_huolhfkqx4dd1lu">
               <w:r>
                 <w:rPr>
                   <w:rFonts w:ascii="Arial" w:cs="Arial" w:eastAsia="Arial" w:hAnsi="Arial"/>
@@ -25102,7 +25102,7 @@
             <w:pPr>
               <w:spacing w:after="20" w:before="0"/>
             </w:pPr>
-            <w:hyperlink w:history="1" r:id="rId0a49a5ek0yygms0nh9tyx">
+            <w:hyperlink w:history="1" r:id="rIdwmokxudcga7te1xzmr_mt">
               <w:r>
                 <w:rPr>
                   <w:rFonts w:ascii="Arial" w:cs="Arial" w:eastAsia="Arial" w:hAnsi="Arial"/>
@@ -25135,7 +25135,7 @@
               <w:spacing w:after="10" w:before="0"/>
               <w:ind w:left="120"/>
             </w:pPr>
-            <w:hyperlink w:history="1" r:id="rIdpllg81ii1it9znjidm5fy">
+            <w:hyperlink w:history="1" r:id="rIds-3bsvsjr72rb3rxcohub">
               <w:r>
                 <w:rPr>
                   <w:rFonts w:ascii="Arial" w:cs="Arial" w:eastAsia="Arial" w:hAnsi="Arial"/>
@@ -25330,7 +25330,7 @@
             <w:pPr>
               <w:spacing w:after="20" w:before="0"/>
             </w:pPr>
-            <w:hyperlink w:history="1" r:id="rIdjf8pxfslzou8ojlmwgznw">
+            <w:hyperlink w:history="1" r:id="rId9m3dz9nknyt584ck5g5gt">
               <w:r>
                 <w:rPr>
                   <w:rFonts w:ascii="Arial" w:cs="Arial" w:eastAsia="Arial" w:hAnsi="Arial"/>
@@ -25363,7 +25363,7 @@
               <w:spacing w:after="10" w:before="0"/>
               <w:ind w:left="120"/>
             </w:pPr>
-            <w:hyperlink w:history="1" r:id="rIdwk9vnyzgyn845wox4y1vc">
+            <w:hyperlink w:history="1" r:id="rIdisl7an0p44r7omh_gczl7">
               <w:r>
                 <w:rPr>
                   <w:rFonts w:ascii="Arial" w:cs="Arial" w:eastAsia="Arial" w:hAnsi="Arial"/>
@@ -25408,7 +25408,7 @@
             <w:pPr>
               <w:spacing w:after="20" w:before="0"/>
             </w:pPr>
-            <w:hyperlink w:history="1" r:id="rIdrqfyb8cnzsnqjiioufdhl">
+            <w:hyperlink w:history="1" r:id="rId5usziy4p0vgmizfoue-jw">
               <w:r>
                 <w:rPr>
                   <w:rFonts w:ascii="Arial" w:cs="Arial" w:eastAsia="Arial" w:hAnsi="Arial"/>
@@ -25441,7 +25441,7 @@
               <w:spacing w:after="10" w:before="0"/>
               <w:ind w:left="120"/>
             </w:pPr>
-            <w:hyperlink w:history="1" r:id="rIddwbldfjsh4puy0vd31bri">
+            <w:hyperlink w:history="1" r:id="rIdanamoljttbzzm7zhkn2ui">
               <w:r>
                 <w:rPr>
                   <w:rFonts w:ascii="Arial" w:cs="Arial" w:eastAsia="Arial" w:hAnsi="Arial"/>
@@ -25636,7 +25636,7 @@
             <w:pPr>
               <w:spacing w:after="20" w:before="0"/>
             </w:pPr>
-            <w:hyperlink w:history="1" r:id="rIdqivndbwtl1b2w3vggagjj">
+            <w:hyperlink w:history="1" r:id="rIdcnj6ld8q1hhlqyqwrljsk">
               <w:r>
                 <w:rPr>
                   <w:rFonts w:ascii="Arial" w:cs="Arial" w:eastAsia="Arial" w:hAnsi="Arial"/>
@@ -25669,7 +25669,7 @@
               <w:spacing w:after="10" w:before="0"/>
               <w:ind w:left="120"/>
             </w:pPr>
-            <w:hyperlink w:history="1" r:id="rIdbjrygfrve6nfoobvmlsq_">
+            <w:hyperlink w:history="1" r:id="rIddpwdrdi6l8amdt9hfvjm2">
               <w:r>
                 <w:rPr>
                   <w:rFonts w:ascii="Arial" w:cs="Arial" w:eastAsia="Arial" w:hAnsi="Arial"/>
@@ -25714,7 +25714,7 @@
             <w:pPr>
               <w:spacing w:after="20" w:before="0"/>
             </w:pPr>
-            <w:hyperlink w:history="1" r:id="rIdk3zrpx7xm-sf5ibrj8e0c">
+            <w:hyperlink w:history="1" r:id="rIdmntch8sf5x6hjttwdwmvd">
               <w:r>
                 <w:rPr>
                   <w:rFonts w:ascii="Arial" w:cs="Arial" w:eastAsia="Arial" w:hAnsi="Arial"/>
@@ -25747,7 +25747,7 @@
               <w:spacing w:after="10" w:before="0"/>
               <w:ind w:left="120"/>
             </w:pPr>
-            <w:hyperlink w:history="1" r:id="rIds8f_z-cpxwizzbnk3xnky">
+            <w:hyperlink w:history="1" r:id="rIdrabin38qky-xiwcicankd">
               <w:r>
                 <w:rPr>
                   <w:rFonts w:ascii="Arial" w:cs="Arial" w:eastAsia="Arial" w:hAnsi="Arial"/>
@@ -25942,7 +25942,7 @@
             <w:pPr>
               <w:spacing w:after="20" w:before="0"/>
             </w:pPr>
-            <w:hyperlink w:history="1" r:id="rId2mlrjchhxfxiomjekxpuz">
+            <w:hyperlink w:history="1" r:id="rIdeizc_i6ey0sa6bf61x6nu">
               <w:r>
                 <w:rPr>
                   <w:rFonts w:ascii="Arial" w:cs="Arial" w:eastAsia="Arial" w:hAnsi="Arial"/>
@@ -25975,7 +25975,7 @@
               <w:spacing w:after="10" w:before="0"/>
               <w:ind w:left="120"/>
             </w:pPr>
-            <w:hyperlink w:history="1" r:id="rIdvynjgrgkzesd8l7atzh4t">
+            <w:hyperlink w:history="1" r:id="rIdf2vq98t5rl1dnmixg1u9o">
               <w:r>
                 <w:rPr>
                   <w:rFonts w:ascii="Arial" w:cs="Arial" w:eastAsia="Arial" w:hAnsi="Arial"/>
@@ -26020,7 +26020,7 @@
             <w:pPr>
               <w:spacing w:after="20" w:before="0"/>
             </w:pPr>
-            <w:hyperlink w:history="1" r:id="rIdzfubw-qfrursv1uozeaet">
+            <w:hyperlink w:history="1" r:id="rId3jitjfazyyjbnsahxeuun">
               <w:r>
                 <w:rPr>
                   <w:rFonts w:ascii="Arial" w:cs="Arial" w:eastAsia="Arial" w:hAnsi="Arial"/>
@@ -26053,7 +26053,7 @@
               <w:spacing w:after="10" w:before="0"/>
               <w:ind w:left="120"/>
             </w:pPr>
-            <w:hyperlink w:history="1" r:id="rIdsf27r_kswy33bvtvkitsp">
+            <w:hyperlink w:history="1" r:id="rId5vbqig8zrb_rfy5opuspp">
               <w:r>
                 <w:rPr>
                   <w:rFonts w:ascii="Arial" w:cs="Arial" w:eastAsia="Arial" w:hAnsi="Arial"/>
